--- a/templates/docx/Protokol_uzycia_testera_narkotykowego_TEMPLATE_placeholders.docx
+++ b/templates/docx/Protokol_uzycia_testera_narkotykowego_TEMPLATE_placeholders.docx
@@ -1,226 +1,549 @@
 
 <file path=word/document.xml><?xml version="1.0" encoding="utf-8"?>
-<w:document xmlns:wpc="http://schemas.microsoft.com/office/word/2010/wordprocessingCanvas" xmlns:cx="http://schemas.microsoft.com/office/drawing/2014/chartex" xmlns:cx1="http://schemas.microsoft.com/office/drawing/2015/9/8/chartex" xmlns:cx2="http://schemas.microsoft.com/office/drawing/2015/10/21/chartex" xmlns:cx3="http://schemas.microsoft.com/office/drawing/2016/5/9/chartex" xmlns:cx4="http://schemas.microsoft.com/office/drawing/2016/5/10/chartex" xmlns:cx5="http://schemas.microsoft.com/office/drawing/2016/5/11/chartex" xmlns:cx6="http://schemas.microsoft.com/office/drawing/2016/5/12/chartex" xmlns:cx7="http://schemas.microsoft.com/office/drawing/2016/5/13/chartex" xmlns:cx8="http://schemas.microsoft.com/office/drawing/2016/5/14/chartex" xmlns:mc="http://schemas.openxmlformats.org/markup-compatibility/2006" xmlns:aink="http://schemas.microsoft.com/office/drawing/2016/ink" xmlns:am3d="http://schemas.microsoft.com/office/drawing/2017/model3d" xmlns:o="urn:schemas-microsoft-com:office:office" xmlns:oel="http://schemas.microsoft.com/office/2019/extlst" xmlns:r="http://schemas.openxmlformats.org/officeDocument/2006/relationships" xmlns:m="http://schemas.openxmlformats.org/officeDocument/2006/math" xmlns:v="urn:schemas-microsoft-com:vml" xmlns:wp14="http://schemas.microsoft.com/office/word/2010/wordprocessingDrawing" xmlns:wp="http://schemas.openxmlformats.org/drawingml/2006/wordprocessingDrawing" xmlns:w10="urn:schemas-microsoft-com:office:word" xmlns:w="http://schemas.openxmlformats.org/wordprocessingml/2006/main" xmlns:w14="http://schemas.microsoft.com/office/word/2010/wordml" xmlns:w15="http://schemas.microsoft.com/office/word/2012/wordml" xmlns:w16cex="http://schemas.microsoft.com/office/word/2018/wordml/cex" xmlns:w16cid="http://schemas.microsoft.com/office/word/2016/wordml/cid" xmlns:w16="http://schemas.microsoft.com/office/word/2018/wordml" xmlns:w16du="http://schemas.microsoft.com/office/word/2023/wordml/word16du" xmlns:w16sdtdh="http://schemas.microsoft.com/office/word/2020/wordml/sdtdatahash" xmlns:w16sdtfl="http://schemas.microsoft.com/office/word/2024/wordml/sdtformatlock" xmlns:w16se="http://schemas.microsoft.com/office/word/2015/wordml/symex" xmlns:wpg="http://schemas.microsoft.com/office/word/2010/wordprocessingGroup" xmlns:wpi="http://schemas.microsoft.com/office/word/2010/wordprocessingInk" xmlns:wne="http://schemas.microsoft.com/office/word/2006/wordml" xmlns:wps="http://schemas.microsoft.com/office/word/2010/wordprocessingShape" mc:Ignorable="w14 w15 w16se w16cid w16 w16cex w16sdtdh w16sdtfl w16du wp14">
+<w:document xmlns:o="urn:schemas-microsoft-com:office:office" xmlns:r="http://schemas.openxmlformats.org/officeDocument/2006/relationships" xmlns:v="urn:schemas-microsoft-com:vml" xmlns:w="http://schemas.openxmlformats.org/wordprocessingml/2006/main" xmlns:w10="urn:schemas-microsoft-com:office:word" xmlns:wp="http://schemas.openxmlformats.org/drawingml/2006/wordprocessingDrawing" xmlns:pic="http://schemas.openxmlformats.org/drawingml/2006/picture" xmlns:wps="http://schemas.microsoft.com/office/word/2010/wordprocessingShape" xmlns:wpg="http://schemas.microsoft.com/office/word/2010/wordprocessingGroup" xmlns:mc="http://schemas.openxmlformats.org/markup-compatibility/2006" xmlns:wp14="http://schemas.microsoft.com/office/word/2010/wordprocessingDrawing" xmlns:w14="http://schemas.microsoft.com/office/word/2010/wordml" xmlns:w15="http://schemas.microsoft.com/office/word/2012/wordml" mc:Ignorable="w14 wp14 w15">
   <w:background w:color="FFFFFF"/>
   <w:body>
     <w:p>
       <w:pPr>
-        <w:pStyle w:val="Nagwek4"/>
-      </w:pPr>
-      <w:r>
-        <w:pict w14:anchorId="0FBD5965">
-          <v:shapetype id="_x0000_t202" coordsize="21600,21600" o:spt="202" path="m,l,21600r21600,l21600,xe">
-            <v:stroke joinstyle="miter"/>
-            <v:path gradientshapeok="t" o:connecttype="rect"/>
-          </v:shapetype>
-          <v:shape id="_x0000_s2050" type="#_x0000_t202" alt="" style="position:absolute;left:0;text-align:left;margin-left:378.6pt;margin-top:-14.15pt;width:193.45pt;height:93.35pt;z-index:1;mso-wrap-style:square;mso-wrap-edited:f;mso-width-percent:0;mso-height-percent:0;mso-wrap-distance-left:7.05pt;mso-wrap-distance-top:0;mso-wrap-distance-right:7.05pt;mso-wrap-distance-bottom:0;mso-position-horizontal:absolute;mso-position-horizontal-relative:page;mso-position-vertical:absolute;mso-position-vertical-relative:text;mso-width-percent:0;mso-height-percent:0;v-text-anchor:top" stroked="f">
-            <v:fill opacity="0" color2="black"/>
-            <v:textbox inset="0,0,0,0">
-              <w:txbxContent>
-                <w:tbl>
-                  <w:tblPr>
-                    <w:tblW w:w="0" w:type="auto"/>
-                    <w:tblInd w:w="70" w:type="dxa"/>
-                    <w:tblLayout w:type="fixed"/>
-                    <w:tblCellMar>
-                      <w:left w:w="70" w:type="dxa"/>
-                      <w:right w:w="70" w:type="dxa"/>
-                    </w:tblCellMar>
-                    <w:tblLook w:val="0000" w:firstRow="0" w:lastRow="0" w:firstColumn="0" w:lastColumn="0" w:noHBand="0" w:noVBand="0"/>
-                  </w:tblPr>
-                  <w:tblGrid>
-                    <w:gridCol w:w="3870"/>
-                  </w:tblGrid>
-                  <w:tr>
-                    <w:trPr>
-                      <w:trHeight w:val="1701"/>
-                    </w:trPr>
-                    <w:tc>
-                      <w:tcPr>
-                        <w:tcW w:w="3870" w:type="dxa"/>
-                        <w:tcBorders>
-                          <w:top w:val="single" w:sz="4" w:space="0" w:color="000000"/>
-                          <w:left w:val="single" w:sz="4" w:space="0" w:color="000000"/>
-                          <w:bottom w:val="single" w:sz="4" w:space="0" w:color="000000"/>
-                          <w:right w:val="single" w:sz="4" w:space="0" w:color="000000"/>
-                        </w:tcBorders>
-                        <w:shd w:val="clear" w:color="auto" w:fill="auto"/>
-                      </w:tcPr>
-                      <w:p>
-                        <w:pPr>
-                          <w:snapToGrid w:val="0"/>
-                        </w:pPr>
-                      </w:p>
-                      <w:p/>
-                      <w:p>
-                        <w:pPr>
-                          <w:rPr>
-                            <w:lang w:eastAsia="pl-PL"/>
-                          </w:rPr>
-                        </w:pPr>
-                        <w:r>
-                          <w:rPr>
-                            <w:lang w:eastAsia="pl-PL"/>
-                          </w:rPr>
-                          <w:t xml:space="preserve">      </w:t>
-                        </w:r>
-                        <w:r>
-                          <w:rPr>
-                            <w:lang w:eastAsia="pl-PL"/>
-                          </w:rPr>
-                          <w:t>${POSTEPOWANIE_NUMER}</w:t>
-                        </w:r>
-                      </w:p>
-                      <w:p>
-                        <w:r>
-                          <w:rPr>
-                            <w:i/>
-                            <w:vertAlign w:val="superscript"/>
-                            <w:lang w:eastAsia="pl-PL"/>
-                          </w:rPr>
-                          <w:t xml:space="preserve">             (nazwa i numer rejestru </w:t>
-                        </w:r>
-                        <w:proofErr w:type="gramStart"/>
-                        <w:r>
-                          <w:rPr>
-                            <w:i/>
-                            <w:vertAlign w:val="superscript"/>
-                            <w:lang w:eastAsia="pl-PL"/>
-                          </w:rPr>
-                          <w:t>albo  znak</w:t>
-                        </w:r>
-                        <w:proofErr w:type="gramEnd"/>
-                        <w:r>
-                          <w:rPr>
-                            <w:i/>
-                            <w:vertAlign w:val="superscript"/>
-                            <w:lang w:eastAsia="pl-PL"/>
-                          </w:rPr>
-                          <w:t xml:space="preserve">  sprawy)</w:t>
-                        </w:r>
-                      </w:p>
-                      <w:p>
-                        <w:pPr>
-                          <w:rPr>
-                            <w:lang w:eastAsia="pl-PL"/>
-                          </w:rPr>
-                        </w:pPr>
-                        <w:r>
-                          <w:rPr>
-                            <w:lang w:eastAsia="pl-PL"/>
-                          </w:rPr>
-                          <w:t xml:space="preserve"> </w:t>
-                        </w:r>
-                        <w:r>
-                          <w:rPr>
-                            <w:lang w:eastAsia="pl-PL"/>
-                          </w:rPr>
-                          <w:t xml:space="preserve">     </w:t>
-                        </w:r>
-                        <w:r>
-                          <w:rPr>
-                            <w:lang w:eastAsia="pl-PL"/>
-                          </w:rPr>
-                          <w:t>${JEDNOSTKA_PROWADZACA}</w:t>
-                        </w:r>
-                      </w:p>
-                      <w:p>
-                        <w:r>
-                          <w:rPr>
-                            <w:i/>
-                            <w:vertAlign w:val="superscript"/>
-                            <w:lang w:eastAsia="pl-PL"/>
-                          </w:rPr>
-                          <w:t xml:space="preserve">  </w:t>
-                        </w:r>
-                        <w:r>
-                          <w:rPr>
-                            <w:i/>
-                            <w:vertAlign w:val="superscript"/>
-                            <w:lang w:eastAsia="pl-PL"/>
-                          </w:rPr>
-                          <w:t xml:space="preserve">           </w:t>
-                        </w:r>
-                        <w:r>
-                          <w:rPr>
-                            <w:i/>
-                            <w:vertAlign w:val="superscript"/>
-                            <w:lang w:eastAsia="pl-PL"/>
-                          </w:rPr>
-                          <w:t>(nazwa jednostki Policji prowadzącej sprawę)</w:t>
-                        </w:r>
-                      </w:p>
-                      <w:p>
-                        <w:pPr>
-                          <w:ind w:left="708"/>
-                        </w:pPr>
-                      </w:p>
-                    </w:tc>
-                  </w:tr>
-                </w:tbl>
-                <w:p>
-                  <w:r>
-                    <w:t xml:space="preserve"> </w:t>
-                  </w:r>
-                </w:p>
-              </w:txbxContent>
-            </v:textbox>
-            <w10:wrap type="square" anchorx="page"/>
-          </v:shape>
-        </w:pict>
-      </w:r>
-      <w:r>
-        <w:cr/>
+        <w:pStyle w:val="Heading4"/>
+        <w:numPr>
+          <w:ilvl w:val="3"/>
+          <w:numId w:val="1"/>
+        </w:numPr>
+        <w:ind w:right="1274"/>
+        <w:rPr/>
+      </w:pPr>
+      <w:r>
+        <w:rPr/>
+        <w:br/>
         <w:t xml:space="preserve">                             </w:t>
       </w:r>
-    </w:p>
-    <w:p>
-      <w:pPr>
-        <w:pStyle w:val="Nagwek4"/>
+      <w:r>
+        <mc:AlternateContent>
+          <mc:Choice Requires="wps">
+            <w:drawing>
+              <wp:anchor distT="0" distB="0" distL="89535" distR="89535" simplePos="0" relativeHeight="2" behindDoc="0" locked="0" layoutInCell="0" allowOverlap="1">
+                <wp:simplePos x="0" y="0"/>
+                <wp:positionH relativeFrom="page">
+                  <wp:posOffset>4808220</wp:posOffset>
+                </wp:positionH>
+                <wp:positionV relativeFrom="paragraph">
+                  <wp:posOffset>-179705</wp:posOffset>
+                </wp:positionV>
+                <wp:extent cx="2456815" cy="1185545"/>
+                <wp:effectExtent l="0" t="0" r="0" b="0"/>
+                <wp:wrapSquare wrapText="bothSides"/>
+                <wp:docPr id="1" name="Frame1"/>
+                <a:graphic xmlns:a="http://schemas.openxmlformats.org/drawingml/2006/main">
+                  <a:graphicData uri="http://schemas.microsoft.com/office/word/2010/wordprocessingShape">
+                    <wps:wsp>
+                      <wps:cNvSpPr txBox="1"/>
+                      <wps:spPr>
+                        <a:xfrm>
+                          <a:off x="0" y="0"/>
+                          <a:ext cx="2456815" cy="1185545"/>
+                        </a:xfrm>
+                        <a:prstGeom prst="rect"/>
+                        <a:solidFill>
+                          <a:srgbClr val="FFFFFF">
+                            <a:alpha val="0"/>
+                          </a:srgbClr>
+                        </a:solidFill>
+                      </wps:spPr>
+                      <wps:txbx>
+                        <w:txbxContent>
+                          <w:tbl>
+                            <w:tblPr>
+                              <w:tblW w:w="3870" w:type="dxa"/>
+                              <w:jc w:val="left"/>
+                              <w:tblInd w:w="70" w:type="dxa"/>
+                              <w:tblLayout w:type="fixed"/>
+                              <w:tblCellMar>
+                                <w:top w:w="0" w:type="dxa"/>
+                                <w:left w:w="70" w:type="dxa"/>
+                                <w:bottom w:w="0" w:type="dxa"/>
+                                <w:right w:w="70" w:type="dxa"/>
+                              </w:tblCellMar>
+                              <w:tblLook w:val="0000" w:noVBand="0" w:noHBand="0" w:lastColumn="0" w:firstColumn="0" w:lastRow="0" w:firstRow="0"/>
+                            </w:tblPr>
+                            <w:tblGrid>
+                              <w:gridCol w:w="3870"/>
+                            </w:tblGrid>
+                            <w:tr>
+                              <w:trPr>
+                                <w:trHeight w:val="1701" w:hRule="atLeast"/>
+                              </w:trPr>
+                              <w:tc>
+                                <w:tcPr>
+                                  <w:tcW w:w="3870" w:type="dxa"/>
+                                  <w:tcBorders>
+                                    <w:top w:val="single" w:sz="4" w:space="0" w:color="000000"/>
+                                    <w:left w:val="single" w:sz="4" w:space="0" w:color="000000"/>
+                                    <w:bottom w:val="single" w:sz="4" w:space="0" w:color="000000"/>
+                                    <w:right w:val="single" w:sz="4" w:space="0" w:color="000000"/>
+                                  </w:tcBorders>
+                                  <w:shd w:color="auto" w:fill="auto" w:val="clear"/>
+                                </w:tcPr>
+                                <w:p>
+                                  <w:pPr>
+                                    <w:pStyle w:val="FrameContents"/>
+                                    <w:snapToGrid w:val="false"/>
+                                    <w:rPr/>
+                                  </w:pPr>
+                                  <w:r>
+                                    <w:rPr/>
+                                  </w:r>
+                                </w:p>
+                                <w:p>
+                                  <w:pPr>
+                                    <w:pStyle w:val="FrameContents"/>
+                                    <w:rPr/>
+                                  </w:pPr>
+                                  <w:r>
+                                    <w:rPr/>
+                                  </w:r>
+                                </w:p>
+                                <w:p>
+                                  <w:pPr>
+                                    <w:pStyle w:val="FrameContents"/>
+                                    <w:rPr>
+                                      <w:lang w:eastAsia="pl-PL"/>
+                                    </w:rPr>
+                                  </w:pPr>
+                                  <w:r>
+                                    <w:rPr>
+                                      <w:lang w:eastAsia="pl-PL"/>
+                                    </w:rPr>
+                                    <w:t xml:space="preserve">      </w:t>
+                                  </w:r>
+                                  <w:r>
+                                    <w:rPr>
+                                      <w:lang w:eastAsia="pl-PL"/>
+                                    </w:rPr>
+                                    <w:t>${POSTEPOWANIE_NUMER}</w:t>
+                                  </w:r>
+                                </w:p>
+                                <w:p>
+                                  <w:pPr>
+                                    <w:pStyle w:val="FrameContents"/>
+                                    <w:rPr/>
+                                  </w:pPr>
+                                  <w:r>
+                                    <w:rPr>
+                                      <w:i/>
+                                      <w:vertAlign w:val="superscript"/>
+                                      <w:lang w:eastAsia="pl-PL"/>
+                                    </w:rPr>
+                                    <w:t xml:space="preserve">             </w:t>
+                                  </w:r>
+                                  <w:r>
+                                    <w:rPr>
+                                      <w:i/>
+                                      <w:vertAlign w:val="superscript"/>
+                                      <w:lang w:eastAsia="pl-PL"/>
+                                    </w:rPr>
+                                    <w:t>(nazwa i numer rejestru albo  znak  sprawy)</w:t>
+                                  </w:r>
+                                </w:p>
+                                <w:p>
+                                  <w:pPr>
+                                    <w:pStyle w:val="Normal"/>
+                                    <w:widowControl/>
+                                    <w:rPr>
+                                      <w:rFonts w:ascii="Times New Roman" w:hAnsi="Times New Roman" w:cs="Times New Roman"/>
+                                      <w:kern w:val="0"/>
+                                      <w:sz w:val="20"/>
+                                      <w:szCs w:val="20"/>
+                                      <w:lang w:eastAsia="pl-PL" w:bidi="ar-SA"/>
+                                    </w:rPr>
+                                  </w:pPr>
+                                  <w:r>
+                                    <w:rPr>
+                                      <w:rFonts w:cs="Times New Roman"/>
+                                      <w:sz w:val="20"/>
+                                      <w:lang w:eastAsia="pl-PL"/>
+                                    </w:rPr>
+                                    <w:t>$</w:t>
+                                  </w:r>
+                                  <w:r>
+                                    <w:rPr>
+                                      <w:rFonts w:cs="Times New Roman" w:ascii="Times New Roman" w:hAnsi="Times New Roman"/>
+                                      <w:kern w:val="0"/>
+                                      <w:sz w:val="16"/>
+                                      <w:szCs w:val="16"/>
+                                      <w:lang w:eastAsia="pl-PL" w:bidi="ar-SA"/>
+                                    </w:rPr>
+                                    <w:t>{</w:t>
+                                  </w:r>
+                                  <w:r>
+                                    <w:rPr>
+                                      <w:rFonts w:ascii="Times New Roman" w:hAnsi="Times New Roman"/>
+                                      <w:sz w:val="16"/>
+                                      <w:szCs w:val="16"/>
+                                      <w:lang w:eastAsia="pl-PL"/>
+                                    </w:rPr>
+                                    <w:t>PROWADZACY_MIEJSCE_ZATRUDNIENIA</w:t>
+                                  </w:r>
+                                  <w:r>
+                                    <w:rPr>
+                                      <w:rFonts w:cs="Times New Roman" w:ascii="Times New Roman" w:hAnsi="Times New Roman"/>
+                                      <w:kern w:val="0"/>
+                                      <w:sz w:val="16"/>
+                                      <w:szCs w:val="16"/>
+                                      <w:lang w:eastAsia="pl-PL" w:bidi="ar-SA"/>
+                                    </w:rPr>
+                                    <w:t>}</w:t>
+                                  </w:r>
+                                </w:p>
+                                <w:p>
+                                  <w:pPr>
+                                    <w:pStyle w:val="FrameContents"/>
+                                    <w:rPr/>
+                                  </w:pPr>
+                                  <w:r>
+                                    <w:rPr>
+                                      <w:i/>
+                                      <w:vertAlign w:val="superscript"/>
+                                      <w:lang w:eastAsia="pl-PL"/>
+                                    </w:rPr>
+                                    <w:t xml:space="preserve">             </w:t>
+                                  </w:r>
+                                  <w:r>
+                                    <w:rPr>
+                                      <w:i/>
+                                      <w:vertAlign w:val="superscript"/>
+                                      <w:lang w:eastAsia="pl-PL"/>
+                                    </w:rPr>
+                                    <w:t>(nazwa jednostki Policji prowadzącej sprawę)</w:t>
+                                  </w:r>
+                                </w:p>
+                                <w:p>
+                                  <w:pPr>
+                                    <w:pStyle w:val="FrameContents"/>
+                                    <w:ind w:left="708"/>
+                                    <w:rPr/>
+                                  </w:pPr>
+                                  <w:r>
+                                    <w:rPr/>
+                                  </w:r>
+                                </w:p>
+                              </w:tc>
+                            </w:tr>
+                          </w:tbl>
+                          <w:p>
+                            <w:pPr>
+                              <w:pStyle w:val="FrameContents"/>
+                              <w:rPr/>
+                            </w:pPr>
+                            <w:r>
+                              <w:rPr/>
+                              <w:t xml:space="preserve"> </w:t>
+                            </w:r>
+                          </w:p>
+                        </w:txbxContent>
+                      </wps:txbx>
+                      <wps:bodyPr anchor="t" lIns="0" tIns="0" rIns="0" bIns="0">
+                        <a:noAutofit/>
+                      </wps:bodyPr>
+                    </wps:wsp>
+                  </a:graphicData>
+                </a:graphic>
+              </wp:anchor>
+            </w:drawing>
+          </mc:Choice>
+          <mc:Fallback>
+            <w:pict>
+              <v:rect fillcolor="#FFFFFF" stroked="f" strokeweight="0pt" style="position:absolute;rotation:-0;width:193.45pt;height:93.35pt;mso-wrap-distance-left:7.05pt;mso-wrap-distance-right:7.05pt;mso-wrap-distance-top:0pt;mso-wrap-distance-bottom:0pt;margin-top:-14.15pt;mso-position-vertical-relative:text;margin-left:378.6pt;mso-position-horizontal-relative:page">
+                <v:fill opacity="0f"/>
+                <v:textbox inset="0in,0in,0in,0in">
+                  <w:txbxContent>
+                    <w:tbl>
+                      <w:tblPr>
+                        <w:tblW w:w="3870" w:type="dxa"/>
+                        <w:jc w:val="left"/>
+                        <w:tblInd w:w="70" w:type="dxa"/>
+                        <w:tblLayout w:type="fixed"/>
+                        <w:tblCellMar>
+                          <w:top w:w="0" w:type="dxa"/>
+                          <w:left w:w="70" w:type="dxa"/>
+                          <w:bottom w:w="0" w:type="dxa"/>
+                          <w:right w:w="70" w:type="dxa"/>
+                        </w:tblCellMar>
+                        <w:tblLook w:val="0000" w:noVBand="0" w:noHBand="0" w:lastColumn="0" w:firstColumn="0" w:lastRow="0" w:firstRow="0"/>
+                      </w:tblPr>
+                      <w:tblGrid>
+                        <w:gridCol w:w="3870"/>
+                      </w:tblGrid>
+                      <w:tr>
+                        <w:trPr>
+                          <w:trHeight w:val="1701" w:hRule="atLeast"/>
+                        </w:trPr>
+                        <w:tc>
+                          <w:tcPr>
+                            <w:tcW w:w="3870" w:type="dxa"/>
+                            <w:tcBorders>
+                              <w:top w:val="single" w:sz="4" w:space="0" w:color="000000"/>
+                              <w:left w:val="single" w:sz="4" w:space="0" w:color="000000"/>
+                              <w:bottom w:val="single" w:sz="4" w:space="0" w:color="000000"/>
+                              <w:right w:val="single" w:sz="4" w:space="0" w:color="000000"/>
+                            </w:tcBorders>
+                            <w:shd w:color="auto" w:fill="auto" w:val="clear"/>
+                          </w:tcPr>
+                          <w:p>
+                            <w:pPr>
+                              <w:pStyle w:val="FrameContents"/>
+                              <w:snapToGrid w:val="false"/>
+                              <w:rPr/>
+                            </w:pPr>
+                            <w:r>
+                              <w:rPr/>
+                            </w:r>
+                          </w:p>
+                          <w:p>
+                            <w:pPr>
+                              <w:pStyle w:val="FrameContents"/>
+                              <w:rPr/>
+                            </w:pPr>
+                            <w:r>
+                              <w:rPr/>
+                            </w:r>
+                          </w:p>
+                          <w:p>
+                            <w:pPr>
+                              <w:pStyle w:val="FrameContents"/>
+                              <w:rPr>
+                                <w:lang w:eastAsia="pl-PL"/>
+                              </w:rPr>
+                            </w:pPr>
+                            <w:r>
+                              <w:rPr>
+                                <w:lang w:eastAsia="pl-PL"/>
+                              </w:rPr>
+                              <w:t xml:space="preserve">      </w:t>
+                            </w:r>
+                            <w:r>
+                              <w:rPr>
+                                <w:lang w:eastAsia="pl-PL"/>
+                              </w:rPr>
+                              <w:t>${POSTEPOWANIE_NUMER}</w:t>
+                            </w:r>
+                          </w:p>
+                          <w:p>
+                            <w:pPr>
+                              <w:pStyle w:val="FrameContents"/>
+                              <w:rPr/>
+                            </w:pPr>
+                            <w:r>
+                              <w:rPr>
+                                <w:i/>
+                                <w:vertAlign w:val="superscript"/>
+                                <w:lang w:eastAsia="pl-PL"/>
+                              </w:rPr>
+                              <w:t xml:space="preserve">             </w:t>
+                            </w:r>
+                            <w:r>
+                              <w:rPr>
+                                <w:i/>
+                                <w:vertAlign w:val="superscript"/>
+                                <w:lang w:eastAsia="pl-PL"/>
+                              </w:rPr>
+                              <w:t>(nazwa i numer rejestru albo  znak  sprawy)</w:t>
+                            </w:r>
+                          </w:p>
+                          <w:p>
+                            <w:pPr>
+                              <w:pStyle w:val="Normal"/>
+                              <w:widowControl/>
+                              <w:rPr>
+                                <w:rFonts w:ascii="Times New Roman" w:hAnsi="Times New Roman" w:cs="Times New Roman"/>
+                                <w:kern w:val="0"/>
+                                <w:sz w:val="20"/>
+                                <w:szCs w:val="20"/>
+                                <w:lang w:eastAsia="pl-PL" w:bidi="ar-SA"/>
+                              </w:rPr>
+                            </w:pPr>
+                            <w:r>
+                              <w:rPr>
+                                <w:rFonts w:cs="Times New Roman"/>
+                                <w:sz w:val="20"/>
+                                <w:lang w:eastAsia="pl-PL"/>
+                              </w:rPr>
+                              <w:t>$</w:t>
+                            </w:r>
+                            <w:r>
+                              <w:rPr>
+                                <w:rFonts w:cs="Times New Roman" w:ascii="Times New Roman" w:hAnsi="Times New Roman"/>
+                                <w:kern w:val="0"/>
+                                <w:sz w:val="16"/>
+                                <w:szCs w:val="16"/>
+                                <w:lang w:eastAsia="pl-PL" w:bidi="ar-SA"/>
+                              </w:rPr>
+                              <w:t>{</w:t>
+                            </w:r>
+                            <w:r>
+                              <w:rPr>
+                                <w:rFonts w:ascii="Times New Roman" w:hAnsi="Times New Roman"/>
+                                <w:sz w:val="16"/>
+                                <w:szCs w:val="16"/>
+                                <w:lang w:eastAsia="pl-PL"/>
+                              </w:rPr>
+                              <w:t>PROWADZACY_MIEJSCE_ZATRUDNIENIA</w:t>
+                            </w:r>
+                            <w:r>
+                              <w:rPr>
+                                <w:rFonts w:cs="Times New Roman" w:ascii="Times New Roman" w:hAnsi="Times New Roman"/>
+                                <w:kern w:val="0"/>
+                                <w:sz w:val="16"/>
+                                <w:szCs w:val="16"/>
+                                <w:lang w:eastAsia="pl-PL" w:bidi="ar-SA"/>
+                              </w:rPr>
+                              <w:t>}</w:t>
+                            </w:r>
+                          </w:p>
+                          <w:p>
+                            <w:pPr>
+                              <w:pStyle w:val="FrameContents"/>
+                              <w:rPr/>
+                            </w:pPr>
+                            <w:r>
+                              <w:rPr>
+                                <w:i/>
+                                <w:vertAlign w:val="superscript"/>
+                                <w:lang w:eastAsia="pl-PL"/>
+                              </w:rPr>
+                              <w:t xml:space="preserve">             </w:t>
+                            </w:r>
+                            <w:r>
+                              <w:rPr>
+                                <w:i/>
+                                <w:vertAlign w:val="superscript"/>
+                                <w:lang w:eastAsia="pl-PL"/>
+                              </w:rPr>
+                              <w:t>(nazwa jednostki Policji prowadzącej sprawę)</w:t>
+                            </w:r>
+                          </w:p>
+                          <w:p>
+                            <w:pPr>
+                              <w:pStyle w:val="FrameContents"/>
+                              <w:ind w:left="708"/>
+                              <w:rPr/>
+                            </w:pPr>
+                            <w:r>
+                              <w:rPr/>
+                            </w:r>
+                          </w:p>
+                        </w:tc>
+                      </w:tr>
+                    </w:tbl>
+                    <w:p>
+                      <w:pPr>
+                        <w:pStyle w:val="FrameContents"/>
+                        <w:rPr/>
+                      </w:pPr>
+                      <w:r>
+                        <w:rPr/>
+                        <w:t xml:space="preserve"> </w:t>
+                      </w:r>
+                    </w:p>
+                  </w:txbxContent>
+                </v:textbox>
+                <w10:wrap type="square"/>
+              </v:rect>
+            </w:pict>
+          </mc:Fallback>
+        </mc:AlternateContent>
+      </w:r>
+    </w:p>
+    <w:p>
+      <w:pPr>
+        <w:pStyle w:val="Heading4"/>
+        <w:numPr>
+          <w:ilvl w:val="3"/>
+          <w:numId w:val="1"/>
+        </w:numPr>
+        <w:ind w:right="1274"/>
         <w:jc w:val="center"/>
-      </w:pPr>
-    </w:p>
-    <w:p>
-      <w:pPr>
-        <w:pStyle w:val="Nagwek4"/>
-        <w:ind w:left="1843"/>
+        <w:rPr/>
+      </w:pPr>
+      <w:r>
+        <w:rPr/>
+      </w:r>
+    </w:p>
+    <w:p>
+      <w:pPr>
+        <w:pStyle w:val="Heading4"/>
+        <w:numPr>
+          <w:ilvl w:val="3"/>
+          <w:numId w:val="1"/>
+        </w:numPr>
+        <w:ind w:left="1843" w:right="1274"/>
         <w:jc w:val="left"/>
         <w:rPr>
           <w:b/>
           <w:bCs/>
         </w:rPr>
       </w:pPr>
-    </w:p>
-    <w:p>
-      <w:pPr>
-        <w:pStyle w:val="Nagwek4"/>
-        <w:ind w:left="1843"/>
-        <w:jc w:val="left"/>
-      </w:pPr>
       <w:r>
         <w:rPr>
           <w:b/>
           <w:bCs/>
         </w:rPr>
-        <w:t xml:space="preserve">     PROTOKÓŁ</w:t>
-      </w:r>
-    </w:p>
-    <w:p>
-      <w:pPr>
+      </w:r>
+    </w:p>
+    <w:p>
+      <w:pPr>
+        <w:pStyle w:val="Heading4"/>
+        <w:numPr>
+          <w:ilvl w:val="3"/>
+          <w:numId w:val="1"/>
+        </w:numPr>
+        <w:ind w:left="1843" w:right="1274"/>
+        <w:jc w:val="left"/>
+        <w:rPr/>
+      </w:pPr>
+      <w:r>
         <w:rPr>
           <w:b/>
           <w:bCs/>
         </w:rPr>
-      </w:pPr>
-    </w:p>
-    <w:p>
-      <w:r>
-        <w:t xml:space="preserve">         </w:t>
+        <w:t xml:space="preserve">     </w:t>
       </w:r>
       <w:r>
         <w:rPr>
           <w:b/>
           <w:bCs/>
+        </w:rPr>
+        <w:t>PROTOKÓŁ</w:t>
+      </w:r>
+    </w:p>
+    <w:p>
+      <w:pPr>
+        <w:pStyle w:val="Normal"/>
+        <w:rPr>
+          <w:b/>
+          <w:bCs/>
+        </w:rPr>
+      </w:pPr>
+      <w:r>
+        <w:rPr>
+          <w:b/>
+          <w:bCs/>
+        </w:rPr>
+      </w:r>
+    </w:p>
+    <w:p>
+      <w:pPr>
+        <w:pStyle w:val="Normal"/>
+        <w:rPr/>
+      </w:pPr>
+      <w:r>
+        <w:rPr/>
+        <w:t xml:space="preserve">         </w:t>
+      </w:r>
+      <w:r>
+        <w:rPr>
+          <w:b/>
+          <w:bCs/>
           <w:sz w:val="24"/>
           <w:szCs w:val="24"/>
         </w:rPr>
@@ -229,7 +552,9 @@
     </w:p>
     <w:p>
       <w:pPr>
+        <w:pStyle w:val="Normal"/>
         <w:ind w:left="7788"/>
+        <w:rPr/>
       </w:pPr>
       <w:r>
         <w:rPr>
@@ -242,26 +567,28 @@
           <w:lang w:val="en-US"/>
         </w:rPr>
         <w:tab/>
-      </w:r>
-      <w:r>
-        <w:rPr>
-          <w:lang w:val="en-US"/>
-        </w:rPr>
         <w:tab/>
       </w:r>
       <w:r>
+        <w:rPr/>
         <w:t xml:space="preserve">    ${DATA_START}</w:t>
       </w:r>
     </w:p>
     <w:p>
       <w:pPr>
-        <w:spacing w:line="220" w:lineRule="exact"/>
-      </w:pPr>
-    </w:p>
-    <w:p>
-      <w:pPr>
-        <w:pStyle w:val="Tekstpodstawowy"/>
+        <w:pStyle w:val="Normal"/>
+        <w:spacing w:lineRule="exact" w:line="220"/>
+        <w:rPr/>
+      </w:pPr>
+      <w:r>
+        <w:rPr/>
+      </w:r>
+    </w:p>
+    <w:p>
+      <w:pPr>
+        <w:pStyle w:val="BodyText"/>
         <w:jc w:val="left"/>
+        <w:rPr/>
       </w:pPr>
       <w:r>
         <w:rPr>
@@ -281,7 +608,8 @@
     </w:p>
     <w:p>
       <w:pPr>
-        <w:pStyle w:val="Tekstpodstawowy"/>
+        <w:pStyle w:val="BodyText"/>
+        <w:rPr/>
       </w:pPr>
       <w:r>
         <w:rPr>
@@ -294,7 +622,9 @@
     </w:p>
     <w:p>
       <w:pPr>
-        <w:jc w:val="both"/>
+        <w:pStyle w:val="Normal"/>
+        <w:jc w:val="both"/>
+        <w:rPr/>
       </w:pPr>
       <w:r>
         <w:rPr>
@@ -305,28 +635,43 @@
     </w:p>
     <w:p>
       <w:pPr>
-        <w:jc w:val="both"/>
-        <w:rPr>
-          <w:sz w:val="24"/>
-        </w:rPr>
-      </w:pPr>
-    </w:p>
-    <w:p>
-      <w:pPr>
+        <w:pStyle w:val="Normal"/>
+        <w:jc w:val="both"/>
+        <w:rPr>
+          <w:sz w:val="24"/>
+        </w:rPr>
+      </w:pPr>
+      <w:r>
+        <w:rPr>
+          <w:sz w:val="24"/>
+        </w:rPr>
+      </w:r>
+    </w:p>
+    <w:p>
+      <w:pPr>
+        <w:pStyle w:val="Normal"/>
         <w:jc w:val="center"/>
-      </w:pPr>
-      <w:r>
+        <w:rPr/>
+      </w:pPr>
+      <w:r>
+        <w:rPr/>
         <w:t>${MIEJSCE}</w:t>
       </w:r>
     </w:p>
     <w:p>
       <w:pPr>
+        <w:pStyle w:val="Normal"/>
         <w:ind w:left="-14"/>
         <w:jc w:val="center"/>
-      </w:pPr>
-    </w:p>
-    <w:p>
-      <w:pPr>
+        <w:rPr/>
+      </w:pPr>
+      <w:r>
+        <w:rPr/>
+      </w:r>
+    </w:p>
+    <w:p>
+      <w:pPr>
+        <w:pStyle w:val="Normal"/>
         <w:rPr>
           <w:i/>
           <w:vertAlign w:val="superscript"/>
@@ -338,7 +683,15 @@
           <w:sz w:val="16"/>
           <w:szCs w:val="16"/>
         </w:rPr>
-        <w:t xml:space="preserve">                                                          (miejsce czynności – adres lub inne określenie miejsca czynności albo nazwa jednostki Policji)</w:t>
+        <w:t xml:space="preserve">                                                          </w:t>
+      </w:r>
+      <w:r>
+        <w:rPr>
+          <w:i/>
+          <w:sz w:val="16"/>
+          <w:szCs w:val="16"/>
+        </w:rPr>
+        <w:t>(miejsce czynności – adres lub inne określenie miejsca czynności albo nazwa jednostki Policji)</w:t>
       </w:r>
       <w:r>
         <w:rPr>
@@ -348,20 +701,26 @@
         <w:tab/>
       </w:r>
     </w:p>
-    <w:p/>
-    <w:p>
-      <w:pPr>
+    <w:p>
+      <w:pPr>
+        <w:pStyle w:val="Normal"/>
+        <w:rPr/>
+      </w:pPr>
+      <w:r>
+        <w:rPr/>
+      </w:r>
+    </w:p>
+    <w:p>
+      <w:pPr>
+        <w:pStyle w:val="Normal"/>
         <w:numPr>
           <w:ilvl w:val="0"/>
           <w:numId w:val="1"/>
         </w:numPr>
         <w:tabs>
-          <w:tab w:val="clear" w:pos="0"/>
+          <w:tab w:val="clear" w:pos="708"/>
         </w:tabs>
-        <w:suppressAutoHyphens w:val="0"/>
-        <w:autoSpaceDE w:val="0"/>
-        <w:autoSpaceDN w:val="0"/>
-        <w:adjustRightInd w:val="0"/>
+        <w:suppressAutoHyphens w:val="false"/>
         <w:rPr>
           <w:sz w:val="26"/>
           <w:szCs w:val="26"/>
@@ -369,39 +728,15 @@
         </w:rPr>
       </w:pPr>
       <w:r>
+        <w:rPr/>
         <w:t xml:space="preserve">              </w:t>
       </w:r>
       <w:r>
-        <w:t>${</w:t>
-      </w:r>
-      <w:proofErr w:type="gramStart"/>
-      <w:r>
-        <w:t>PROWADZACY}</w:t>
-      </w:r>
-      <w:r>
-        <w:t xml:space="preserve"> </w:t>
-      </w:r>
-      <w:r>
-        <w:t xml:space="preserve"> </w:t>
-      </w:r>
-      <w:r>
-        <w:t xml:space="preserve"> </w:t>
-      </w:r>
-      <w:proofErr w:type="gramEnd"/>
-      <w:r>
-        <w:t xml:space="preserve">  </w:t>
-      </w:r>
-      <w:r>
+        <w:rPr/>
+        <w:t xml:space="preserve">${PROWADZACY}     </w:t>
         <w:tab/>
-      </w:r>
-      <w:r>
         <w:tab/>
-      </w:r>
-      <w:r>
-        <w:t xml:space="preserve">z </w:t>
-      </w:r>
-      <w:r>
-        <w:t xml:space="preserve">                </w:t>
+        <w:t xml:space="preserve">z                 </w:t>
       </w:r>
       <w:r>
         <w:rPr>
@@ -412,8 +747,9 @@
     </w:p>
     <w:p>
       <w:pPr>
-        <w:pStyle w:val="Tekstpodstawowy"/>
+        <w:pStyle w:val="BodyText"/>
         <w:jc w:val="left"/>
+        <w:rPr/>
       </w:pPr>
       <w:r>
         <w:rPr>
@@ -421,7 +757,7 @@
           <w:sz w:val="16"/>
           <w:szCs w:val="16"/>
         </w:rPr>
-        <w:t xml:space="preserve">                                (stopień, imię i nazwisko)</w:t>
+        <w:t xml:space="preserve">                                </w:t>
       </w:r>
       <w:r>
         <w:rPr>
@@ -429,74 +765,40 @@
           <w:sz w:val="16"/>
           <w:szCs w:val="16"/>
         </w:rPr>
+        <w:t>(stopień, imię i nazwisko)</w:t>
         <w:tab/>
-      </w:r>
-      <w:r>
-        <w:rPr>
-          <w:i/>
-          <w:sz w:val="16"/>
-          <w:szCs w:val="16"/>
-        </w:rPr>
         <w:tab/>
-        <w:t xml:space="preserve">                                                         </w:t>
-      </w:r>
-      <w:proofErr w:type="gramStart"/>
-      <w:r>
-        <w:rPr>
-          <w:i/>
-          <w:sz w:val="16"/>
-          <w:szCs w:val="16"/>
-        </w:rPr>
-        <w:t xml:space="preserve">   (</w:t>
-      </w:r>
-      <w:proofErr w:type="gramEnd"/>
-      <w:r>
-        <w:rPr>
-          <w:i/>
-          <w:sz w:val="16"/>
-          <w:szCs w:val="16"/>
-        </w:rPr>
-        <w:t>nazwa jednostki Policji)</w:t>
-      </w:r>
-      <w:r>
-        <w:rPr>
-          <w:i/>
-          <w:sz w:val="16"/>
-          <w:szCs w:val="16"/>
-        </w:rPr>
+        <w:t xml:space="preserve">                                                            (nazwa jednostki Policji)</w:t>
         <w:tab/>
-      </w:r>
-      <w:r>
-        <w:rPr>
-          <w:i/>
-          <w:sz w:val="16"/>
-          <w:szCs w:val="16"/>
-        </w:rPr>
         <w:tab/>
       </w:r>
     </w:p>
     <w:p>
       <w:pPr>
-        <w:autoSpaceDE w:val="0"/>
+        <w:pStyle w:val="Normal"/>
         <w:rPr>
           <w:sz w:val="22"/>
           <w:szCs w:val="22"/>
         </w:rPr>
       </w:pPr>
-    </w:p>
-    <w:p>
-      <w:pPr>
+      <w:r>
+        <w:rPr>
+          <w:sz w:val="22"/>
+          <w:szCs w:val="22"/>
+        </w:rPr>
+      </w:r>
+    </w:p>
+    <w:p>
+      <w:pPr>
+        <w:pStyle w:val="Normal"/>
         <w:numPr>
           <w:ilvl w:val="0"/>
           <w:numId w:val="1"/>
         </w:numPr>
         <w:tabs>
-          <w:tab w:val="clear" w:pos="0"/>
+          <w:tab w:val="clear" w:pos="708"/>
         </w:tabs>
-        <w:suppressAutoHyphens w:val="0"/>
-        <w:autoSpaceDE w:val="0"/>
-        <w:autoSpaceDN w:val="0"/>
-        <w:adjustRightInd w:val="0"/>
+        <w:suppressAutoHyphens w:val="false"/>
         <w:rPr>
           <w:sz w:val="26"/>
           <w:szCs w:val="26"/>
@@ -521,45 +823,72 @@
     </w:p>
     <w:p>
       <w:pPr>
+        <w:pStyle w:val="Normal"/>
         <w:rPr>
           <w:sz w:val="16"/>
           <w:szCs w:val="16"/>
         </w:rPr>
       </w:pPr>
-    </w:p>
-    <w:p>
-      <w:pPr>
-        <w:jc w:val="both"/>
+      <w:r>
         <w:rPr>
           <w:sz w:val="16"/>
           <w:szCs w:val="16"/>
         </w:rPr>
-      </w:pPr>
-      <w:r>
+      </w:r>
+    </w:p>
+    <w:p>
+      <w:pPr>
+        <w:pStyle w:val="Normal"/>
+        <w:jc w:val="both"/>
         <w:rPr>
           <w:sz w:val="16"/>
           <w:szCs w:val="16"/>
         </w:rPr>
+      </w:pPr>
+      <w:r>
+        <w:rPr>
+          <w:sz w:val="16"/>
+          <w:szCs w:val="16"/>
+        </w:rPr>
         <w:t>(charakter udziału, stopień – dotyczy policjanta - imię i nazwisko osoby uczestniczącej) w czynności – jeżeli w czynności biorą udział specjaliści, należy wskazać ich imiona i nazwiska, specjalność, miejsce zamieszkania, miejsce pracy i stanowisko oraz podać rodzaj i zakres czynności wykonanych przez każdego z nich)</w:t>
       </w:r>
     </w:p>
-    <w:p/>
-    <w:p>
-      <w:pPr>
-        <w:autoSpaceDE w:val="0"/>
-        <w:rPr>
-          <w:sz w:val="24"/>
-          <w:szCs w:val="24"/>
-        </w:rPr>
-      </w:pPr>
-    </w:p>
-    <w:p>
-      <w:pPr>
-        <w:autoSpaceDE w:val="0"/>
-      </w:pPr>
-    </w:p>
-    <w:p>
-      <w:pPr>
+    <w:p>
+      <w:pPr>
+        <w:pStyle w:val="Normal"/>
+        <w:rPr/>
+      </w:pPr>
+      <w:r>
+        <w:rPr/>
+      </w:r>
+    </w:p>
+    <w:p>
+      <w:pPr>
+        <w:pStyle w:val="Normal"/>
+        <w:rPr>
+          <w:sz w:val="24"/>
+          <w:szCs w:val="24"/>
+        </w:rPr>
+      </w:pPr>
+      <w:r>
+        <w:rPr>
+          <w:sz w:val="24"/>
+          <w:szCs w:val="24"/>
+        </w:rPr>
+      </w:r>
+    </w:p>
+    <w:p>
+      <w:pPr>
+        <w:pStyle w:val="Normal"/>
+        <w:rPr/>
+      </w:pPr>
+      <w:r>
+        <w:rPr/>
+      </w:r>
+    </w:p>
+    <w:p>
+      <w:pPr>
+        <w:pStyle w:val="Normal"/>
         <w:jc w:val="both"/>
         <w:rPr>
           <w:iCs/>
@@ -567,24 +896,34 @@
           <w:szCs w:val="24"/>
         </w:rPr>
       </w:pPr>
+      <w:r>
+        <w:rPr>
+          <w:iCs/>
+          <w:sz w:val="24"/>
+          <w:szCs w:val="24"/>
+        </w:rPr>
+      </w:r>
     </w:p>
     <w:tbl>
       <w:tblPr>
-        <w:tblW w:w="0" w:type="auto"/>
+        <w:tblW w:w="9787" w:type="dxa"/>
+        <w:jc w:val="left"/>
         <w:tblInd w:w="-5" w:type="dxa"/>
         <w:tblLayout w:type="fixed"/>
         <w:tblCellMar>
+          <w:top w:w="0" w:type="dxa"/>
           <w:left w:w="70" w:type="dxa"/>
+          <w:bottom w:w="0" w:type="dxa"/>
           <w:right w:w="70" w:type="dxa"/>
         </w:tblCellMar>
-        <w:tblLook w:val="0000" w:firstRow="0" w:lastRow="0" w:firstColumn="0" w:lastColumn="0" w:noHBand="0" w:noVBand="0"/>
+        <w:tblLook w:val="0000" w:noVBand="0" w:noHBand="0" w:lastColumn="0" w:firstColumn="0" w:lastRow="0" w:firstRow="0"/>
       </w:tblPr>
       <w:tblGrid>
         <w:gridCol w:w="9787"/>
       </w:tblGrid>
       <w:tr>
         <w:trPr>
-          <w:trHeight w:val="593"/>
+          <w:trHeight w:val="593" w:hRule="atLeast"/>
         </w:trPr>
         <w:tc>
           <w:tcPr>
@@ -595,13 +934,11 @@
               <w:bottom w:val="single" w:sz="4" w:space="0" w:color="000000"/>
               <w:right w:val="single" w:sz="4" w:space="0" w:color="000000"/>
             </w:tcBorders>
-            <w:shd w:val="clear" w:color="auto" w:fill="auto"/>
+            <w:shd w:color="auto" w:fill="auto" w:val="clear"/>
           </w:tcPr>
           <w:p>
             <w:pPr>
-              <w:autoSpaceDE w:val="0"/>
-              <w:autoSpaceDN w:val="0"/>
-              <w:adjustRightInd w:val="0"/>
+              <w:pStyle w:val="Normal"/>
               <w:rPr>
                 <w:rFonts w:ascii="AppleSystemUIFont" w:hAnsi="AppleSystemUIFont" w:cs="AppleSystemUIFont"/>
                 <w:sz w:val="22"/>
@@ -612,60 +949,50 @@
               <w:rPr>
                 <w:sz w:val="24"/>
               </w:rPr>
-              <w:t>w sprawie</w:t>
+              <w:t xml:space="preserve">w sprawie: </w:t>
             </w:r>
             <w:r>
               <w:rPr>
-                <w:sz w:val="24"/>
-              </w:rPr>
-              <w:t xml:space="preserve">: </w:t>
-            </w:r>
-            <w:r>
-              <w:rPr>
-                <w:rFonts w:ascii="AppleSystemUIFont" w:hAnsi="AppleSystemUIFont" w:cs="AppleSystemUIFont"/>
+                <w:rFonts w:cs="AppleSystemUIFont" w:ascii="AppleSystemUIFont" w:hAnsi="AppleSystemUIFont"/>
                 <w:sz w:val="22"/>
                 <w:szCs w:val="22"/>
               </w:rPr>
-              <w:t>${POSTEPOWANIE_OPIS}</w:t>
-            </w:r>
-            <w:r>
-              <w:rPr>
-                <w:rFonts w:ascii="AppleSystemUIFont" w:hAnsi="AppleSystemUIFont" w:cs="AppleSystemUIFont"/>
-                <w:sz w:val="22"/>
-                <w:szCs w:val="22"/>
-              </w:rPr>
-              <w:t xml:space="preserve"> tj. czyn. z art. </w:t>
-            </w:r>
-            <w:r>
-              <w:rPr>
-                <w:rFonts w:ascii="AppleSystemUIFont" w:hAnsi="AppleSystemUIFont" w:cs="AppleSystemUIFont"/>
-                <w:sz w:val="22"/>
-                <w:szCs w:val="22"/>
-              </w:rPr>
-              <w:t>${POSTEPOWANIE_GLOWNY_ARTYKUL}</w:t>
+              <w:t>${POSTEPOWANIE_OPIS} tj. czyn. z art. ${POSTEPOWANIE_GLOWNY_ARTYKUL}</w:t>
             </w:r>
           </w:p>
           <w:p>
             <w:pPr>
-              <w:autoSpaceDE w:val="0"/>
-              <w:autoSpaceDN w:val="0"/>
-              <w:adjustRightInd w:val="0"/>
+              <w:pStyle w:val="Normal"/>
               <w:rPr>
                 <w:rFonts w:ascii="AppleSystemUIFont" w:hAnsi="AppleSystemUIFont" w:cs="AppleSystemUIFont"/>
                 <w:sz w:val="22"/>
                 <w:szCs w:val="22"/>
               </w:rPr>
             </w:pPr>
+            <w:r>
+              <w:rPr>
+                <w:rFonts w:cs="AppleSystemUIFont" w:ascii="AppleSystemUIFont" w:hAnsi="AppleSystemUIFont"/>
+                <w:sz w:val="22"/>
+                <w:szCs w:val="22"/>
+              </w:rPr>
+            </w:r>
           </w:p>
           <w:p>
             <w:pPr>
-              <w:spacing w:before="240"/>
+              <w:pStyle w:val="Normal"/>
+              <w:spacing w:before="240" w:after="0"/>
               <w:ind w:right="-8"/>
+              <w:rPr/>
             </w:pPr>
+            <w:r>
+              <w:rPr/>
+            </w:r>
           </w:p>
           <w:p>
             <w:pPr>
-              <w:spacing w:after="40"/>
+              <w:pStyle w:val="Normal"/>
+              <w:spacing w:before="0" w:after="40"/>
+              <w:rPr/>
             </w:pPr>
             <w:r>
               <w:rPr>
@@ -673,49 +1000,54 @@
                 <w:sz w:val="16"/>
                 <w:szCs w:val="16"/>
               </w:rPr>
-              <w:t xml:space="preserve">                                                                (określenie i kwalifikacja prawna </w:t>
+              <w:t xml:space="preserve">                                                                </w:t>
             </w:r>
-            <w:proofErr w:type="gramStart"/>
             <w:r>
               <w:rPr>
                 <w:i/>
                 <w:sz w:val="16"/>
                 <w:szCs w:val="16"/>
               </w:rPr>
-              <w:t>czynu  będącego</w:t>
-            </w:r>
-            <w:proofErr w:type="gramEnd"/>
-            <w:r>
-              <w:rPr>
-                <w:i/>
-                <w:sz w:val="16"/>
-                <w:szCs w:val="16"/>
-              </w:rPr>
-              <w:t xml:space="preserve"> przedmiotem postępowania)</w:t>
+              <w:t>(określenie i kwalifikacja prawna czynu  będącego przedmiotem postępowania)</w:t>
             </w:r>
           </w:p>
           <w:p>
             <w:pPr>
+              <w:pStyle w:val="Normal"/>
               <w:rPr>
                 <w:sz w:val="16"/>
                 <w:szCs w:val="24"/>
               </w:rPr>
             </w:pPr>
+            <w:r>
+              <w:rPr>
+                <w:sz w:val="16"/>
+                <w:szCs w:val="24"/>
+              </w:rPr>
+            </w:r>
           </w:p>
         </w:tc>
       </w:tr>
     </w:tbl>
     <w:p>
       <w:pPr>
-        <w:jc w:val="both"/>
-        <w:rPr>
-          <w:sz w:val="24"/>
-        </w:rPr>
-      </w:pPr>
-    </w:p>
-    <w:p>
-      <w:pPr>
-        <w:jc w:val="both"/>
+        <w:pStyle w:val="Normal"/>
+        <w:jc w:val="both"/>
+        <w:rPr>
+          <w:sz w:val="24"/>
+        </w:rPr>
+      </w:pPr>
+      <w:r>
+        <w:rPr>
+          <w:sz w:val="24"/>
+        </w:rPr>
+      </w:r>
+    </w:p>
+    <w:p>
+      <w:pPr>
+        <w:pStyle w:val="Normal"/>
+        <w:jc w:val="both"/>
+        <w:rPr/>
       </w:pPr>
       <w:r>
         <w:rPr>
@@ -726,20 +1058,31 @@
     </w:p>
     <w:p>
       <w:pPr>
-        <w:spacing w:after="40"/>
-        <w:jc w:val="both"/>
+        <w:pStyle w:val="Normal"/>
+        <w:spacing w:before="0" w:after="40"/>
+        <w:jc w:val="both"/>
+        <w:rPr/>
       </w:pPr>
       <w:r>
         <w:rPr>
           <w:i/>
           <w:sz w:val="16"/>
         </w:rPr>
-        <w:t xml:space="preserve">                                                                                                                                           (określić rodzaj i oznaczenie testera)</w:t>
-      </w:r>
-    </w:p>
-    <w:p>
-      <w:pPr>
-        <w:jc w:val="both"/>
+        <w:t xml:space="preserve">                                                                                                                                           </w:t>
+      </w:r>
+      <w:r>
+        <w:rPr>
+          <w:i/>
+          <w:sz w:val="16"/>
+        </w:rPr>
+        <w:t>(określić rodzaj i oznaczenie testera)</w:t>
+      </w:r>
+    </w:p>
+    <w:p>
+      <w:pPr>
+        <w:pStyle w:val="Normal"/>
+        <w:jc w:val="both"/>
+        <w:rPr/>
       </w:pPr>
       <w:r>
         <w:rPr>
@@ -750,15 +1093,23 @@
     </w:p>
     <w:p>
       <w:pPr>
-        <w:jc w:val="both"/>
-        <w:rPr>
-          <w:sz w:val="24"/>
-        </w:rPr>
-      </w:pPr>
-    </w:p>
-    <w:p>
-      <w:pPr>
-        <w:jc w:val="both"/>
+        <w:pStyle w:val="Normal"/>
+        <w:jc w:val="both"/>
+        <w:rPr>
+          <w:sz w:val="24"/>
+        </w:rPr>
+      </w:pPr>
+      <w:r>
+        <w:rPr>
+          <w:sz w:val="24"/>
+        </w:rPr>
+      </w:r>
+    </w:p>
+    <w:p>
+      <w:pPr>
+        <w:pStyle w:val="Normal"/>
+        <w:jc w:val="both"/>
+        <w:rPr/>
       </w:pPr>
       <w:r>
         <w:rPr>
@@ -769,8 +1120,10 @@
     </w:p>
     <w:p>
       <w:pPr>
-        <w:spacing w:after="40"/>
+        <w:pStyle w:val="Normal"/>
+        <w:spacing w:before="0" w:after="40"/>
         <w:jc w:val="center"/>
+        <w:rPr/>
       </w:pPr>
       <w:r>
         <w:rPr>
@@ -783,7 +1136,9 @@
     </w:p>
     <w:p>
       <w:pPr>
-        <w:jc w:val="both"/>
+        <w:pStyle w:val="Normal"/>
+        <w:jc w:val="both"/>
+        <w:rPr/>
       </w:pPr>
       <w:r>
         <w:rPr>
@@ -794,12 +1149,22 @@
     </w:p>
     <w:p>
       <w:pPr>
-        <w:rPr>
-          <w:sz w:val="24"/>
-        </w:rPr>
-      </w:pPr>
-    </w:p>
-    <w:p>
+        <w:pStyle w:val="Normal"/>
+        <w:rPr>
+          <w:sz w:val="24"/>
+        </w:rPr>
+      </w:pPr>
+      <w:r>
+        <w:rPr>
+          <w:sz w:val="24"/>
+        </w:rPr>
+      </w:r>
+    </w:p>
+    <w:p>
+      <w:pPr>
+        <w:pStyle w:val="Normal"/>
+        <w:rPr/>
+      </w:pPr>
       <w:r>
         <w:rPr>
           <w:sz w:val="24"/>
@@ -810,14 +1175,22 @@
     </w:p>
     <w:p>
       <w:pPr>
-        <w:rPr>
-          <w:sz w:val="24"/>
-          <w:szCs w:val="24"/>
-        </w:rPr>
-      </w:pPr>
-    </w:p>
-    <w:p>
-      <w:pPr>
+        <w:pStyle w:val="Normal"/>
+        <w:rPr>
+          <w:sz w:val="24"/>
+          <w:szCs w:val="24"/>
+        </w:rPr>
+      </w:pPr>
+      <w:r>
+        <w:rPr>
+          <w:sz w:val="24"/>
+          <w:szCs w:val="24"/>
+        </w:rPr>
+      </w:r>
+    </w:p>
+    <w:p>
+      <w:pPr>
+        <w:pStyle w:val="Normal"/>
         <w:rPr>
           <w:sz w:val="24"/>
           <w:szCs w:val="24"/>
@@ -833,14 +1206,22 @@
     </w:p>
     <w:p>
       <w:pPr>
-        <w:rPr>
-          <w:sz w:val="24"/>
-          <w:szCs w:val="24"/>
-        </w:rPr>
-      </w:pPr>
-    </w:p>
-    <w:p>
-      <w:pPr>
+        <w:pStyle w:val="Normal"/>
+        <w:rPr>
+          <w:sz w:val="24"/>
+          <w:szCs w:val="24"/>
+        </w:rPr>
+      </w:pPr>
+      <w:r>
+        <w:rPr>
+          <w:sz w:val="24"/>
+          <w:szCs w:val="24"/>
+        </w:rPr>
+      </w:r>
+    </w:p>
+    <w:p>
+      <w:pPr>
+        <w:pStyle w:val="Normal"/>
         <w:rPr>
           <w:sz w:val="24"/>
           <w:szCs w:val="24"/>
@@ -858,6 +1239,7 @@
     </w:p>
     <w:p>
       <w:pPr>
+        <w:pStyle w:val="Normal"/>
         <w:rPr>
           <w:sz w:val="24"/>
           <w:szCs w:val="24"/>
@@ -875,6 +1257,7 @@
     </w:p>
     <w:p>
       <w:pPr>
+        <w:pStyle w:val="Normal"/>
         <w:rPr>
           <w:sz w:val="24"/>
           <w:szCs w:val="24"/>
@@ -892,6 +1275,7 @@
     </w:p>
     <w:p>
       <w:pPr>
+        <w:pStyle w:val="Normal"/>
         <w:rPr>
           <w:sz w:val="16"/>
           <w:szCs w:val="16"/>
@@ -905,36 +1289,29 @@
         <w:t>(rodzaj i cechy identyfikacyjne urządzenia, nośnika oraz techniczne warunki rejestracji)</w:t>
       </w:r>
     </w:p>
-    <w:p/>
-    <w:p>
-      <w:pPr>
-        <w:rPr>
-          <w:sz w:val="24"/>
-          <w:szCs w:val="24"/>
-        </w:rPr>
-      </w:pPr>
-      <w:r>
-        <w:rPr>
-          <w:sz w:val="24"/>
-          <w:szCs w:val="24"/>
-        </w:rPr>
-        <w:t xml:space="preserve">Obsługiwanego </w:t>
-      </w:r>
-      <w:proofErr w:type="gramStart"/>
-      <w:r>
-        <w:rPr>
-          <w:sz w:val="24"/>
-          <w:szCs w:val="24"/>
-        </w:rPr>
-        <w:t xml:space="preserve">przez:   </w:t>
-      </w:r>
-      <w:proofErr w:type="gramEnd"/>
-      <w:r>
-        <w:rPr>
-          <w:sz w:val="24"/>
-          <w:szCs w:val="24"/>
-        </w:rPr>
-        <w:t xml:space="preserve">  </w:t>
+    <w:p>
+      <w:pPr>
+        <w:pStyle w:val="Normal"/>
+        <w:rPr/>
+      </w:pPr>
+      <w:r>
+        <w:rPr/>
+      </w:r>
+    </w:p>
+    <w:p>
+      <w:pPr>
+        <w:pStyle w:val="Normal"/>
+        <w:rPr>
+          <w:sz w:val="24"/>
+          <w:szCs w:val="24"/>
+        </w:rPr>
+      </w:pPr>
+      <w:r>
+        <w:rPr>
+          <w:sz w:val="24"/>
+          <w:szCs w:val="24"/>
+        </w:rPr>
+        <w:t xml:space="preserve">Obsługiwanego przez:     </w:t>
       </w:r>
       <w:r>
         <w:rPr>
@@ -957,24 +1334,16 @@
       </w:pPr>
       <w:r>
         <w:rPr>
-          <w:rFonts w:ascii="Times New Roman" w:hAnsi="Times New Roman" w:cs="Times New Roman"/>
+          <w:rFonts w:cs="Times New Roman" w:ascii="Times New Roman" w:hAnsi="Times New Roman"/>
           <w:sz w:val="16"/>
           <w:szCs w:val="16"/>
         </w:rPr>
-        <w:t>(</w:t>
-      </w:r>
-      <w:r>
-        <w:rPr>
-          <w:rFonts w:ascii="Times New Roman" w:hAnsi="Times New Roman" w:cs="Times New Roman"/>
-          <w:sz w:val="16"/>
-          <w:szCs w:val="16"/>
-        </w:rPr>
-        <w:t>imię, nazwisko i adres oraz stanowisko służbowe – w przypadku policjantów adres jednostki Policji)</w:t>
-      </w:r>
-    </w:p>
-    <w:p>
-      <w:pPr>
-        <w:autoSpaceDE w:val="0"/>
+        <w:t>(imię, nazwisko i adres oraz stanowisko służbowe – w przypadku policjantów adres jednostki Policji)</w:t>
+      </w:r>
+    </w:p>
+    <w:p>
+      <w:pPr>
+        <w:pStyle w:val="Normal"/>
         <w:rPr>
           <w:i/>
           <w:iCs/>
@@ -982,11 +1351,21 @@
           <w:szCs w:val="16"/>
         </w:rPr>
       </w:pPr>
-    </w:p>
-    <w:p>
-      <w:pPr>
+      <w:r>
+        <w:rPr>
+          <w:i/>
+          <w:iCs/>
+          <w:sz w:val="16"/>
+          <w:szCs w:val="16"/>
+        </w:rPr>
+      </w:r>
+    </w:p>
+    <w:p>
+      <w:pPr>
+        <w:pStyle w:val="Normal"/>
         <w:tabs>
-          <w:tab w:val="left" w:pos="9214"/>
+          <w:tab w:val="clear" w:pos="708"/>
+          <w:tab w:val="left" w:pos="9214" w:leader="none"/>
         </w:tabs>
         <w:ind w:right="1274"/>
         <w:rPr>
@@ -996,42 +1375,72 @@
           <w:szCs w:val="16"/>
         </w:rPr>
       </w:pPr>
-    </w:p>
-    <w:p>
-      <w:pPr>
+      <w:r>
+        <w:rPr>
+          <w:i/>
+          <w:iCs/>
+          <w:sz w:val="24"/>
+          <w:szCs w:val="16"/>
+        </w:rPr>
+      </w:r>
+    </w:p>
+    <w:p>
+      <w:pPr>
+        <w:pStyle w:val="Normal"/>
         <w:tabs>
-          <w:tab w:val="left" w:pos="9214"/>
+          <w:tab w:val="clear" w:pos="708"/>
+          <w:tab w:val="left" w:pos="9214" w:leader="none"/>
         </w:tabs>
         <w:ind w:right="1274"/>
         <w:rPr>
           <w:sz w:val="24"/>
         </w:rPr>
       </w:pPr>
-    </w:p>
-    <w:p>
-      <w:pPr>
+      <w:r>
+        <w:rPr>
+          <w:sz w:val="24"/>
+        </w:rPr>
+      </w:r>
+    </w:p>
+    <w:p>
+      <w:pPr>
+        <w:pStyle w:val="Normal"/>
         <w:tabs>
-          <w:tab w:val="left" w:pos="9214"/>
+          <w:tab w:val="clear" w:pos="708"/>
+          <w:tab w:val="left" w:pos="9214" w:leader="none"/>
         </w:tabs>
         <w:ind w:right="1274"/>
         <w:rPr>
           <w:sz w:val="24"/>
         </w:rPr>
       </w:pPr>
-    </w:p>
-    <w:p>
-      <w:pPr>
+      <w:r>
+        <w:rPr>
+          <w:sz w:val="24"/>
+        </w:rPr>
+      </w:r>
+    </w:p>
+    <w:p>
+      <w:pPr>
+        <w:pStyle w:val="Normal"/>
         <w:ind w:right="1274"/>
         <w:jc w:val="both"/>
         <w:rPr>
           <w:sz w:val="24"/>
         </w:rPr>
       </w:pPr>
-    </w:p>
-    <w:p>
-      <w:pPr>
+      <w:r>
+        <w:rPr>
+          <w:sz w:val="24"/>
+        </w:rPr>
+      </w:r>
+    </w:p>
+    <w:p>
+      <w:pPr>
+        <w:pStyle w:val="Normal"/>
         <w:ind w:right="470"/>
         <w:jc w:val="both"/>
+        <w:rPr/>
       </w:pPr>
       <w:r>
         <w:rPr>
@@ -1042,15 +1451,23 @@
     </w:p>
     <w:p>
       <w:pPr>
-        <w:jc w:val="both"/>
-        <w:rPr>
-          <w:sz w:val="24"/>
-        </w:rPr>
-      </w:pPr>
-    </w:p>
-    <w:p>
-      <w:pPr>
-        <w:jc w:val="both"/>
+        <w:pStyle w:val="Normal"/>
+        <w:jc w:val="both"/>
+        <w:rPr>
+          <w:sz w:val="24"/>
+        </w:rPr>
+      </w:pPr>
+      <w:r>
+        <w:rPr>
+          <w:sz w:val="24"/>
+        </w:rPr>
+      </w:r>
+    </w:p>
+    <w:p>
+      <w:pPr>
+        <w:pStyle w:val="Normal"/>
+        <w:jc w:val="both"/>
+        <w:rPr/>
       </w:pPr>
       <w:r>
         <w:rPr>
@@ -1061,15 +1478,23 @@
     </w:p>
     <w:p>
       <w:pPr>
-        <w:jc w:val="both"/>
-        <w:rPr>
-          <w:sz w:val="24"/>
-        </w:rPr>
-      </w:pPr>
-    </w:p>
-    <w:p>
-      <w:pPr>
-        <w:jc w:val="both"/>
+        <w:pStyle w:val="Normal"/>
+        <w:jc w:val="both"/>
+        <w:rPr>
+          <w:sz w:val="24"/>
+        </w:rPr>
+      </w:pPr>
+      <w:r>
+        <w:rPr>
+          <w:sz w:val="24"/>
+        </w:rPr>
+      </w:r>
+    </w:p>
+    <w:p>
+      <w:pPr>
+        <w:pStyle w:val="Normal"/>
+        <w:jc w:val="both"/>
+        <w:rPr/>
       </w:pPr>
       <w:r>
         <w:rPr>
@@ -1080,15 +1505,23 @@
     </w:p>
     <w:p>
       <w:pPr>
-        <w:jc w:val="both"/>
-        <w:rPr>
-          <w:sz w:val="24"/>
-        </w:rPr>
-      </w:pPr>
-    </w:p>
-    <w:p>
-      <w:pPr>
-        <w:jc w:val="both"/>
+        <w:pStyle w:val="Normal"/>
+        <w:jc w:val="both"/>
+        <w:rPr>
+          <w:sz w:val="24"/>
+        </w:rPr>
+      </w:pPr>
+      <w:r>
+        <w:rPr>
+          <w:sz w:val="24"/>
+        </w:rPr>
+      </w:r>
+    </w:p>
+    <w:p>
+      <w:pPr>
+        <w:pStyle w:val="Normal"/>
+        <w:jc w:val="both"/>
+        <w:rPr/>
       </w:pPr>
       <w:r>
         <w:rPr>
@@ -1099,15 +1532,23 @@
     </w:p>
     <w:p>
       <w:pPr>
-        <w:jc w:val="both"/>
-        <w:rPr>
-          <w:sz w:val="24"/>
-        </w:rPr>
-      </w:pPr>
-    </w:p>
-    <w:p>
-      <w:pPr>
-        <w:jc w:val="both"/>
+        <w:pStyle w:val="Normal"/>
+        <w:jc w:val="both"/>
+        <w:rPr>
+          <w:sz w:val="24"/>
+        </w:rPr>
+      </w:pPr>
+      <w:r>
+        <w:rPr>
+          <w:sz w:val="24"/>
+        </w:rPr>
+      </w:r>
+    </w:p>
+    <w:p>
+      <w:pPr>
+        <w:pStyle w:val="Normal"/>
+        <w:jc w:val="both"/>
+        <w:rPr/>
       </w:pPr>
       <w:r>
         <w:rPr>
@@ -1118,15 +1559,23 @@
     </w:p>
     <w:p>
       <w:pPr>
-        <w:jc w:val="both"/>
-        <w:rPr>
-          <w:sz w:val="24"/>
-        </w:rPr>
-      </w:pPr>
-    </w:p>
-    <w:p>
-      <w:pPr>
-        <w:jc w:val="both"/>
+        <w:pStyle w:val="Normal"/>
+        <w:jc w:val="both"/>
+        <w:rPr>
+          <w:sz w:val="24"/>
+        </w:rPr>
+      </w:pPr>
+      <w:r>
+        <w:rPr>
+          <w:sz w:val="24"/>
+        </w:rPr>
+      </w:r>
+    </w:p>
+    <w:p>
+      <w:pPr>
+        <w:pStyle w:val="Normal"/>
+        <w:jc w:val="both"/>
+        <w:rPr/>
       </w:pPr>
       <w:r>
         <w:rPr>
@@ -1137,15 +1586,23 @@
     </w:p>
     <w:p>
       <w:pPr>
-        <w:jc w:val="both"/>
-        <w:rPr>
-          <w:sz w:val="24"/>
-        </w:rPr>
-      </w:pPr>
-    </w:p>
-    <w:p>
-      <w:pPr>
-        <w:jc w:val="both"/>
+        <w:pStyle w:val="Normal"/>
+        <w:jc w:val="both"/>
+        <w:rPr>
+          <w:sz w:val="24"/>
+        </w:rPr>
+      </w:pPr>
+      <w:r>
+        <w:rPr>
+          <w:sz w:val="24"/>
+        </w:rPr>
+      </w:r>
+    </w:p>
+    <w:p>
+      <w:pPr>
+        <w:pStyle w:val="Normal"/>
+        <w:jc w:val="both"/>
+        <w:rPr/>
       </w:pPr>
       <w:r>
         <w:rPr>
@@ -1156,24 +1613,37 @@
     </w:p>
     <w:p>
       <w:pPr>
-        <w:jc w:val="both"/>
-        <w:rPr>
-          <w:sz w:val="24"/>
-        </w:rPr>
-      </w:pPr>
-    </w:p>
-    <w:p>
-      <w:pPr>
-        <w:jc w:val="both"/>
-        <w:rPr>
-          <w:sz w:val="24"/>
-        </w:rPr>
-      </w:pPr>
+        <w:pStyle w:val="Normal"/>
+        <w:jc w:val="both"/>
+        <w:rPr>
+          <w:sz w:val="24"/>
+        </w:rPr>
+      </w:pPr>
+      <w:r>
+        <w:rPr>
+          <w:sz w:val="24"/>
+        </w:rPr>
+      </w:r>
+    </w:p>
+    <w:p>
+      <w:pPr>
+        <w:pStyle w:val="Normal"/>
+        <w:jc w:val="both"/>
+        <w:rPr>
+          <w:sz w:val="24"/>
+        </w:rPr>
+      </w:pPr>
+      <w:r>
+        <w:rPr>
+          <w:sz w:val="24"/>
+        </w:rPr>
+      </w:r>
     </w:p>
     <w:p>
       <w:pPr>
         <w:pStyle w:val="Tekstpodstawowy21"/>
         <w:ind w:right="425"/>
+        <w:rPr/>
       </w:pPr>
       <w:r>
         <w:rPr>
@@ -1185,17 +1655,26 @@
     </w:p>
     <w:p>
       <w:pPr>
-        <w:jc w:val="both"/>
-        <w:rPr>
-          <w:sz w:val="24"/>
-          <w:szCs w:val="24"/>
-        </w:rPr>
-      </w:pPr>
-    </w:p>
-    <w:p>
-      <w:pPr>
+        <w:pStyle w:val="Normal"/>
+        <w:jc w:val="both"/>
+        <w:rPr>
+          <w:sz w:val="24"/>
+          <w:szCs w:val="24"/>
+        </w:rPr>
+      </w:pPr>
+      <w:r>
+        <w:rPr>
+          <w:sz w:val="24"/>
+          <w:szCs w:val="24"/>
+        </w:rPr>
+      </w:r>
+    </w:p>
+    <w:p>
+      <w:pPr>
+        <w:pStyle w:val="Normal"/>
         <w:ind w:right="442"/>
         <w:jc w:val="both"/>
+        <w:rPr/>
       </w:pPr>
       <w:r>
         <w:rPr>
@@ -1207,17 +1686,26 @@
     </w:p>
     <w:p>
       <w:pPr>
-        <w:jc w:val="both"/>
-        <w:rPr>
-          <w:sz w:val="24"/>
-          <w:szCs w:val="24"/>
-        </w:rPr>
-      </w:pPr>
-    </w:p>
-    <w:p>
-      <w:pPr>
+        <w:pStyle w:val="Normal"/>
+        <w:jc w:val="both"/>
+        <w:rPr>
+          <w:sz w:val="24"/>
+          <w:szCs w:val="24"/>
+        </w:rPr>
+      </w:pPr>
+      <w:r>
+        <w:rPr>
+          <w:sz w:val="24"/>
+          <w:szCs w:val="24"/>
+        </w:rPr>
+      </w:r>
+    </w:p>
+    <w:p>
+      <w:pPr>
+        <w:pStyle w:val="Normal"/>
         <w:ind w:right="442"/>
         <w:jc w:val="both"/>
+        <w:rPr/>
       </w:pPr>
       <w:r>
         <w:rPr>
@@ -1229,57 +1717,47 @@
     </w:p>
     <w:p>
       <w:pPr>
+        <w:pStyle w:val="Normal"/>
         <w:jc w:val="both"/>
         <w:rPr>
           <w:sz w:val="22"/>
           <w:szCs w:val="24"/>
         </w:rPr>
       </w:pPr>
-    </w:p>
-    <w:p>
-      <w:pPr>
-        <w:rPr>
-          <w:sz w:val="24"/>
-          <w:szCs w:val="24"/>
-        </w:rPr>
-      </w:pPr>
-      <w:r>
-        <w:rPr>
-          <w:sz w:val="24"/>
-          <w:szCs w:val="24"/>
-        </w:rPr>
-        <w:t xml:space="preserve">Zgłoszone przez osoby uczestniczące w czynności zarzuty co do treści protokołu oraz oświadczenie policjanta prowadzącego czynność: Oświadczenie </w:t>
-      </w:r>
-      <w:proofErr w:type="gramStart"/>
-      <w:r>
-        <w:rPr>
-          <w:sz w:val="24"/>
-          <w:szCs w:val="24"/>
-        </w:rPr>
-        <w:t>funkcjonariusza:  $</w:t>
-      </w:r>
-      <w:proofErr w:type="gramEnd"/>
-      <w:r>
-        <w:rPr>
-          <w:sz w:val="24"/>
-          <w:szCs w:val="24"/>
-        </w:rPr>
-        <w:t>{UWAGI_OSOB}</w:t>
-      </w:r>
-    </w:p>
-    <w:p>
-      <w:pPr>
+      <w:r>
+        <w:rPr>
+          <w:sz w:val="22"/>
+          <w:szCs w:val="24"/>
+        </w:rPr>
+      </w:r>
+    </w:p>
+    <w:p>
+      <w:pPr>
+        <w:pStyle w:val="Normal"/>
+        <w:rPr>
+          <w:sz w:val="24"/>
+          <w:szCs w:val="24"/>
+        </w:rPr>
+      </w:pPr>
+      <w:r>
+        <w:rPr>
+          <w:sz w:val="24"/>
+          <w:szCs w:val="24"/>
+        </w:rPr>
+        <w:t>Zgłoszone przez osoby uczestniczące w czynności zarzuty co do treści protokołu oraz oświadczenie policjanta prowadzącego czynność: Oświadczenie funkcjonariusza:  ${UWAGI_OSOB}</w:t>
+      </w:r>
+    </w:p>
+    <w:p>
+      <w:pPr>
+        <w:pStyle w:val="Normal"/>
         <w:numPr>
           <w:ilvl w:val="0"/>
           <w:numId w:val="1"/>
         </w:numPr>
         <w:tabs>
-          <w:tab w:val="clear" w:pos="0"/>
+          <w:tab w:val="clear" w:pos="708"/>
         </w:tabs>
-        <w:suppressAutoHyphens w:val="0"/>
-        <w:autoSpaceDE w:val="0"/>
-        <w:autoSpaceDN w:val="0"/>
-        <w:adjustRightInd w:val="0"/>
+        <w:suppressAutoHyphens w:val="false"/>
         <w:rPr>
           <w:sz w:val="24"/>
           <w:szCs w:val="24"/>
@@ -1295,16 +1773,23 @@
     </w:p>
     <w:p>
       <w:pPr>
-        <w:jc w:val="both"/>
-        <w:rPr>
-          <w:sz w:val="24"/>
-          <w:szCs w:val="24"/>
-        </w:rPr>
-      </w:pPr>
-    </w:p>
-    <w:p>
-      <w:pPr>
-        <w:pStyle w:val="Tekstpodstawowy"/>
+        <w:pStyle w:val="Normal"/>
+        <w:jc w:val="both"/>
+        <w:rPr>
+          <w:sz w:val="24"/>
+          <w:szCs w:val="24"/>
+        </w:rPr>
+      </w:pPr>
+      <w:r>
+        <w:rPr>
+          <w:sz w:val="24"/>
+          <w:szCs w:val="24"/>
+        </w:rPr>
+      </w:r>
+    </w:p>
+    <w:p>
+      <w:pPr>
+        <w:pStyle w:val="BodyText"/>
         <w:rPr>
           <w:szCs w:val="24"/>
         </w:rPr>
@@ -1318,7 +1803,8 @@
     </w:p>
     <w:p>
       <w:pPr>
-        <w:ind w:left="2126" w:firstLine="709"/>
+        <w:pStyle w:val="Normal"/>
+        <w:ind w:firstLine="709" w:left="2126"/>
         <w:rPr>
           <w:sz w:val="16"/>
           <w:szCs w:val="16"/>
@@ -1345,23 +1831,38 @@
     </w:p>
     <w:p>
       <w:pPr>
+        <w:pStyle w:val="Normal"/>
         <w:rPr>
           <w:sz w:val="22"/>
           <w:szCs w:val="22"/>
         </w:rPr>
       </w:pPr>
-    </w:p>
-    <w:p>
-      <w:pPr>
+      <w:r>
         <w:rPr>
           <w:sz w:val="22"/>
           <w:szCs w:val="22"/>
         </w:rPr>
-      </w:pPr>
-    </w:p>
-    <w:p>
-      <w:pPr>
-        <w:spacing w:after="120"/>
+      </w:r>
+    </w:p>
+    <w:p>
+      <w:pPr>
+        <w:pStyle w:val="Normal"/>
+        <w:rPr>
+          <w:sz w:val="22"/>
+          <w:szCs w:val="22"/>
+        </w:rPr>
+      </w:pPr>
+      <w:r>
+        <w:rPr>
+          <w:sz w:val="22"/>
+          <w:szCs w:val="22"/>
+        </w:rPr>
+      </w:r>
+    </w:p>
+    <w:p>
+      <w:pPr>
+        <w:pStyle w:val="Normal"/>
+        <w:spacing w:before="0" w:after="120"/>
         <w:rPr>
           <w:sz w:val="24"/>
           <w:szCs w:val="24"/>
@@ -1378,6 +1879,7 @@
     <w:p>
       <w:pPr>
         <w:pStyle w:val="Tekstpodstawowy21"/>
+        <w:rPr/>
       </w:pPr>
       <w:r>
         <w:rPr>
@@ -1389,6 +1891,7 @@
     <w:p>
       <w:pPr>
         <w:pStyle w:val="Tekstpodstawowy21"/>
+        <w:rPr/>
       </w:pPr>
       <w:r>
         <w:rPr>
@@ -1408,6 +1911,7 @@
       <w:pPr>
         <w:pStyle w:val="Tekstpodstawowy21"/>
         <w:ind w:left="5664"/>
+        <w:rPr/>
       </w:pPr>
       <w:r>
         <w:rPr>
@@ -1424,29 +1928,38 @@
           <w:szCs w:val="16"/>
         </w:rPr>
         <w:t xml:space="preserve">(podpis policjanta dokonującego czynność) </w:t>
-      </w:r>
-      <w:r>
+        <w:tab/>
+      </w:r>
+    </w:p>
+    <w:p>
+      <w:pPr>
+        <w:pStyle w:val="Heading2"/>
+        <w:numPr>
+          <w:ilvl w:val="1"/>
+          <w:numId w:val="1"/>
+        </w:numPr>
         <w:rPr>
           <w:i/>
           <w:sz w:val="16"/>
           <w:szCs w:val="16"/>
         </w:rPr>
-        <w:tab/>
-      </w:r>
-    </w:p>
-    <w:p>
-      <w:pPr>
-        <w:pStyle w:val="Nagwek2"/>
+      </w:pPr>
+      <w:r>
         <w:rPr>
           <w:i/>
           <w:sz w:val="16"/>
           <w:szCs w:val="16"/>
         </w:rPr>
-      </w:pPr>
-    </w:p>
-    <w:p>
-      <w:pPr>
-        <w:pStyle w:val="Nagwek2"/>
+      </w:r>
+    </w:p>
+    <w:p>
+      <w:pPr>
+        <w:pStyle w:val="Heading2"/>
+        <w:numPr>
+          <w:ilvl w:val="1"/>
+          <w:numId w:val="1"/>
+        </w:numPr>
+        <w:rPr/>
       </w:pPr>
       <w:r>
         <w:rPr>
@@ -1458,16 +1971,25 @@
     </w:p>
     <w:p>
       <w:pPr>
+        <w:pStyle w:val="Normal"/>
         <w:jc w:val="both"/>
         <w:rPr>
           <w:sz w:val="22"/>
           <w:szCs w:val="24"/>
         </w:rPr>
       </w:pPr>
-    </w:p>
-    <w:p>
-      <w:pPr>
-        <w:jc w:val="both"/>
+      <w:r>
+        <w:rPr>
+          <w:sz w:val="22"/>
+          <w:szCs w:val="24"/>
+        </w:rPr>
+      </w:r>
+    </w:p>
+    <w:p>
+      <w:pPr>
+        <w:pStyle w:val="Normal"/>
+        <w:jc w:val="both"/>
+        <w:rPr/>
       </w:pPr>
       <w:r>
         <w:rPr>
@@ -1479,16 +2001,25 @@
     </w:p>
     <w:p>
       <w:pPr>
+        <w:pStyle w:val="Normal"/>
         <w:jc w:val="both"/>
         <w:rPr>
           <w:sz w:val="32"/>
           <w:szCs w:val="32"/>
         </w:rPr>
       </w:pPr>
-    </w:p>
-    <w:p>
-      <w:pPr>
-        <w:jc w:val="both"/>
+      <w:r>
+        <w:rPr>
+          <w:sz w:val="32"/>
+          <w:szCs w:val="32"/>
+        </w:rPr>
+      </w:r>
+    </w:p>
+    <w:p>
+      <w:pPr>
+        <w:pStyle w:val="Normal"/>
+        <w:jc w:val="both"/>
+        <w:rPr/>
       </w:pPr>
       <w:r>
         <w:rPr>
@@ -1496,36 +2027,33 @@
           <w:szCs w:val="24"/>
         </w:rPr>
         <w:t>1. ..........................................</w:t>
-      </w:r>
-      <w:r>
-        <w:rPr>
-          <w:sz w:val="24"/>
-          <w:szCs w:val="24"/>
-        </w:rPr>
         <w:tab/>
         <w:t>2. ..........................................</w:t>
-      </w:r>
-      <w:r>
-        <w:rPr>
-          <w:sz w:val="24"/>
-          <w:szCs w:val="24"/>
-        </w:rPr>
         <w:tab/>
         <w:t>3. ..........................................</w:t>
       </w:r>
     </w:p>
     <w:p>
       <w:pPr>
-        <w:jc w:val="both"/>
-        <w:rPr>
-          <w:sz w:val="24"/>
-          <w:szCs w:val="24"/>
-        </w:rPr>
-      </w:pPr>
-    </w:p>
-    <w:p>
-      <w:pPr>
-        <w:jc w:val="both"/>
+        <w:pStyle w:val="Normal"/>
+        <w:jc w:val="both"/>
+        <w:rPr>
+          <w:sz w:val="24"/>
+          <w:szCs w:val="24"/>
+        </w:rPr>
+      </w:pPr>
+      <w:r>
+        <w:rPr>
+          <w:sz w:val="24"/>
+          <w:szCs w:val="24"/>
+        </w:rPr>
+      </w:r>
+    </w:p>
+    <w:p>
+      <w:pPr>
+        <w:pStyle w:val="Normal"/>
+        <w:jc w:val="both"/>
+        <w:rPr/>
       </w:pPr>
       <w:r>
         <w:rPr>
@@ -1537,16 +2065,25 @@
     </w:p>
     <w:p>
       <w:pPr>
+        <w:pStyle w:val="Normal"/>
         <w:jc w:val="both"/>
         <w:rPr>
           <w:sz w:val="32"/>
           <w:szCs w:val="32"/>
         </w:rPr>
       </w:pPr>
-    </w:p>
-    <w:p>
-      <w:pPr>
-        <w:jc w:val="both"/>
+      <w:r>
+        <w:rPr>
+          <w:sz w:val="32"/>
+          <w:szCs w:val="32"/>
+        </w:rPr>
+      </w:r>
+    </w:p>
+    <w:p>
+      <w:pPr>
+        <w:pStyle w:val="Normal"/>
+        <w:jc w:val="both"/>
+        <w:rPr/>
       </w:pPr>
       <w:r>
         <w:rPr>
@@ -1554,55 +2091,60 @@
           <w:szCs w:val="24"/>
         </w:rPr>
         <w:t>1. ..........................................</w:t>
-      </w:r>
-      <w:r>
-        <w:rPr>
-          <w:sz w:val="24"/>
-          <w:szCs w:val="24"/>
-        </w:rPr>
         <w:tab/>
         <w:t>2. .........................................</w:t>
-      </w:r>
-      <w:r>
-        <w:rPr>
-          <w:sz w:val="24"/>
-          <w:szCs w:val="24"/>
-        </w:rPr>
         <w:tab/>
         <w:t>3. ..........................................</w:t>
       </w:r>
     </w:p>
     <w:p>
       <w:pPr>
+        <w:pStyle w:val="Normal"/>
         <w:jc w:val="both"/>
         <w:rPr>
           <w:sz w:val="22"/>
           <w:szCs w:val="24"/>
         </w:rPr>
       </w:pPr>
-    </w:p>
-    <w:p>
-      <w:pPr>
-        <w:jc w:val="both"/>
+      <w:r>
         <w:rPr>
           <w:sz w:val="22"/>
-        </w:rPr>
-      </w:pPr>
-    </w:p>
-    <w:p>
-      <w:pPr>
-        <w:jc w:val="both"/>
-      </w:pPr>
-      <w:r>
+          <w:szCs w:val="24"/>
+        </w:rPr>
+      </w:r>
+    </w:p>
+    <w:p>
+      <w:pPr>
+        <w:pStyle w:val="Normal"/>
+        <w:jc w:val="both"/>
         <w:rPr>
           <w:sz w:val="22"/>
         </w:rPr>
+      </w:pPr>
+      <w:r>
+        <w:rPr>
+          <w:sz w:val="22"/>
+        </w:rPr>
+      </w:r>
+    </w:p>
+    <w:p>
+      <w:pPr>
+        <w:pStyle w:val="Normal"/>
+        <w:jc w:val="both"/>
+        <w:rPr/>
+      </w:pPr>
+      <w:r>
+        <w:rPr>
+          <w:sz w:val="22"/>
+        </w:rPr>
         <w:t>___________________________</w:t>
       </w:r>
     </w:p>
     <w:p>
       <w:pPr>
-        <w:jc w:val="both"/>
+        <w:pStyle w:val="Normal"/>
+        <w:jc w:val="both"/>
+        <w:rPr/>
       </w:pPr>
       <w:r>
         <w:rPr>
@@ -1619,15 +2161,18 @@
     </w:p>
     <w:p>
       <w:pPr>
+        <w:pStyle w:val="Normal"/>
         <w:numPr>
           <w:ilvl w:val="0"/>
           <w:numId w:val="2"/>
         </w:numPr>
         <w:tabs>
-          <w:tab w:val="left" w:pos="284"/>
+          <w:tab w:val="clear" w:pos="708"/>
+          <w:tab w:val="left" w:pos="284" w:leader="none"/>
         </w:tabs>
-        <w:ind w:hanging="720"/>
-        <w:jc w:val="both"/>
+        <w:ind w:hanging="720" w:left="720"/>
+        <w:jc w:val="both"/>
+        <w:rPr/>
       </w:pPr>
       <w:r>
         <w:rPr>
@@ -1650,129 +2195,114 @@
       </w:r>
     </w:p>
     <w:sectPr>
-      <w:headerReference w:type="even" r:id="rId7"/>
-      <w:headerReference w:type="default" r:id="rId8"/>
-      <w:footerReference w:type="even" r:id="rId9"/>
-      <w:footerReference w:type="default" r:id="rId10"/>
-      <w:headerReference w:type="first" r:id="rId11"/>
-      <w:footerReference w:type="first" r:id="rId12"/>
+      <w:headerReference w:type="even" r:id="rId2"/>
+      <w:headerReference w:type="default" r:id="rId3"/>
+      <w:headerReference w:type="first" r:id="rId4"/>
+      <w:footerReference w:type="even" r:id="rId5"/>
+      <w:footerReference w:type="default" r:id="rId6"/>
+      <w:footerReference w:type="first" r:id="rId7"/>
+      <w:type w:val="nextPage"/>
       <w:pgSz w:w="11906" w:h="16838"/>
-      <w:pgMar w:top="567" w:right="849" w:bottom="142" w:left="1418" w:header="720" w:footer="720" w:gutter="0"/>
-      <w:cols w:space="720"/>
-      <w:docGrid w:linePitch="360"/>
+      <w:pgMar w:left="1418" w:right="849" w:gutter="0" w:header="720" w:top="777" w:footer="720" w:bottom="777"/>
+      <w:pgNumType w:fmt="decimal"/>
+      <w:formProt w:val="false"/>
+      <w:textDirection w:val="lrTb"/>
+      <w:docGrid w:type="default" w:linePitch="360" w:charSpace="0"/>
     </w:sectPr>
   </w:body>
 </w:document>
 </file>
 
-<file path=word/endnotes.xml><?xml version="1.0" encoding="utf-8"?>
-<w:endnotes xmlns:wpc="http://schemas.microsoft.com/office/word/2010/wordprocessingCanvas" xmlns:cx="http://schemas.microsoft.com/office/drawing/2014/chartex" xmlns:cx1="http://schemas.microsoft.com/office/drawing/2015/9/8/chartex" xmlns:cx2="http://schemas.microsoft.com/office/drawing/2015/10/21/chartex" xmlns:cx3="http://schemas.microsoft.com/office/drawing/2016/5/9/chartex" xmlns:cx4="http://schemas.microsoft.com/office/drawing/2016/5/10/chartex" xmlns:cx5="http://schemas.microsoft.com/office/drawing/2016/5/11/chartex" xmlns:cx6="http://schemas.microsoft.com/office/drawing/2016/5/12/chartex" xmlns:cx7="http://schemas.microsoft.com/office/drawing/2016/5/13/chartex" xmlns:cx8="http://schemas.microsoft.com/office/drawing/2016/5/14/chartex" xmlns:mc="http://schemas.openxmlformats.org/markup-compatibility/2006" xmlns:aink="http://schemas.microsoft.com/office/drawing/2016/ink" xmlns:am3d="http://schemas.microsoft.com/office/drawing/2017/model3d" xmlns:o="urn:schemas-microsoft-com:office:office" xmlns:oel="http://schemas.microsoft.com/office/2019/extlst" xmlns:r="http://schemas.openxmlformats.org/officeDocument/2006/relationships" xmlns:m="http://schemas.openxmlformats.org/officeDocument/2006/math" xmlns:v="urn:schemas-microsoft-com:vml" xmlns:wp14="http://schemas.microsoft.com/office/word/2010/wordprocessingDrawing" xmlns:wp="http://schemas.openxmlformats.org/drawingml/2006/wordprocessingDrawing" xmlns:w10="urn:schemas-microsoft-com:office:word" xmlns:w="http://schemas.openxmlformats.org/wordprocessingml/2006/main" xmlns:w14="http://schemas.microsoft.com/office/word/2010/wordml" xmlns:w15="http://schemas.microsoft.com/office/word/2012/wordml" xmlns:w16cex="http://schemas.microsoft.com/office/word/2018/wordml/cex" xmlns:w16cid="http://schemas.microsoft.com/office/word/2016/wordml/cid" xmlns:w16="http://schemas.microsoft.com/office/word/2018/wordml" xmlns:w16du="http://schemas.microsoft.com/office/word/2023/wordml/word16du" xmlns:w16sdtdh="http://schemas.microsoft.com/office/word/2020/wordml/sdtdatahash" xmlns:w16sdtfl="http://schemas.microsoft.com/office/word/2024/wordml/sdtformatlock" xmlns:w16se="http://schemas.microsoft.com/office/word/2015/wordml/symex" xmlns:wpg="http://schemas.microsoft.com/office/word/2010/wordprocessingGroup" xmlns:wpi="http://schemas.microsoft.com/office/word/2010/wordprocessingInk" xmlns:wne="http://schemas.microsoft.com/office/word/2006/wordml" xmlns:wps="http://schemas.microsoft.com/office/word/2010/wordprocessingShape" mc:Ignorable="w14 w15 w16se w16cid w16 w16cex w16sdtdh w16sdtfl w16du wp14">
-  <w:endnote w:type="separator" w:id="-1">
-    <w:p>
-      <w:r>
-        <w:separator/>
-      </w:r>
-    </w:p>
-  </w:endnote>
-  <w:endnote w:type="continuationSeparator" w:id="0">
-    <w:p>
-      <w:r>
-        <w:continuationSeparator/>
-      </w:r>
-    </w:p>
-  </w:endnote>
-</w:endnotes>
-</file>
-
 <file path=word/footer1.xml><?xml version="1.0" encoding="utf-8"?>
-<w:ftr xmlns:wpc="http://schemas.microsoft.com/office/word/2010/wordprocessingCanvas" xmlns:cx="http://schemas.microsoft.com/office/drawing/2014/chartex" xmlns:cx1="http://schemas.microsoft.com/office/drawing/2015/9/8/chartex" xmlns:cx2="http://schemas.microsoft.com/office/drawing/2015/10/21/chartex" xmlns:cx3="http://schemas.microsoft.com/office/drawing/2016/5/9/chartex" xmlns:cx4="http://schemas.microsoft.com/office/drawing/2016/5/10/chartex" xmlns:cx5="http://schemas.microsoft.com/office/drawing/2016/5/11/chartex" xmlns:cx6="http://schemas.microsoft.com/office/drawing/2016/5/12/chartex" xmlns:cx7="http://schemas.microsoft.com/office/drawing/2016/5/13/chartex" xmlns:cx8="http://schemas.microsoft.com/office/drawing/2016/5/14/chartex" xmlns:mc="http://schemas.openxmlformats.org/markup-compatibility/2006" xmlns:aink="http://schemas.microsoft.com/office/drawing/2016/ink" xmlns:am3d="http://schemas.microsoft.com/office/drawing/2017/model3d" xmlns:o="urn:schemas-microsoft-com:office:office" xmlns:oel="http://schemas.microsoft.com/office/2019/extlst" xmlns:r="http://schemas.openxmlformats.org/officeDocument/2006/relationships" xmlns:m="http://schemas.openxmlformats.org/officeDocument/2006/math" xmlns:v="urn:schemas-microsoft-com:vml" xmlns:wp14="http://schemas.microsoft.com/office/word/2010/wordprocessingDrawing" xmlns:wp="http://schemas.openxmlformats.org/drawingml/2006/wordprocessingDrawing" xmlns:w10="urn:schemas-microsoft-com:office:word" xmlns:w="http://schemas.openxmlformats.org/wordprocessingml/2006/main" xmlns:w14="http://schemas.microsoft.com/office/word/2010/wordml" xmlns:w15="http://schemas.microsoft.com/office/word/2012/wordml" xmlns:w16cex="http://schemas.microsoft.com/office/word/2018/wordml/cex" xmlns:w16cid="http://schemas.microsoft.com/office/word/2016/wordml/cid" xmlns:w16="http://schemas.microsoft.com/office/word/2018/wordml" xmlns:w16du="http://schemas.microsoft.com/office/word/2023/wordml/word16du" xmlns:w16sdtdh="http://schemas.microsoft.com/office/word/2020/wordml/sdtdatahash" xmlns:w16sdtfl="http://schemas.microsoft.com/office/word/2024/wordml/sdtformatlock" xmlns:w16se="http://schemas.microsoft.com/office/word/2015/wordml/symex" xmlns:wpg="http://schemas.microsoft.com/office/word/2010/wordprocessingGroup" xmlns:wpi="http://schemas.microsoft.com/office/word/2010/wordprocessingInk" xmlns:wne="http://schemas.microsoft.com/office/word/2006/wordml" xmlns:wps="http://schemas.microsoft.com/office/word/2010/wordprocessingShape" mc:Ignorable="w14 w15 w16se w16cid w16 w16cex w16sdtdh w16sdtfl w16du wp14">
+<w:ftr xmlns:o="urn:schemas-microsoft-com:office:office" xmlns:r="http://schemas.openxmlformats.org/officeDocument/2006/relationships" xmlns:v="urn:schemas-microsoft-com:vml" xmlns:w="http://schemas.openxmlformats.org/wordprocessingml/2006/main" xmlns:w10="urn:schemas-microsoft-com:office:word" xmlns:wp="http://schemas.openxmlformats.org/drawingml/2006/wordprocessingDrawing" xmlns:pic="http://schemas.openxmlformats.org/drawingml/2006/picture" xmlns:wps="http://schemas.microsoft.com/office/word/2010/wordprocessingShape" xmlns:wpg="http://schemas.microsoft.com/office/word/2010/wordprocessingGroup" xmlns:mc="http://schemas.openxmlformats.org/markup-compatibility/2006" xmlns:wp14="http://schemas.microsoft.com/office/word/2010/wordprocessingDrawing" xmlns:w14="http://schemas.microsoft.com/office/word/2010/wordml" xmlns:w15="http://schemas.microsoft.com/office/word/2012/wordml" mc:Ignorable="w14 wp14 w15">
   <w:p>
     <w:pPr>
-      <w:pStyle w:val="Stopka"/>
+      <w:pStyle w:val="Footer"/>
+      <w:rPr/>
     </w:pPr>
+    <w:r>
+      <w:rPr/>
+    </w:r>
   </w:p>
 </w:ftr>
 </file>
 
 <file path=word/footer2.xml><?xml version="1.0" encoding="utf-8"?>
-<w:ftr xmlns:wpc="http://schemas.microsoft.com/office/word/2010/wordprocessingCanvas" xmlns:cx="http://schemas.microsoft.com/office/drawing/2014/chartex" xmlns:cx1="http://schemas.microsoft.com/office/drawing/2015/9/8/chartex" xmlns:cx2="http://schemas.microsoft.com/office/drawing/2015/10/21/chartex" xmlns:cx3="http://schemas.microsoft.com/office/drawing/2016/5/9/chartex" xmlns:cx4="http://schemas.microsoft.com/office/drawing/2016/5/10/chartex" xmlns:cx5="http://schemas.microsoft.com/office/drawing/2016/5/11/chartex" xmlns:cx6="http://schemas.microsoft.com/office/drawing/2016/5/12/chartex" xmlns:cx7="http://schemas.microsoft.com/office/drawing/2016/5/13/chartex" xmlns:cx8="http://schemas.microsoft.com/office/drawing/2016/5/14/chartex" xmlns:mc="http://schemas.openxmlformats.org/markup-compatibility/2006" xmlns:aink="http://schemas.microsoft.com/office/drawing/2016/ink" xmlns:am3d="http://schemas.microsoft.com/office/drawing/2017/model3d" xmlns:o="urn:schemas-microsoft-com:office:office" xmlns:oel="http://schemas.microsoft.com/office/2019/extlst" xmlns:r="http://schemas.openxmlformats.org/officeDocument/2006/relationships" xmlns:m="http://schemas.openxmlformats.org/officeDocument/2006/math" xmlns:v="urn:schemas-microsoft-com:vml" xmlns:wp14="http://schemas.microsoft.com/office/word/2010/wordprocessingDrawing" xmlns:wp="http://schemas.openxmlformats.org/drawingml/2006/wordprocessingDrawing" xmlns:w10="urn:schemas-microsoft-com:office:word" xmlns:w="http://schemas.openxmlformats.org/wordprocessingml/2006/main" xmlns:w14="http://schemas.microsoft.com/office/word/2010/wordml" xmlns:w15="http://schemas.microsoft.com/office/word/2012/wordml" xmlns:w16cex="http://schemas.microsoft.com/office/word/2018/wordml/cex" xmlns:w16cid="http://schemas.microsoft.com/office/word/2016/wordml/cid" xmlns:w16="http://schemas.microsoft.com/office/word/2018/wordml" xmlns:w16du="http://schemas.microsoft.com/office/word/2023/wordml/word16du" xmlns:w16sdtdh="http://schemas.microsoft.com/office/word/2020/wordml/sdtdatahash" xmlns:w16sdtfl="http://schemas.microsoft.com/office/word/2024/wordml/sdtformatlock" xmlns:w16se="http://schemas.microsoft.com/office/word/2015/wordml/symex" xmlns:wpg="http://schemas.microsoft.com/office/word/2010/wordprocessingGroup" xmlns:wpi="http://schemas.microsoft.com/office/word/2010/wordprocessingInk" xmlns:wne="http://schemas.microsoft.com/office/word/2006/wordml" xmlns:wps="http://schemas.microsoft.com/office/word/2010/wordprocessingShape" mc:Ignorable="w14 w15 w16se w16cid w16 w16cex w16sdtdh w16sdtfl w16du wp14">
+<w:ftr xmlns:o="urn:schemas-microsoft-com:office:office" xmlns:r="http://schemas.openxmlformats.org/officeDocument/2006/relationships" xmlns:v="urn:schemas-microsoft-com:vml" xmlns:w="http://schemas.openxmlformats.org/wordprocessingml/2006/main" xmlns:w10="urn:schemas-microsoft-com:office:word" xmlns:wp="http://schemas.openxmlformats.org/drawingml/2006/wordprocessingDrawing" xmlns:pic="http://schemas.openxmlformats.org/drawingml/2006/picture" xmlns:wps="http://schemas.microsoft.com/office/word/2010/wordprocessingShape" xmlns:wpg="http://schemas.microsoft.com/office/word/2010/wordprocessingGroup" xmlns:mc="http://schemas.openxmlformats.org/markup-compatibility/2006" xmlns:wp14="http://schemas.microsoft.com/office/word/2010/wordprocessingDrawing" xmlns:w14="http://schemas.microsoft.com/office/word/2010/wordml" xmlns:w15="http://schemas.microsoft.com/office/word/2012/wordml" mc:Ignorable="w14 wp14 w15">
   <w:p>
     <w:pPr>
-      <w:pStyle w:val="Stopka"/>
+      <w:pStyle w:val="Footer"/>
+      <w:rPr/>
     </w:pPr>
+    <w:r>
+      <w:rPr/>
+    </w:r>
   </w:p>
 </w:ftr>
 </file>
 
 <file path=word/footer3.xml><?xml version="1.0" encoding="utf-8"?>
-<w:ftr xmlns:wpc="http://schemas.microsoft.com/office/word/2010/wordprocessingCanvas" xmlns:cx="http://schemas.microsoft.com/office/drawing/2014/chartex" xmlns:cx1="http://schemas.microsoft.com/office/drawing/2015/9/8/chartex" xmlns:cx2="http://schemas.microsoft.com/office/drawing/2015/10/21/chartex" xmlns:cx3="http://schemas.microsoft.com/office/drawing/2016/5/9/chartex" xmlns:cx4="http://schemas.microsoft.com/office/drawing/2016/5/10/chartex" xmlns:cx5="http://schemas.microsoft.com/office/drawing/2016/5/11/chartex" xmlns:cx6="http://schemas.microsoft.com/office/drawing/2016/5/12/chartex" xmlns:cx7="http://schemas.microsoft.com/office/drawing/2016/5/13/chartex" xmlns:cx8="http://schemas.microsoft.com/office/drawing/2016/5/14/chartex" xmlns:mc="http://schemas.openxmlformats.org/markup-compatibility/2006" xmlns:aink="http://schemas.microsoft.com/office/drawing/2016/ink" xmlns:am3d="http://schemas.microsoft.com/office/drawing/2017/model3d" xmlns:o="urn:schemas-microsoft-com:office:office" xmlns:oel="http://schemas.microsoft.com/office/2019/extlst" xmlns:r="http://schemas.openxmlformats.org/officeDocument/2006/relationships" xmlns:m="http://schemas.openxmlformats.org/officeDocument/2006/math" xmlns:v="urn:schemas-microsoft-com:vml" xmlns:wp14="http://schemas.microsoft.com/office/word/2010/wordprocessingDrawing" xmlns:wp="http://schemas.openxmlformats.org/drawingml/2006/wordprocessingDrawing" xmlns:w10="urn:schemas-microsoft-com:office:word" xmlns:w="http://schemas.openxmlformats.org/wordprocessingml/2006/main" xmlns:w14="http://schemas.microsoft.com/office/word/2010/wordml" xmlns:w15="http://schemas.microsoft.com/office/word/2012/wordml" xmlns:w16cex="http://schemas.microsoft.com/office/word/2018/wordml/cex" xmlns:w16cid="http://schemas.microsoft.com/office/word/2016/wordml/cid" xmlns:w16="http://schemas.microsoft.com/office/word/2018/wordml" xmlns:w16du="http://schemas.microsoft.com/office/word/2023/wordml/word16du" xmlns:w16sdtdh="http://schemas.microsoft.com/office/word/2020/wordml/sdtdatahash" xmlns:w16sdtfl="http://schemas.microsoft.com/office/word/2024/wordml/sdtformatlock" xmlns:w16se="http://schemas.microsoft.com/office/word/2015/wordml/symex" xmlns:wpg="http://schemas.microsoft.com/office/word/2010/wordprocessingGroup" xmlns:wpi="http://schemas.microsoft.com/office/word/2010/wordprocessingInk" xmlns:wne="http://schemas.microsoft.com/office/word/2006/wordml" xmlns:wps="http://schemas.microsoft.com/office/word/2010/wordprocessingShape" mc:Ignorable="w14 w15 w16se w16cid w16 w16cex w16sdtdh w16sdtfl w16du wp14">
+<w:ftr xmlns:o="urn:schemas-microsoft-com:office:office" xmlns:r="http://schemas.openxmlformats.org/officeDocument/2006/relationships" xmlns:v="urn:schemas-microsoft-com:vml" xmlns:w="http://schemas.openxmlformats.org/wordprocessingml/2006/main" xmlns:w10="urn:schemas-microsoft-com:office:word" xmlns:wp="http://schemas.openxmlformats.org/drawingml/2006/wordprocessingDrawing" xmlns:pic="http://schemas.openxmlformats.org/drawingml/2006/picture" xmlns:wps="http://schemas.microsoft.com/office/word/2010/wordprocessingShape" xmlns:wpg="http://schemas.microsoft.com/office/word/2010/wordprocessingGroup" xmlns:mc="http://schemas.openxmlformats.org/markup-compatibility/2006" xmlns:wp14="http://schemas.microsoft.com/office/word/2010/wordprocessingDrawing" xmlns:w14="http://schemas.microsoft.com/office/word/2010/wordml" xmlns:w15="http://schemas.microsoft.com/office/word/2012/wordml" mc:Ignorable="w14 wp14 w15">
   <w:p>
     <w:pPr>
-      <w:pStyle w:val="Stopka"/>
+      <w:pStyle w:val="Footer"/>
+      <w:rPr/>
     </w:pPr>
+    <w:r>
+      <w:rPr/>
+    </w:r>
   </w:p>
 </w:ftr>
 </file>
 
-<file path=word/footnotes.xml><?xml version="1.0" encoding="utf-8"?>
-<w:footnotes xmlns:wpc="http://schemas.microsoft.com/office/word/2010/wordprocessingCanvas" xmlns:cx="http://schemas.microsoft.com/office/drawing/2014/chartex" xmlns:cx1="http://schemas.microsoft.com/office/drawing/2015/9/8/chartex" xmlns:cx2="http://schemas.microsoft.com/office/drawing/2015/10/21/chartex" xmlns:cx3="http://schemas.microsoft.com/office/drawing/2016/5/9/chartex" xmlns:cx4="http://schemas.microsoft.com/office/drawing/2016/5/10/chartex" xmlns:cx5="http://schemas.microsoft.com/office/drawing/2016/5/11/chartex" xmlns:cx6="http://schemas.microsoft.com/office/drawing/2016/5/12/chartex" xmlns:cx7="http://schemas.microsoft.com/office/drawing/2016/5/13/chartex" xmlns:cx8="http://schemas.microsoft.com/office/drawing/2016/5/14/chartex" xmlns:mc="http://schemas.openxmlformats.org/markup-compatibility/2006" xmlns:aink="http://schemas.microsoft.com/office/drawing/2016/ink" xmlns:am3d="http://schemas.microsoft.com/office/drawing/2017/model3d" xmlns:o="urn:schemas-microsoft-com:office:office" xmlns:oel="http://schemas.microsoft.com/office/2019/extlst" xmlns:r="http://schemas.openxmlformats.org/officeDocument/2006/relationships" xmlns:m="http://schemas.openxmlformats.org/officeDocument/2006/math" xmlns:v="urn:schemas-microsoft-com:vml" xmlns:wp14="http://schemas.microsoft.com/office/word/2010/wordprocessingDrawing" xmlns:wp="http://schemas.openxmlformats.org/drawingml/2006/wordprocessingDrawing" xmlns:w10="urn:schemas-microsoft-com:office:word" xmlns:w="http://schemas.openxmlformats.org/wordprocessingml/2006/main" xmlns:w14="http://schemas.microsoft.com/office/word/2010/wordml" xmlns:w15="http://schemas.microsoft.com/office/word/2012/wordml" xmlns:w16cex="http://schemas.microsoft.com/office/word/2018/wordml/cex" xmlns:w16cid="http://schemas.microsoft.com/office/word/2016/wordml/cid" xmlns:w16="http://schemas.microsoft.com/office/word/2018/wordml" xmlns:w16du="http://schemas.microsoft.com/office/word/2023/wordml/word16du" xmlns:w16sdtdh="http://schemas.microsoft.com/office/word/2020/wordml/sdtdatahash" xmlns:w16sdtfl="http://schemas.microsoft.com/office/word/2024/wordml/sdtformatlock" xmlns:w16se="http://schemas.microsoft.com/office/word/2015/wordml/symex" xmlns:wpg="http://schemas.microsoft.com/office/word/2010/wordprocessingGroup" xmlns:wpi="http://schemas.microsoft.com/office/word/2010/wordprocessingInk" xmlns:wne="http://schemas.microsoft.com/office/word/2006/wordml" xmlns:wps="http://schemas.microsoft.com/office/word/2010/wordprocessingShape" mc:Ignorable="w14 w15 w16se w16cid w16 w16cex w16sdtdh w16sdtfl w16du wp14">
-  <w:footnote w:type="separator" w:id="-1">
-    <w:p>
-      <w:r>
-        <w:separator/>
-      </w:r>
-    </w:p>
-  </w:footnote>
-  <w:footnote w:type="continuationSeparator" w:id="0">
-    <w:p>
-      <w:r>
-        <w:continuationSeparator/>
-      </w:r>
-    </w:p>
-  </w:footnote>
-</w:footnotes>
-</file>
-
 <file path=word/header1.xml><?xml version="1.0" encoding="utf-8"?>
-<w:hdr xmlns:wpc="http://schemas.microsoft.com/office/word/2010/wordprocessingCanvas" xmlns:cx="http://schemas.microsoft.com/office/drawing/2014/chartex" xmlns:cx1="http://schemas.microsoft.com/office/drawing/2015/9/8/chartex" xmlns:cx2="http://schemas.microsoft.com/office/drawing/2015/10/21/chartex" xmlns:cx3="http://schemas.microsoft.com/office/drawing/2016/5/9/chartex" xmlns:cx4="http://schemas.microsoft.com/office/drawing/2016/5/10/chartex" xmlns:cx5="http://schemas.microsoft.com/office/drawing/2016/5/11/chartex" xmlns:cx6="http://schemas.microsoft.com/office/drawing/2016/5/12/chartex" xmlns:cx7="http://schemas.microsoft.com/office/drawing/2016/5/13/chartex" xmlns:cx8="http://schemas.microsoft.com/office/drawing/2016/5/14/chartex" xmlns:mc="http://schemas.openxmlformats.org/markup-compatibility/2006" xmlns:aink="http://schemas.microsoft.com/office/drawing/2016/ink" xmlns:am3d="http://schemas.microsoft.com/office/drawing/2017/model3d" xmlns:o="urn:schemas-microsoft-com:office:office" xmlns:oel="http://schemas.microsoft.com/office/2019/extlst" xmlns:r="http://schemas.openxmlformats.org/officeDocument/2006/relationships" xmlns:m="http://schemas.openxmlformats.org/officeDocument/2006/math" xmlns:v="urn:schemas-microsoft-com:vml" xmlns:wp14="http://schemas.microsoft.com/office/word/2010/wordprocessingDrawing" xmlns:wp="http://schemas.openxmlformats.org/drawingml/2006/wordprocessingDrawing" xmlns:w10="urn:schemas-microsoft-com:office:word" xmlns:w="http://schemas.openxmlformats.org/wordprocessingml/2006/main" xmlns:w14="http://schemas.microsoft.com/office/word/2010/wordml" xmlns:w15="http://schemas.microsoft.com/office/word/2012/wordml" xmlns:w16cex="http://schemas.microsoft.com/office/word/2018/wordml/cex" xmlns:w16cid="http://schemas.microsoft.com/office/word/2016/wordml/cid" xmlns:w16="http://schemas.microsoft.com/office/word/2018/wordml" xmlns:w16du="http://schemas.microsoft.com/office/word/2023/wordml/word16du" xmlns:w16sdtdh="http://schemas.microsoft.com/office/word/2020/wordml/sdtdatahash" xmlns:w16sdtfl="http://schemas.microsoft.com/office/word/2024/wordml/sdtformatlock" xmlns:w16se="http://schemas.microsoft.com/office/word/2015/wordml/symex" xmlns:wpg="http://schemas.microsoft.com/office/word/2010/wordprocessingGroup" xmlns:wpi="http://schemas.microsoft.com/office/word/2010/wordprocessingInk" xmlns:wne="http://schemas.microsoft.com/office/word/2006/wordml" xmlns:wps="http://schemas.microsoft.com/office/word/2010/wordprocessingShape" mc:Ignorable="w14 w15 w16se w16cid w16 w16cex w16sdtdh w16sdtfl w16du wp14">
+<w:hdr xmlns:o="urn:schemas-microsoft-com:office:office" xmlns:r="http://schemas.openxmlformats.org/officeDocument/2006/relationships" xmlns:v="urn:schemas-microsoft-com:vml" xmlns:w="http://schemas.openxmlformats.org/wordprocessingml/2006/main" xmlns:w10="urn:schemas-microsoft-com:office:word" xmlns:wp="http://schemas.openxmlformats.org/drawingml/2006/wordprocessingDrawing" xmlns:pic="http://schemas.openxmlformats.org/drawingml/2006/picture" xmlns:wps="http://schemas.microsoft.com/office/word/2010/wordprocessingShape" xmlns:wpg="http://schemas.microsoft.com/office/word/2010/wordprocessingGroup" xmlns:mc="http://schemas.openxmlformats.org/markup-compatibility/2006" xmlns:wp14="http://schemas.microsoft.com/office/word/2010/wordprocessingDrawing" xmlns:w14="http://schemas.microsoft.com/office/word/2010/wordml" xmlns:w15="http://schemas.microsoft.com/office/word/2012/wordml" mc:Ignorable="w14 wp14 w15">
   <w:p>
     <w:pPr>
-      <w:pStyle w:val="Nagwek"/>
+      <w:pStyle w:val="Header"/>
+      <w:rPr/>
     </w:pPr>
+    <w:r>
+      <w:rPr/>
+    </w:r>
   </w:p>
 </w:hdr>
 </file>
 
 <file path=word/header2.xml><?xml version="1.0" encoding="utf-8"?>
-<w:hdr xmlns:wpc="http://schemas.microsoft.com/office/word/2010/wordprocessingCanvas" xmlns:cx="http://schemas.microsoft.com/office/drawing/2014/chartex" xmlns:cx1="http://schemas.microsoft.com/office/drawing/2015/9/8/chartex" xmlns:cx2="http://schemas.microsoft.com/office/drawing/2015/10/21/chartex" xmlns:cx3="http://schemas.microsoft.com/office/drawing/2016/5/9/chartex" xmlns:cx4="http://schemas.microsoft.com/office/drawing/2016/5/10/chartex" xmlns:cx5="http://schemas.microsoft.com/office/drawing/2016/5/11/chartex" xmlns:cx6="http://schemas.microsoft.com/office/drawing/2016/5/12/chartex" xmlns:cx7="http://schemas.microsoft.com/office/drawing/2016/5/13/chartex" xmlns:cx8="http://schemas.microsoft.com/office/drawing/2016/5/14/chartex" xmlns:mc="http://schemas.openxmlformats.org/markup-compatibility/2006" xmlns:aink="http://schemas.microsoft.com/office/drawing/2016/ink" xmlns:am3d="http://schemas.microsoft.com/office/drawing/2017/model3d" xmlns:o="urn:schemas-microsoft-com:office:office" xmlns:oel="http://schemas.microsoft.com/office/2019/extlst" xmlns:r="http://schemas.openxmlformats.org/officeDocument/2006/relationships" xmlns:m="http://schemas.openxmlformats.org/officeDocument/2006/math" xmlns:v="urn:schemas-microsoft-com:vml" xmlns:wp14="http://schemas.microsoft.com/office/word/2010/wordprocessingDrawing" xmlns:wp="http://schemas.openxmlformats.org/drawingml/2006/wordprocessingDrawing" xmlns:w10="urn:schemas-microsoft-com:office:word" xmlns:w="http://schemas.openxmlformats.org/wordprocessingml/2006/main" xmlns:w14="http://schemas.microsoft.com/office/word/2010/wordml" xmlns:w15="http://schemas.microsoft.com/office/word/2012/wordml" xmlns:w16cex="http://schemas.microsoft.com/office/word/2018/wordml/cex" xmlns:w16cid="http://schemas.microsoft.com/office/word/2016/wordml/cid" xmlns:w16="http://schemas.microsoft.com/office/word/2018/wordml" xmlns:w16du="http://schemas.microsoft.com/office/word/2023/wordml/word16du" xmlns:w16sdtdh="http://schemas.microsoft.com/office/word/2020/wordml/sdtdatahash" xmlns:w16sdtfl="http://schemas.microsoft.com/office/word/2024/wordml/sdtformatlock" xmlns:w16se="http://schemas.microsoft.com/office/word/2015/wordml/symex" xmlns:wpg="http://schemas.microsoft.com/office/word/2010/wordprocessingGroup" xmlns:wpi="http://schemas.microsoft.com/office/word/2010/wordprocessingInk" xmlns:wne="http://schemas.microsoft.com/office/word/2006/wordml" xmlns:wps="http://schemas.microsoft.com/office/word/2010/wordprocessingShape" mc:Ignorable="w14 w15 w16se w16cid w16 w16cex w16sdtdh w16sdtfl w16du wp14">
+<w:hdr xmlns:o="urn:schemas-microsoft-com:office:office" xmlns:r="http://schemas.openxmlformats.org/officeDocument/2006/relationships" xmlns:v="urn:schemas-microsoft-com:vml" xmlns:w="http://schemas.openxmlformats.org/wordprocessingml/2006/main" xmlns:w10="urn:schemas-microsoft-com:office:word" xmlns:wp="http://schemas.openxmlformats.org/drawingml/2006/wordprocessingDrawing" xmlns:pic="http://schemas.openxmlformats.org/drawingml/2006/picture" xmlns:wps="http://schemas.microsoft.com/office/word/2010/wordprocessingShape" xmlns:wpg="http://schemas.microsoft.com/office/word/2010/wordprocessingGroup" xmlns:mc="http://schemas.openxmlformats.org/markup-compatibility/2006" xmlns:wp14="http://schemas.microsoft.com/office/word/2010/wordprocessingDrawing" xmlns:w14="http://schemas.microsoft.com/office/word/2010/wordml" xmlns:w15="http://schemas.microsoft.com/office/word/2012/wordml" mc:Ignorable="w14 wp14 w15">
   <w:p>
     <w:pPr>
-      <w:pStyle w:val="Nagwek"/>
+      <w:pStyle w:val="Header"/>
+      <w:rPr/>
     </w:pPr>
+    <w:r>
+      <w:rPr/>
+    </w:r>
   </w:p>
 </w:hdr>
 </file>
 
 <file path=word/header3.xml><?xml version="1.0" encoding="utf-8"?>
-<w:hdr xmlns:wpc="http://schemas.microsoft.com/office/word/2010/wordprocessingCanvas" xmlns:cx="http://schemas.microsoft.com/office/drawing/2014/chartex" xmlns:cx1="http://schemas.microsoft.com/office/drawing/2015/9/8/chartex" xmlns:cx2="http://schemas.microsoft.com/office/drawing/2015/10/21/chartex" xmlns:cx3="http://schemas.microsoft.com/office/drawing/2016/5/9/chartex" xmlns:cx4="http://schemas.microsoft.com/office/drawing/2016/5/10/chartex" xmlns:cx5="http://schemas.microsoft.com/office/drawing/2016/5/11/chartex" xmlns:cx6="http://schemas.microsoft.com/office/drawing/2016/5/12/chartex" xmlns:cx7="http://schemas.microsoft.com/office/drawing/2016/5/13/chartex" xmlns:cx8="http://schemas.microsoft.com/office/drawing/2016/5/14/chartex" xmlns:mc="http://schemas.openxmlformats.org/markup-compatibility/2006" xmlns:aink="http://schemas.microsoft.com/office/drawing/2016/ink" xmlns:am3d="http://schemas.microsoft.com/office/drawing/2017/model3d" xmlns:o="urn:schemas-microsoft-com:office:office" xmlns:oel="http://schemas.microsoft.com/office/2019/extlst" xmlns:r="http://schemas.openxmlformats.org/officeDocument/2006/relationships" xmlns:m="http://schemas.openxmlformats.org/officeDocument/2006/math" xmlns:v="urn:schemas-microsoft-com:vml" xmlns:wp14="http://schemas.microsoft.com/office/word/2010/wordprocessingDrawing" xmlns:wp="http://schemas.openxmlformats.org/drawingml/2006/wordprocessingDrawing" xmlns:w10="urn:schemas-microsoft-com:office:word" xmlns:w="http://schemas.openxmlformats.org/wordprocessingml/2006/main" xmlns:w14="http://schemas.microsoft.com/office/word/2010/wordml" xmlns:w15="http://schemas.microsoft.com/office/word/2012/wordml" xmlns:w16cex="http://schemas.microsoft.com/office/word/2018/wordml/cex" xmlns:w16cid="http://schemas.microsoft.com/office/word/2016/wordml/cid" xmlns:w16="http://schemas.microsoft.com/office/word/2018/wordml" xmlns:w16du="http://schemas.microsoft.com/office/word/2023/wordml/word16du" xmlns:w16sdtdh="http://schemas.microsoft.com/office/word/2020/wordml/sdtdatahash" xmlns:w16sdtfl="http://schemas.microsoft.com/office/word/2024/wordml/sdtformatlock" xmlns:w16se="http://schemas.microsoft.com/office/word/2015/wordml/symex" xmlns:wpg="http://schemas.microsoft.com/office/word/2010/wordprocessingGroup" xmlns:wpi="http://schemas.microsoft.com/office/word/2010/wordprocessingInk" xmlns:wne="http://schemas.microsoft.com/office/word/2006/wordml" xmlns:wps="http://schemas.microsoft.com/office/word/2010/wordprocessingShape" mc:Ignorable="w14 w15 w16se w16cid w16 w16cex w16sdtdh w16sdtfl w16du wp14">
+<w:hdr xmlns:o="urn:schemas-microsoft-com:office:office" xmlns:r="http://schemas.openxmlformats.org/officeDocument/2006/relationships" xmlns:v="urn:schemas-microsoft-com:vml" xmlns:w="http://schemas.openxmlformats.org/wordprocessingml/2006/main" xmlns:w10="urn:schemas-microsoft-com:office:word" xmlns:wp="http://schemas.openxmlformats.org/drawingml/2006/wordprocessingDrawing" xmlns:pic="http://schemas.openxmlformats.org/drawingml/2006/picture" xmlns:wps="http://schemas.microsoft.com/office/word/2010/wordprocessingShape" xmlns:wpg="http://schemas.microsoft.com/office/word/2010/wordprocessingGroup" xmlns:mc="http://schemas.openxmlformats.org/markup-compatibility/2006" xmlns:wp14="http://schemas.microsoft.com/office/word/2010/wordprocessingDrawing" xmlns:w14="http://schemas.microsoft.com/office/word/2010/wordml" xmlns:w15="http://schemas.microsoft.com/office/word/2012/wordml" mc:Ignorable="w14 wp14 w15">
   <w:p>
     <w:pPr>
-      <w:pStyle w:val="Nagwek"/>
+      <w:pStyle w:val="Header"/>
+      <w:rPr/>
     </w:pPr>
+    <w:r>
+      <w:rPr/>
+    </w:r>
   </w:p>
 </w:hdr>
 </file>
 
 <file path=word/numbering.xml><?xml version="1.0" encoding="utf-8"?>
-<w:numbering xmlns:wpc="http://schemas.microsoft.com/office/word/2010/wordprocessingCanvas" xmlns:cx="http://schemas.microsoft.com/office/drawing/2014/chartex" xmlns:cx1="http://schemas.microsoft.com/office/drawing/2015/9/8/chartex" xmlns:cx2="http://schemas.microsoft.com/office/drawing/2015/10/21/chartex" xmlns:cx3="http://schemas.microsoft.com/office/drawing/2016/5/9/chartex" xmlns:cx4="http://schemas.microsoft.com/office/drawing/2016/5/10/chartex" xmlns:cx5="http://schemas.microsoft.com/office/drawing/2016/5/11/chartex" xmlns:cx6="http://schemas.microsoft.com/office/drawing/2016/5/12/chartex" xmlns:cx7="http://schemas.microsoft.com/office/drawing/2016/5/13/chartex" xmlns:cx8="http://schemas.microsoft.com/office/drawing/2016/5/14/chartex" xmlns:mc="http://schemas.openxmlformats.org/markup-compatibility/2006" xmlns:aink="http://schemas.microsoft.com/office/drawing/2016/ink" xmlns:am3d="http://schemas.microsoft.com/office/drawing/2017/model3d" xmlns:o="urn:schemas-microsoft-com:office:office" xmlns:oel="http://schemas.microsoft.com/office/2019/extlst" xmlns:r="http://schemas.openxmlformats.org/officeDocument/2006/relationships" xmlns:m="http://schemas.openxmlformats.org/officeDocument/2006/math" xmlns:v="urn:schemas-microsoft-com:vml" xmlns:wp14="http://schemas.microsoft.com/office/word/2010/wordprocessingDrawing" xmlns:wp="http://schemas.openxmlformats.org/drawingml/2006/wordprocessingDrawing" xmlns:w10="urn:schemas-microsoft-com:office:word" xmlns:w="http://schemas.openxmlformats.org/wordprocessingml/2006/main" xmlns:w14="http://schemas.microsoft.com/office/word/2010/wordml" xmlns:w15="http://schemas.microsoft.com/office/word/2012/wordml" xmlns:w16cex="http://schemas.microsoft.com/office/word/2018/wordml/cex" xmlns:w16cid="http://schemas.microsoft.com/office/word/2016/wordml/cid" xmlns:w16="http://schemas.microsoft.com/office/word/2018/wordml" xmlns:w16du="http://schemas.microsoft.com/office/word/2023/wordml/word16du" xmlns:w16sdtdh="http://schemas.microsoft.com/office/word/2020/wordml/sdtdatahash" xmlns:w16sdtfl="http://schemas.microsoft.com/office/word/2024/wordml/sdtformatlock" xmlns:w16se="http://schemas.microsoft.com/office/word/2015/wordml/symex" xmlns:wpg="http://schemas.microsoft.com/office/word/2010/wordprocessingGroup" xmlns:wpi="http://schemas.microsoft.com/office/word/2010/wordprocessingInk" xmlns:wne="http://schemas.microsoft.com/office/word/2006/wordml" xmlns:wps="http://schemas.microsoft.com/office/word/2010/wordprocessingShape" mc:Ignorable="w14 w15 w16se w16cid w16 w16cex w16sdtdh w16sdtfl w16du wp14">
-  <w:abstractNum w:abstractNumId="0" w15:restartNumberingAfterBreak="0">
-    <w:nsid w:val="00000001"/>
-    <w:multiLevelType w:val="multilevel"/>
-    <w:tmpl w:val="00000001"/>
+<w:numbering xmlns:w="http://schemas.openxmlformats.org/wordprocessingml/2006/main" xmlns:o="urn:schemas-microsoft-com:office:office" xmlns:r="http://schemas.openxmlformats.org/officeDocument/2006/relationships" xmlns:v="urn:schemas-microsoft-com:vml" xmlns:mc="http://schemas.openxmlformats.org/markup-compatibility/2006" xmlns:w14="http://schemas.microsoft.com/office/word/2010/wordml" mc:Ignorable="w14">
+  <w:abstractNum w:abstractNumId="1">
     <w:lvl w:ilvl="0">
       <w:start w:val="1"/>
       <w:numFmt w:val="none"/>
-      <w:pStyle w:val="Nagwek1"/>
       <w:suff w:val="nothing"/>
       <w:lvlText w:val=""/>
       <w:lvlJc w:val="left"/>
@@ -1780,13 +2310,13 @@
         <w:tabs>
           <w:tab w:val="num" w:pos="0"/>
         </w:tabs>
-        <w:ind w:left="0" w:firstLine="0"/>
-      </w:pPr>
+        <w:ind w:left="0" w:hanging="0"/>
+      </w:pPr>
+      <w:rPr/>
     </w:lvl>
     <w:lvl w:ilvl="1">
       <w:start w:val="1"/>
       <w:numFmt w:val="none"/>
-      <w:pStyle w:val="Nagwek2"/>
       <w:suff w:val="nothing"/>
       <w:lvlText w:val=""/>
       <w:lvlJc w:val="left"/>
@@ -1794,13 +2324,13 @@
         <w:tabs>
           <w:tab w:val="num" w:pos="0"/>
         </w:tabs>
-        <w:ind w:left="0" w:firstLine="0"/>
-      </w:pPr>
+        <w:ind w:left="0" w:hanging="0"/>
+      </w:pPr>
+      <w:rPr/>
     </w:lvl>
     <w:lvl w:ilvl="2">
       <w:start w:val="1"/>
       <w:numFmt w:val="none"/>
-      <w:pStyle w:val="Nagwek3"/>
       <w:suff w:val="nothing"/>
       <w:lvlText w:val=""/>
       <w:lvlJc w:val="left"/>
@@ -1808,13 +2338,13 @@
         <w:tabs>
           <w:tab w:val="num" w:pos="0"/>
         </w:tabs>
-        <w:ind w:left="0" w:firstLine="0"/>
-      </w:pPr>
+        <w:ind w:left="0" w:hanging="0"/>
+      </w:pPr>
+      <w:rPr/>
     </w:lvl>
     <w:lvl w:ilvl="3">
       <w:start w:val="1"/>
       <w:numFmt w:val="none"/>
-      <w:pStyle w:val="Nagwek4"/>
       <w:suff w:val="nothing"/>
       <w:lvlText w:val=""/>
       <w:lvlJc w:val="left"/>
@@ -1822,8 +2352,9 @@
         <w:tabs>
           <w:tab w:val="num" w:pos="0"/>
         </w:tabs>
-        <w:ind w:left="0" w:firstLine="0"/>
-      </w:pPr>
+        <w:ind w:left="0" w:hanging="0"/>
+      </w:pPr>
+      <w:rPr/>
     </w:lvl>
     <w:lvl w:ilvl="4">
       <w:start w:val="1"/>
@@ -1835,8 +2366,9 @@
         <w:tabs>
           <w:tab w:val="num" w:pos="0"/>
         </w:tabs>
-        <w:ind w:left="0" w:firstLine="0"/>
-      </w:pPr>
+        <w:ind w:left="0" w:hanging="0"/>
+      </w:pPr>
+      <w:rPr/>
     </w:lvl>
     <w:lvl w:ilvl="5">
       <w:start w:val="1"/>
@@ -1848,8 +2380,9 @@
         <w:tabs>
           <w:tab w:val="num" w:pos="0"/>
         </w:tabs>
-        <w:ind w:left="0" w:firstLine="0"/>
-      </w:pPr>
+        <w:ind w:left="0" w:hanging="0"/>
+      </w:pPr>
+      <w:rPr/>
     </w:lvl>
     <w:lvl w:ilvl="6">
       <w:start w:val="1"/>
@@ -1861,8 +2394,9 @@
         <w:tabs>
           <w:tab w:val="num" w:pos="0"/>
         </w:tabs>
-        <w:ind w:left="0" w:firstLine="0"/>
-      </w:pPr>
+        <w:ind w:left="0" w:hanging="0"/>
+      </w:pPr>
+      <w:rPr/>
     </w:lvl>
     <w:lvl w:ilvl="7">
       <w:start w:val="1"/>
@@ -1874,8 +2408,9 @@
         <w:tabs>
           <w:tab w:val="num" w:pos="0"/>
         </w:tabs>
-        <w:ind w:left="0" w:firstLine="0"/>
-      </w:pPr>
+        <w:ind w:left="0" w:hanging="0"/>
+      </w:pPr>
+      <w:rPr/>
     </w:lvl>
     <w:lvl w:ilvl="8">
       <w:start w:val="1"/>
@@ -1887,15 +2422,12 @@
         <w:tabs>
           <w:tab w:val="num" w:pos="0"/>
         </w:tabs>
-        <w:ind w:left="0" w:firstLine="0"/>
-      </w:pPr>
+        <w:ind w:left="0" w:hanging="0"/>
+      </w:pPr>
+      <w:rPr/>
     </w:lvl>
   </w:abstractNum>
-  <w:abstractNum w:abstractNumId="1" w15:restartNumberingAfterBreak="0">
-    <w:nsid w:val="00000002"/>
-    <w:multiLevelType w:val="singleLevel"/>
-    <w:tmpl w:val="00000002"/>
-    <w:name w:val="WW8Num3"/>
+  <w:abstractNum w:abstractNumId="2">
     <w:lvl w:ilvl="0">
       <w:start w:val="1"/>
       <w:numFmt w:val="bullet"/>
@@ -1912,26 +2444,248 @@
         <w:sz w:val="16"/>
       </w:rPr>
     </w:lvl>
+    <w:lvl w:ilvl="1">
+      <w:start w:val="1"/>
+      <w:numFmt w:val="decimal"/>
+      <w:lvlText w:val="%2."/>
+      <w:lvlJc w:val="left"/>
+      <w:pPr>
+        <w:tabs>
+          <w:tab w:val="num" w:pos="1080"/>
+        </w:tabs>
+        <w:ind w:left="1080" w:hanging="360"/>
+      </w:pPr>
+    </w:lvl>
+    <w:lvl w:ilvl="2">
+      <w:start w:val="1"/>
+      <w:numFmt w:val="decimal"/>
+      <w:lvlText w:val="%3."/>
+      <w:lvlJc w:val="left"/>
+      <w:pPr>
+        <w:tabs>
+          <w:tab w:val="num" w:pos="1440"/>
+        </w:tabs>
+        <w:ind w:left="1440" w:hanging="360"/>
+      </w:pPr>
+    </w:lvl>
+    <w:lvl w:ilvl="3">
+      <w:start w:val="1"/>
+      <w:numFmt w:val="decimal"/>
+      <w:lvlText w:val="%4."/>
+      <w:lvlJc w:val="left"/>
+      <w:pPr>
+        <w:tabs>
+          <w:tab w:val="num" w:pos="1800"/>
+        </w:tabs>
+        <w:ind w:left="1800" w:hanging="360"/>
+      </w:pPr>
+    </w:lvl>
+    <w:lvl w:ilvl="4">
+      <w:start w:val="1"/>
+      <w:numFmt w:val="decimal"/>
+      <w:lvlText w:val="%5."/>
+      <w:lvlJc w:val="left"/>
+      <w:pPr>
+        <w:tabs>
+          <w:tab w:val="num" w:pos="2160"/>
+        </w:tabs>
+        <w:ind w:left="2160" w:hanging="360"/>
+      </w:pPr>
+    </w:lvl>
+    <w:lvl w:ilvl="5">
+      <w:start w:val="1"/>
+      <w:numFmt w:val="decimal"/>
+      <w:lvlText w:val="%6."/>
+      <w:lvlJc w:val="left"/>
+      <w:pPr>
+        <w:tabs>
+          <w:tab w:val="num" w:pos="2520"/>
+        </w:tabs>
+        <w:ind w:left="2520" w:hanging="360"/>
+      </w:pPr>
+    </w:lvl>
+    <w:lvl w:ilvl="6">
+      <w:start w:val="1"/>
+      <w:numFmt w:val="decimal"/>
+      <w:lvlText w:val="%7."/>
+      <w:lvlJc w:val="left"/>
+      <w:pPr>
+        <w:tabs>
+          <w:tab w:val="num" w:pos="2880"/>
+        </w:tabs>
+        <w:ind w:left="2880" w:hanging="360"/>
+      </w:pPr>
+    </w:lvl>
+    <w:lvl w:ilvl="7">
+      <w:start w:val="1"/>
+      <w:numFmt w:val="decimal"/>
+      <w:lvlText w:val="%8."/>
+      <w:lvlJc w:val="left"/>
+      <w:pPr>
+        <w:tabs>
+          <w:tab w:val="num" w:pos="3240"/>
+        </w:tabs>
+        <w:ind w:left="3240" w:hanging="360"/>
+      </w:pPr>
+    </w:lvl>
+    <w:lvl w:ilvl="8">
+      <w:start w:val="1"/>
+      <w:numFmt w:val="decimal"/>
+      <w:lvlText w:val="%9."/>
+      <w:lvlJc w:val="left"/>
+      <w:pPr>
+        <w:tabs>
+          <w:tab w:val="num" w:pos="3600"/>
+        </w:tabs>
+        <w:ind w:left="3600" w:hanging="360"/>
+      </w:pPr>
+    </w:lvl>
   </w:abstractNum>
-  <w:num w:numId="1" w16cid:durableId="200172851">
-    <w:abstractNumId w:val="0"/>
+  <w:abstractNum w:abstractNumId="3">
+    <w:lvl w:ilvl="0">
+      <w:start w:val="1"/>
+      <w:numFmt w:val="none"/>
+      <w:suff w:val="nothing"/>
+      <w:lvlText w:val=""/>
+      <w:lvlJc w:val="left"/>
+      <w:pPr>
+        <w:tabs>
+          <w:tab w:val="num" w:pos="0"/>
+        </w:tabs>
+        <w:ind w:left="0" w:hanging="0"/>
+      </w:pPr>
+    </w:lvl>
+    <w:lvl w:ilvl="1">
+      <w:start w:val="1"/>
+      <w:numFmt w:val="none"/>
+      <w:suff w:val="nothing"/>
+      <w:lvlText w:val=""/>
+      <w:lvlJc w:val="left"/>
+      <w:pPr>
+        <w:tabs>
+          <w:tab w:val="num" w:pos="0"/>
+        </w:tabs>
+        <w:ind w:left="0" w:hanging="0"/>
+      </w:pPr>
+    </w:lvl>
+    <w:lvl w:ilvl="2">
+      <w:start w:val="1"/>
+      <w:numFmt w:val="none"/>
+      <w:suff w:val="nothing"/>
+      <w:lvlText w:val=""/>
+      <w:lvlJc w:val="left"/>
+      <w:pPr>
+        <w:tabs>
+          <w:tab w:val="num" w:pos="0"/>
+        </w:tabs>
+        <w:ind w:left="0" w:hanging="0"/>
+      </w:pPr>
+    </w:lvl>
+    <w:lvl w:ilvl="3">
+      <w:start w:val="1"/>
+      <w:numFmt w:val="none"/>
+      <w:suff w:val="nothing"/>
+      <w:lvlText w:val=""/>
+      <w:lvlJc w:val="left"/>
+      <w:pPr>
+        <w:tabs>
+          <w:tab w:val="num" w:pos="0"/>
+        </w:tabs>
+        <w:ind w:left="0" w:hanging="0"/>
+      </w:pPr>
+    </w:lvl>
+    <w:lvl w:ilvl="4">
+      <w:start w:val="1"/>
+      <w:numFmt w:val="none"/>
+      <w:suff w:val="nothing"/>
+      <w:lvlText w:val=""/>
+      <w:lvlJc w:val="left"/>
+      <w:pPr>
+        <w:tabs>
+          <w:tab w:val="num" w:pos="0"/>
+        </w:tabs>
+        <w:ind w:left="0" w:hanging="0"/>
+      </w:pPr>
+    </w:lvl>
+    <w:lvl w:ilvl="5">
+      <w:start w:val="1"/>
+      <w:numFmt w:val="none"/>
+      <w:suff w:val="nothing"/>
+      <w:lvlText w:val=""/>
+      <w:lvlJc w:val="left"/>
+      <w:pPr>
+        <w:tabs>
+          <w:tab w:val="num" w:pos="0"/>
+        </w:tabs>
+        <w:ind w:left="0" w:hanging="0"/>
+      </w:pPr>
+    </w:lvl>
+    <w:lvl w:ilvl="6">
+      <w:start w:val="1"/>
+      <w:numFmt w:val="none"/>
+      <w:suff w:val="nothing"/>
+      <w:lvlText w:val=""/>
+      <w:lvlJc w:val="left"/>
+      <w:pPr>
+        <w:tabs>
+          <w:tab w:val="num" w:pos="0"/>
+        </w:tabs>
+        <w:ind w:left="0" w:hanging="0"/>
+      </w:pPr>
+    </w:lvl>
+    <w:lvl w:ilvl="7">
+      <w:start w:val="1"/>
+      <w:numFmt w:val="none"/>
+      <w:suff w:val="nothing"/>
+      <w:lvlText w:val=""/>
+      <w:lvlJc w:val="left"/>
+      <w:pPr>
+        <w:tabs>
+          <w:tab w:val="num" w:pos="0"/>
+        </w:tabs>
+        <w:ind w:left="0" w:hanging="0"/>
+      </w:pPr>
+    </w:lvl>
+    <w:lvl w:ilvl="8">
+      <w:start w:val="1"/>
+      <w:numFmt w:val="none"/>
+      <w:suff w:val="nothing"/>
+      <w:lvlText w:val=""/>
+      <w:lvlJc w:val="left"/>
+      <w:pPr>
+        <w:tabs>
+          <w:tab w:val="num" w:pos="0"/>
+        </w:tabs>
+        <w:ind w:left="0" w:hanging="0"/>
+      </w:pPr>
+    </w:lvl>
+  </w:abstractNum>
+  <w:num w:numId="1">
+    <w:abstractNumId w:val="1"/>
   </w:num>
-  <w:num w:numId="2" w16cid:durableId="1822037992">
-    <w:abstractNumId w:val="1"/>
+  <w:num w:numId="2">
+    <w:abstractNumId w:val="2"/>
+  </w:num>
+  <w:num w:numId="3">
+    <w:abstractNumId w:val="3"/>
   </w:num>
 </w:numbering>
 </file>
 
 <file path=word/styles.xml><?xml version="1.0" encoding="utf-8"?>
-<w:styles xmlns:mc="http://schemas.openxmlformats.org/markup-compatibility/2006" xmlns:r="http://schemas.openxmlformats.org/officeDocument/2006/relationships" xmlns:w="http://schemas.openxmlformats.org/wordprocessingml/2006/main" xmlns:w14="http://schemas.microsoft.com/office/word/2010/wordml" xmlns:w15="http://schemas.microsoft.com/office/word/2012/wordml" xmlns:w16cex="http://schemas.microsoft.com/office/word/2018/wordml/cex" xmlns:w16cid="http://schemas.microsoft.com/office/word/2016/wordml/cid" xmlns:w16="http://schemas.microsoft.com/office/word/2018/wordml" xmlns:w16du="http://schemas.microsoft.com/office/word/2023/wordml/word16du" xmlns:w16sdtdh="http://schemas.microsoft.com/office/word/2020/wordml/sdtdatahash" xmlns:w16sdtfl="http://schemas.microsoft.com/office/word/2024/wordml/sdtformatlock" xmlns:w16se="http://schemas.microsoft.com/office/word/2015/wordml/symex" mc:Ignorable="w14 w15 w16se w16cid w16 w16cex w16sdtdh w16sdtfl w16du">
+<w:styles xmlns:w="http://schemas.openxmlformats.org/wordprocessingml/2006/main" xmlns:w14="http://schemas.microsoft.com/office/word/2010/wordml" xmlns:mc="http://schemas.openxmlformats.org/markup-compatibility/2006" mc:Ignorable="w14">
   <w:docDefaults>
     <w:rPrDefault>
       <w:rPr>
-        <w:rFonts w:ascii="Times New Roman" w:eastAsia="Times New Roman" w:hAnsi="Times New Roman" w:cs="Times New Roman"/>
+        <w:rFonts w:ascii="Times New Roman" w:hAnsi="Times New Roman" w:eastAsia="Times New Roman" w:cs="Times New Roman"/>
         <w:lang w:val="pl-PL" w:eastAsia="pl-PL" w:bidi="ar-SA"/>
       </w:rPr>
     </w:rPrDefault>
-    <w:pPrDefault/>
+    <w:pPrDefault>
+      <w:pPr>
+        <w:suppressAutoHyphens w:val="true"/>
+      </w:pPr>
+    </w:pPrDefault>
   </w:docDefaults>
   <w:latentStyles w:defLockedState="0" w:defUIPriority="99" w:defSemiHidden="0" w:defUnhideWhenUsed="0" w:defQFormat="0" w:count="376">
     <w:lsdException w:name="Normal" w:uiPriority="0" w:qFormat="1"/>
@@ -1939,11 +2693,11 @@
     <w:lsdException w:name="heading 2" w:uiPriority="9" w:qFormat="1"/>
     <w:lsdException w:name="heading 3" w:uiPriority="9" w:qFormat="1"/>
     <w:lsdException w:name="heading 4" w:uiPriority="9" w:qFormat="1"/>
-    <w:lsdException w:name="heading 5" w:semiHidden="1" w:uiPriority="9" w:unhideWhenUsed="1" w:qFormat="1"/>
-    <w:lsdException w:name="heading 6" w:semiHidden="1" w:uiPriority="9" w:unhideWhenUsed="1" w:qFormat="1"/>
-    <w:lsdException w:name="heading 7" w:semiHidden="1" w:uiPriority="9" w:unhideWhenUsed="1" w:qFormat="1"/>
-    <w:lsdException w:name="heading 8" w:semiHidden="1" w:uiPriority="9" w:unhideWhenUsed="1" w:qFormat="1"/>
-    <w:lsdException w:name="heading 9" w:semiHidden="1" w:uiPriority="9" w:unhideWhenUsed="1" w:qFormat="1"/>
+    <w:lsdException w:name="heading 5" w:uiPriority="9" w:semiHidden="1" w:unhideWhenUsed="1" w:qFormat="1"/>
+    <w:lsdException w:name="heading 6" w:uiPriority="9" w:semiHidden="1" w:unhideWhenUsed="1" w:qFormat="1"/>
+    <w:lsdException w:name="heading 7" w:uiPriority="9" w:semiHidden="1" w:unhideWhenUsed="1" w:qFormat="1"/>
+    <w:lsdException w:name="heading 8" w:uiPriority="9" w:semiHidden="1" w:unhideWhenUsed="1" w:qFormat="1"/>
+    <w:lsdException w:name="heading 9" w:uiPriority="9" w:semiHidden="1" w:unhideWhenUsed="1" w:qFormat="1"/>
     <w:lsdException w:name="index 1" w:semiHidden="1" w:unhideWhenUsed="1"/>
     <w:lsdException w:name="index 2" w:semiHidden="1" w:unhideWhenUsed="1"/>
     <w:lsdException w:name="index 3" w:semiHidden="1" w:unhideWhenUsed="1"/>
@@ -1953,15 +2707,15 @@
     <w:lsdException w:name="index 7" w:semiHidden="1" w:unhideWhenUsed="1"/>
     <w:lsdException w:name="index 8" w:semiHidden="1" w:unhideWhenUsed="1"/>
     <w:lsdException w:name="index 9" w:semiHidden="1" w:unhideWhenUsed="1"/>
-    <w:lsdException w:name="toc 1" w:semiHidden="1" w:uiPriority="39" w:unhideWhenUsed="1"/>
-    <w:lsdException w:name="toc 2" w:semiHidden="1" w:uiPriority="39" w:unhideWhenUsed="1"/>
-    <w:lsdException w:name="toc 3" w:semiHidden="1" w:uiPriority="39" w:unhideWhenUsed="1"/>
-    <w:lsdException w:name="toc 4" w:semiHidden="1" w:uiPriority="39" w:unhideWhenUsed="1"/>
-    <w:lsdException w:name="toc 5" w:semiHidden="1" w:uiPriority="39" w:unhideWhenUsed="1"/>
-    <w:lsdException w:name="toc 6" w:semiHidden="1" w:uiPriority="39" w:unhideWhenUsed="1"/>
-    <w:lsdException w:name="toc 7" w:semiHidden="1" w:uiPriority="39" w:unhideWhenUsed="1"/>
-    <w:lsdException w:name="toc 8" w:semiHidden="1" w:uiPriority="39" w:unhideWhenUsed="1"/>
-    <w:lsdException w:name="toc 9" w:semiHidden="1" w:uiPriority="39" w:unhideWhenUsed="1"/>
+    <w:lsdException w:name="toc 1" w:uiPriority="39" w:semiHidden="1" w:unhideWhenUsed="1"/>
+    <w:lsdException w:name="toc 2" w:uiPriority="39" w:semiHidden="1" w:unhideWhenUsed="1"/>
+    <w:lsdException w:name="toc 3" w:uiPriority="39" w:semiHidden="1" w:unhideWhenUsed="1"/>
+    <w:lsdException w:name="toc 4" w:uiPriority="39" w:semiHidden="1" w:unhideWhenUsed="1"/>
+    <w:lsdException w:name="toc 5" w:uiPriority="39" w:semiHidden="1" w:unhideWhenUsed="1"/>
+    <w:lsdException w:name="toc 6" w:uiPriority="39" w:semiHidden="1" w:unhideWhenUsed="1"/>
+    <w:lsdException w:name="toc 7" w:uiPriority="39" w:semiHidden="1" w:unhideWhenUsed="1"/>
+    <w:lsdException w:name="toc 8" w:uiPriority="39" w:semiHidden="1" w:unhideWhenUsed="1"/>
+    <w:lsdException w:name="toc 9" w:uiPriority="39" w:semiHidden="1" w:unhideWhenUsed="1"/>
     <w:lsdException w:name="Normal Indent" w:semiHidden="1" w:unhideWhenUsed="1"/>
     <w:lsdException w:name="footnote text" w:semiHidden="1" w:unhideWhenUsed="1"/>
     <w:lsdException w:name="annotation text" w:semiHidden="1" w:unhideWhenUsed="1"/>
@@ -1999,7 +2753,7 @@
     <w:lsdException w:name="Title" w:uiPriority="10" w:qFormat="1"/>
     <w:lsdException w:name="Closing" w:semiHidden="1" w:unhideWhenUsed="1"/>
     <w:lsdException w:name="Signature" w:semiHidden="1" w:unhideWhenUsed="1"/>
-    <w:lsdException w:name="Default Paragraph Font" w:semiHidden="1" w:uiPriority="1" w:unhideWhenUsed="1"/>
+    <w:lsdException w:name="Default Paragraph Font" w:uiPriority="1" w:semiHidden="1" w:unhideWhenUsed="1"/>
     <w:lsdException w:name="Body Text" w:semiHidden="1" w:unhideWhenUsed="1"/>
     <w:lsdException w:name="Body Text Indent" w:semiHidden="1" w:unhideWhenUsed="1"/>
     <w:lsdException w:name="List Continue" w:semiHidden="1" w:unhideWhenUsed="1"/>
@@ -2199,8 +2953,8 @@
     <w:lsdException w:name="Subtle Reference" w:uiPriority="31" w:qFormat="1"/>
     <w:lsdException w:name="Intense Reference" w:uiPriority="32" w:qFormat="1"/>
     <w:lsdException w:name="Book Title" w:uiPriority="33" w:qFormat="1"/>
-    <w:lsdException w:name="Bibliography" w:semiHidden="1" w:uiPriority="37" w:unhideWhenUsed="1"/>
-    <w:lsdException w:name="TOC Heading" w:semiHidden="1" w:uiPriority="39" w:unhideWhenUsed="1" w:qFormat="1"/>
+    <w:lsdException w:name="Bibliography" w:uiPriority="37" w:semiHidden="1" w:unhideWhenUsed="1"/>
+    <w:lsdException w:name="TOC Heading" w:uiPriority="39" w:semiHidden="1" w:unhideWhenUsed="1" w:qFormat="1"/>
     <w:lsdException w:name="Plain Table 1" w:uiPriority="41"/>
     <w:lsdException w:name="Plain Table 2" w:uiPriority="42"/>
     <w:lsdException w:name="Plain Table 3" w:uiPriority="43"/>
@@ -2311,25 +3065,35 @@
     <w:lsdException w:name="Unresolved Mention" w:semiHidden="1" w:unhideWhenUsed="1"/>
     <w:lsdException w:name="Smart Link" w:semiHidden="1" w:unhideWhenUsed="1"/>
   </w:latentStyles>
-  <w:style w:type="paragraph" w:default="1" w:styleId="Normalny">
+  <w:style w:type="paragraph" w:styleId="Normal" w:default="1">
     <w:name w:val="Normal"/>
     <w:qFormat/>
     <w:pPr>
-      <w:suppressAutoHyphens/>
+      <w:widowControl/>
+      <w:suppressAutoHyphens w:val="true"/>
+      <w:bidi w:val="0"/>
+      <w:spacing w:before="0" w:after="0"/>
+      <w:jc w:val="left"/>
     </w:pPr>
     <w:rPr>
-      <w:lang w:eastAsia="zh-CN"/>
+      <w:rFonts w:ascii="Times New Roman" w:hAnsi="Times New Roman" w:eastAsia="Times New Roman" w:cs="Times New Roman"/>
+      <w:color w:val="auto"/>
+      <w:kern w:val="0"/>
+      <w:sz w:val="20"/>
+      <w:szCs w:val="20"/>
+      <w:lang w:eastAsia="zh-CN" w:val="pl-PL" w:bidi="ar-SA"/>
     </w:rPr>
   </w:style>
-  <w:style w:type="paragraph" w:styleId="Nagwek1">
+  <w:style w:type="paragraph" w:styleId="Heading1">
     <w:name w:val="heading 1"/>
-    <w:basedOn w:val="Normalny"/>
-    <w:next w:val="Normalny"/>
+    <w:basedOn w:val="Normal"/>
+    <w:next w:val="Normal"/>
     <w:qFormat/>
     <w:pPr>
-      <w:keepNext/>
-      <w:widowControl w:val="0"/>
+      <w:keepNext w:val="true"/>
+      <w:widowControl w:val="false"/>
       <w:numPr>
+        <w:ilvl w:val="0"/>
         <w:numId w:val="1"/>
       </w:numPr>
       <w:jc w:val="both"/>
@@ -2339,13 +3103,13 @@
       <w:sz w:val="24"/>
     </w:rPr>
   </w:style>
-  <w:style w:type="paragraph" w:styleId="Nagwek2">
+  <w:style w:type="paragraph" w:styleId="Heading2">
     <w:name w:val="heading 2"/>
-    <w:basedOn w:val="Normalny"/>
-    <w:next w:val="Normalny"/>
+    <w:basedOn w:val="Normal"/>
+    <w:next w:val="Normal"/>
     <w:qFormat/>
     <w:pPr>
-      <w:keepNext/>
+      <w:keepNext w:val="true"/>
       <w:numPr>
         <w:ilvl w:val="1"/>
         <w:numId w:val="1"/>
@@ -2359,13 +3123,13 @@
       <w:sz w:val="22"/>
     </w:rPr>
   </w:style>
-  <w:style w:type="paragraph" w:styleId="Nagwek3">
+  <w:style w:type="paragraph" w:styleId="Heading3">
     <w:name w:val="heading 3"/>
-    <w:basedOn w:val="Normalny"/>
-    <w:next w:val="Normalny"/>
+    <w:basedOn w:val="Normal"/>
+    <w:next w:val="Normal"/>
     <w:qFormat/>
     <w:pPr>
-      <w:keepNext/>
+      <w:keepNext w:val="true"/>
       <w:numPr>
         <w:ilvl w:val="2"/>
         <w:numId w:val="1"/>
@@ -2378,14 +3142,14 @@
       <w:sz w:val="28"/>
     </w:rPr>
   </w:style>
-  <w:style w:type="paragraph" w:styleId="Nagwek4">
+  <w:style w:type="paragraph" w:styleId="Heading4">
     <w:name w:val="heading 4"/>
-    <w:basedOn w:val="Normalny"/>
-    <w:next w:val="Normalny"/>
+    <w:basedOn w:val="Normal"/>
+    <w:next w:val="Normal"/>
     <w:qFormat/>
     <w:pPr>
-      <w:keepNext/>
-      <w:widowControl w:val="0"/>
+      <w:keepNext w:val="true"/>
+      <w:widowControl w:val="false"/>
       <w:numPr>
         <w:ilvl w:val="3"/>
         <w:numId w:val="1"/>
@@ -2398,269 +3162,347 @@
       <w:sz w:val="24"/>
     </w:rPr>
   </w:style>
-  <w:style w:type="character" w:default="1" w:styleId="Domylnaczcionkaakapitu">
+  <w:style w:type="character" w:styleId="DefaultParagraphFont" w:default="1">
     <w:name w:val="Default Paragraph Font"/>
     <w:uiPriority w:val="1"/>
     <w:semiHidden/>
     <w:unhideWhenUsed/>
-  </w:style>
-  <w:style w:type="table" w:default="1" w:styleId="Standardowy">
-    <w:name w:val="Normal Table"/>
-    <w:uiPriority w:val="99"/>
-    <w:semiHidden/>
-    <w:unhideWhenUsed/>
-    <w:tblPr>
-      <w:tblInd w:w="0" w:type="dxa"/>
-      <w:tblCellMar>
-        <w:top w:w="0" w:type="dxa"/>
-        <w:left w:w="108" w:type="dxa"/>
-        <w:bottom w:w="0" w:type="dxa"/>
-        <w:right w:w="108" w:type="dxa"/>
-      </w:tblCellMar>
-    </w:tblPr>
-  </w:style>
-  <w:style w:type="numbering" w:default="1" w:styleId="Bezlisty">
-    <w:name w:val="No List"/>
-    <w:uiPriority w:val="99"/>
-    <w:semiHidden/>
-    <w:unhideWhenUsed/>
-  </w:style>
-  <w:style w:type="character" w:customStyle="1" w:styleId="WW8Num1z0">
+    <w:qFormat/>
+    <w:rPr/>
+  </w:style>
+  <w:style w:type="character" w:styleId="WW8Num1z0" w:customStyle="1">
     <w:name w:val="WW8Num1z0"/>
+    <w:qFormat/>
+    <w:rPr/>
+  </w:style>
+  <w:style w:type="character" w:styleId="WW8Num1z1" w:customStyle="1">
+    <w:name w:val="WW8Num1z1"/>
+    <w:qFormat/>
+    <w:rPr/>
+  </w:style>
+  <w:style w:type="character" w:styleId="WW8Num1z2" w:customStyle="1">
+    <w:name w:val="WW8Num1z2"/>
+    <w:qFormat/>
+    <w:rPr/>
+  </w:style>
+  <w:style w:type="character" w:styleId="WW8Num1z3" w:customStyle="1">
+    <w:name w:val="WW8Num1z3"/>
+    <w:qFormat/>
+    <w:rPr/>
+  </w:style>
+  <w:style w:type="character" w:styleId="WW8Num1z4" w:customStyle="1">
+    <w:name w:val="WW8Num1z4"/>
+    <w:qFormat/>
+    <w:rPr/>
+  </w:style>
+  <w:style w:type="character" w:styleId="WW8Num1z5" w:customStyle="1">
+    <w:name w:val="WW8Num1z5"/>
+    <w:qFormat/>
+    <w:rPr/>
+  </w:style>
+  <w:style w:type="character" w:styleId="WW8Num1z6" w:customStyle="1">
+    <w:name w:val="WW8Num1z6"/>
+    <w:qFormat/>
+    <w:rPr/>
+  </w:style>
+  <w:style w:type="character" w:styleId="WW8Num1z7" w:customStyle="1">
+    <w:name w:val="WW8Num1z7"/>
+    <w:qFormat/>
+    <w:rPr/>
+  </w:style>
+  <w:style w:type="character" w:styleId="WW8Num1z8" w:customStyle="1">
+    <w:name w:val="WW8Num1z8"/>
+    <w:qFormat/>
+    <w:rPr/>
+  </w:style>
+  <w:style w:type="character" w:styleId="WW8Num2z0" w:customStyle="1">
+    <w:name w:val="WW8Num2z0"/>
+    <w:qFormat/>
+    <w:rPr/>
+  </w:style>
+  <w:style w:type="character" w:styleId="WW8Num3z0" w:customStyle="1">
+    <w:name w:val="WW8Num3z0"/>
+    <w:qFormat/>
     <w:rPr>
-      <w:rFonts w:hint="default"/>
-    </w:rPr>
-  </w:style>
-  <w:style w:type="character" w:customStyle="1" w:styleId="WW8Num1z1">
-    <w:name w:val="WW8Num1z1"/>
-  </w:style>
-  <w:style w:type="character" w:customStyle="1" w:styleId="WW8Num1z2">
-    <w:name w:val="WW8Num1z2"/>
-  </w:style>
-  <w:style w:type="character" w:customStyle="1" w:styleId="WW8Num1z3">
-    <w:name w:val="WW8Num1z3"/>
-  </w:style>
-  <w:style w:type="character" w:customStyle="1" w:styleId="WW8Num1z4">
-    <w:name w:val="WW8Num1z4"/>
-  </w:style>
-  <w:style w:type="character" w:customStyle="1" w:styleId="WW8Num1z5">
-    <w:name w:val="WW8Num1z5"/>
-  </w:style>
-  <w:style w:type="character" w:customStyle="1" w:styleId="WW8Num1z6">
-    <w:name w:val="WW8Num1z6"/>
-  </w:style>
-  <w:style w:type="character" w:customStyle="1" w:styleId="WW8Num1z7">
-    <w:name w:val="WW8Num1z7"/>
-  </w:style>
-  <w:style w:type="character" w:customStyle="1" w:styleId="WW8Num1z8">
-    <w:name w:val="WW8Num1z8"/>
-  </w:style>
-  <w:style w:type="character" w:customStyle="1" w:styleId="WW8Num2z0">
-    <w:name w:val="WW8Num2z0"/>
-    <w:rPr>
-      <w:rFonts w:hint="default"/>
-    </w:rPr>
-  </w:style>
-  <w:style w:type="character" w:customStyle="1" w:styleId="WW8Num3z0">
-    <w:name w:val="WW8Num3z0"/>
-    <w:rPr>
-      <w:rFonts w:ascii="Wingdings" w:hAnsi="Wingdings" w:cs="Wingdings" w:hint="default"/>
+      <w:rFonts w:ascii="Wingdings" w:hAnsi="Wingdings" w:cs="Wingdings"/>
       <w:sz w:val="16"/>
     </w:rPr>
   </w:style>
-  <w:style w:type="character" w:customStyle="1" w:styleId="WW8Num3z1">
+  <w:style w:type="character" w:styleId="WW8Num3z1" w:customStyle="1">
     <w:name w:val="WW8Num3z1"/>
-  </w:style>
-  <w:style w:type="character" w:customStyle="1" w:styleId="WW8Num3z2">
+    <w:qFormat/>
+    <w:rPr/>
+  </w:style>
+  <w:style w:type="character" w:styleId="WW8Num3z2" w:customStyle="1">
     <w:name w:val="WW8Num3z2"/>
-  </w:style>
-  <w:style w:type="character" w:customStyle="1" w:styleId="WW8Num3z3">
+    <w:qFormat/>
+    <w:rPr/>
+  </w:style>
+  <w:style w:type="character" w:styleId="WW8Num3z3" w:customStyle="1">
     <w:name w:val="WW8Num3z3"/>
-  </w:style>
-  <w:style w:type="character" w:customStyle="1" w:styleId="WW8Num3z4">
+    <w:qFormat/>
+    <w:rPr/>
+  </w:style>
+  <w:style w:type="character" w:styleId="WW8Num3z4" w:customStyle="1">
     <w:name w:val="WW8Num3z4"/>
-  </w:style>
-  <w:style w:type="character" w:customStyle="1" w:styleId="WW8Num3z5">
+    <w:qFormat/>
+    <w:rPr/>
+  </w:style>
+  <w:style w:type="character" w:styleId="WW8Num3z5" w:customStyle="1">
     <w:name w:val="WW8Num3z5"/>
-  </w:style>
-  <w:style w:type="character" w:customStyle="1" w:styleId="WW8Num3z6">
+    <w:qFormat/>
+    <w:rPr/>
+  </w:style>
+  <w:style w:type="character" w:styleId="WW8Num3z6" w:customStyle="1">
     <w:name w:val="WW8Num3z6"/>
-  </w:style>
-  <w:style w:type="character" w:customStyle="1" w:styleId="WW8Num3z7">
+    <w:qFormat/>
+    <w:rPr/>
+  </w:style>
+  <w:style w:type="character" w:styleId="WW8Num3z7" w:customStyle="1">
     <w:name w:val="WW8Num3z7"/>
-  </w:style>
-  <w:style w:type="character" w:customStyle="1" w:styleId="WW8Num3z8">
+    <w:qFormat/>
+    <w:rPr/>
+  </w:style>
+  <w:style w:type="character" w:styleId="WW8Num3z8" w:customStyle="1">
     <w:name w:val="WW8Num3z8"/>
-  </w:style>
-  <w:style w:type="character" w:customStyle="1" w:styleId="WW8Num4z0">
+    <w:qFormat/>
+    <w:rPr/>
+  </w:style>
+  <w:style w:type="character" w:styleId="WW8Num4z0" w:customStyle="1">
     <w:name w:val="WW8Num4z0"/>
+    <w:qFormat/>
+    <w:rPr/>
+  </w:style>
+  <w:style w:type="character" w:styleId="WW8Num5z0" w:customStyle="1">
+    <w:name w:val="WW8Num5z0"/>
+    <w:qFormat/>
     <w:rPr>
-      <w:rFonts w:hint="default"/>
-    </w:rPr>
-  </w:style>
-  <w:style w:type="character" w:customStyle="1" w:styleId="WW8Num5z0">
-    <w:name w:val="WW8Num5z0"/>
-    <w:rPr>
-      <w:rFonts w:ascii="Wingdings" w:hAnsi="Wingdings" w:cs="Wingdings" w:hint="default"/>
+      <w:rFonts w:ascii="Wingdings" w:hAnsi="Wingdings" w:cs="Wingdings"/>
       <w:sz w:val="16"/>
     </w:rPr>
   </w:style>
-  <w:style w:type="character" w:customStyle="1" w:styleId="WW8Num5z1">
+  <w:style w:type="character" w:styleId="WW8Num5z1" w:customStyle="1">
     <w:name w:val="WW8Num5z1"/>
+    <w:qFormat/>
     <w:rPr>
-      <w:rFonts w:ascii="Courier New" w:hAnsi="Courier New" w:cs="Courier New" w:hint="default"/>
+      <w:rFonts w:ascii="Courier New" w:hAnsi="Courier New" w:cs="Courier New"/>
     </w:rPr>
   </w:style>
-  <w:style w:type="character" w:customStyle="1" w:styleId="WW8Num5z2">
+  <w:style w:type="character" w:styleId="WW8Num5z2" w:customStyle="1">
     <w:name w:val="WW8Num5z2"/>
+    <w:qFormat/>
     <w:rPr>
-      <w:rFonts w:ascii="Wingdings" w:hAnsi="Wingdings" w:cs="Wingdings" w:hint="default"/>
+      <w:rFonts w:ascii="Wingdings" w:hAnsi="Wingdings" w:cs="Wingdings"/>
     </w:rPr>
   </w:style>
-  <w:style w:type="character" w:customStyle="1" w:styleId="WW8Num5z3">
+  <w:style w:type="character" w:styleId="WW8Num5z3" w:customStyle="1">
     <w:name w:val="WW8Num5z3"/>
+    <w:qFormat/>
     <w:rPr>
-      <w:rFonts w:ascii="Symbol" w:hAnsi="Symbol" w:cs="Symbol" w:hint="default"/>
+      <w:rFonts w:ascii="Symbol" w:hAnsi="Symbol" w:cs="Symbol"/>
     </w:rPr>
   </w:style>
-  <w:style w:type="character" w:customStyle="1" w:styleId="WW8Num6z0">
+  <w:style w:type="character" w:styleId="WW8Num6z0" w:customStyle="1">
     <w:name w:val="WW8Num6z0"/>
+    <w:qFormat/>
     <w:rPr>
-      <w:rFonts w:ascii="Wingdings" w:hAnsi="Wingdings" w:cs="Wingdings" w:hint="default"/>
+      <w:rFonts w:ascii="Wingdings" w:hAnsi="Wingdings" w:cs="Wingdings"/>
       <w:sz w:val="16"/>
     </w:rPr>
   </w:style>
-  <w:style w:type="character" w:customStyle="1" w:styleId="WW8Num6z1">
+  <w:style w:type="character" w:styleId="WW8Num6z1" w:customStyle="1">
     <w:name w:val="WW8Num6z1"/>
+    <w:qFormat/>
     <w:rPr>
-      <w:rFonts w:ascii="Courier New" w:hAnsi="Courier New" w:cs="Courier New" w:hint="default"/>
+      <w:rFonts w:ascii="Courier New" w:hAnsi="Courier New" w:cs="Courier New"/>
     </w:rPr>
   </w:style>
-  <w:style w:type="character" w:customStyle="1" w:styleId="WW8Num6z2">
+  <w:style w:type="character" w:styleId="WW8Num6z2" w:customStyle="1">
     <w:name w:val="WW8Num6z2"/>
+    <w:qFormat/>
     <w:rPr>
-      <w:rFonts w:ascii="Wingdings" w:hAnsi="Wingdings" w:cs="Wingdings" w:hint="default"/>
+      <w:rFonts w:ascii="Wingdings" w:hAnsi="Wingdings" w:cs="Wingdings"/>
     </w:rPr>
   </w:style>
-  <w:style w:type="character" w:customStyle="1" w:styleId="WW8Num6z3">
+  <w:style w:type="character" w:styleId="WW8Num6z3" w:customStyle="1">
     <w:name w:val="WW8Num6z3"/>
+    <w:qFormat/>
     <w:rPr>
-      <w:rFonts w:ascii="Symbol" w:hAnsi="Symbol" w:cs="Symbol" w:hint="default"/>
+      <w:rFonts w:ascii="Symbol" w:hAnsi="Symbol" w:cs="Symbol"/>
     </w:rPr>
   </w:style>
-  <w:style w:type="character" w:customStyle="1" w:styleId="WW8Num7z0">
+  <w:style w:type="character" w:styleId="WW8Num7z0" w:customStyle="1">
     <w:name w:val="WW8Num7z0"/>
+    <w:qFormat/>
+    <w:rPr/>
+  </w:style>
+  <w:style w:type="character" w:styleId="WW8Num7z1" w:customStyle="1">
+    <w:name w:val="WW8Num7z1"/>
+    <w:qFormat/>
+    <w:rPr/>
+  </w:style>
+  <w:style w:type="character" w:styleId="WW8Num7z2" w:customStyle="1">
+    <w:name w:val="WW8Num7z2"/>
+    <w:qFormat/>
+    <w:rPr/>
+  </w:style>
+  <w:style w:type="character" w:styleId="WW8Num7z3" w:customStyle="1">
+    <w:name w:val="WW8Num7z3"/>
+    <w:qFormat/>
+    <w:rPr/>
+  </w:style>
+  <w:style w:type="character" w:styleId="WW8Num7z4" w:customStyle="1">
+    <w:name w:val="WW8Num7z4"/>
+    <w:qFormat/>
+    <w:rPr/>
+  </w:style>
+  <w:style w:type="character" w:styleId="WW8Num7z5" w:customStyle="1">
+    <w:name w:val="WW8Num7z5"/>
+    <w:qFormat/>
+    <w:rPr/>
+  </w:style>
+  <w:style w:type="character" w:styleId="WW8Num7z6" w:customStyle="1">
+    <w:name w:val="WW8Num7z6"/>
+    <w:qFormat/>
+    <w:rPr/>
+  </w:style>
+  <w:style w:type="character" w:styleId="WW8Num7z7" w:customStyle="1">
+    <w:name w:val="WW8Num7z7"/>
+    <w:qFormat/>
+    <w:rPr/>
+  </w:style>
+  <w:style w:type="character" w:styleId="WW8Num7z8" w:customStyle="1">
+    <w:name w:val="WW8Num7z8"/>
+    <w:qFormat/>
+    <w:rPr/>
+  </w:style>
+  <w:style w:type="character" w:styleId="WW8Num8z0" w:customStyle="1">
+    <w:name w:val="WW8Num8z0"/>
+    <w:qFormat/>
     <w:rPr>
-      <w:rFonts w:hint="default"/>
-    </w:rPr>
-  </w:style>
-  <w:style w:type="character" w:customStyle="1" w:styleId="WW8Num7z1">
-    <w:name w:val="WW8Num7z1"/>
-  </w:style>
-  <w:style w:type="character" w:customStyle="1" w:styleId="WW8Num7z2">
-    <w:name w:val="WW8Num7z2"/>
-  </w:style>
-  <w:style w:type="character" w:customStyle="1" w:styleId="WW8Num7z3">
-    <w:name w:val="WW8Num7z3"/>
-  </w:style>
-  <w:style w:type="character" w:customStyle="1" w:styleId="WW8Num7z4">
-    <w:name w:val="WW8Num7z4"/>
-  </w:style>
-  <w:style w:type="character" w:customStyle="1" w:styleId="WW8Num7z5">
-    <w:name w:val="WW8Num7z5"/>
-  </w:style>
-  <w:style w:type="character" w:customStyle="1" w:styleId="WW8Num7z6">
-    <w:name w:val="WW8Num7z6"/>
-  </w:style>
-  <w:style w:type="character" w:customStyle="1" w:styleId="WW8Num7z7">
-    <w:name w:val="WW8Num7z7"/>
-  </w:style>
-  <w:style w:type="character" w:customStyle="1" w:styleId="WW8Num7z8">
-    <w:name w:val="WW8Num7z8"/>
-  </w:style>
-  <w:style w:type="character" w:customStyle="1" w:styleId="WW8Num8z0">
-    <w:name w:val="WW8Num8z0"/>
-    <w:rPr>
-      <w:rFonts w:ascii="Wingdings" w:hAnsi="Wingdings" w:cs="Wingdings" w:hint="default"/>
+      <w:rFonts w:ascii="Wingdings" w:hAnsi="Wingdings" w:cs="Wingdings"/>
       <w:sz w:val="16"/>
     </w:rPr>
   </w:style>
-  <w:style w:type="character" w:customStyle="1" w:styleId="WW8Num8z1">
+  <w:style w:type="character" w:styleId="WW8Num8z1" w:customStyle="1">
     <w:name w:val="WW8Num8z1"/>
-  </w:style>
-  <w:style w:type="character" w:customStyle="1" w:styleId="WW8Num8z2">
+    <w:qFormat/>
+    <w:rPr/>
+  </w:style>
+  <w:style w:type="character" w:styleId="WW8Num8z2" w:customStyle="1">
     <w:name w:val="WW8Num8z2"/>
-  </w:style>
-  <w:style w:type="character" w:customStyle="1" w:styleId="WW8Num8z3">
+    <w:qFormat/>
+    <w:rPr/>
+  </w:style>
+  <w:style w:type="character" w:styleId="WW8Num8z3" w:customStyle="1">
     <w:name w:val="WW8Num8z3"/>
-  </w:style>
-  <w:style w:type="character" w:customStyle="1" w:styleId="WW8Num8z4">
+    <w:qFormat/>
+    <w:rPr/>
+  </w:style>
+  <w:style w:type="character" w:styleId="WW8Num8z4" w:customStyle="1">
     <w:name w:val="WW8Num8z4"/>
-  </w:style>
-  <w:style w:type="character" w:customStyle="1" w:styleId="WW8Num8z5">
+    <w:qFormat/>
+    <w:rPr/>
+  </w:style>
+  <w:style w:type="character" w:styleId="WW8Num8z5" w:customStyle="1">
     <w:name w:val="WW8Num8z5"/>
-  </w:style>
-  <w:style w:type="character" w:customStyle="1" w:styleId="WW8Num8z6">
+    <w:qFormat/>
+    <w:rPr/>
+  </w:style>
+  <w:style w:type="character" w:styleId="WW8Num8z6" w:customStyle="1">
     <w:name w:val="WW8Num8z6"/>
-  </w:style>
-  <w:style w:type="character" w:customStyle="1" w:styleId="WW8Num8z7">
+    <w:qFormat/>
+    <w:rPr/>
+  </w:style>
+  <w:style w:type="character" w:styleId="WW8Num8z7" w:customStyle="1">
     <w:name w:val="WW8Num8z7"/>
-  </w:style>
-  <w:style w:type="character" w:customStyle="1" w:styleId="WW8Num8z8">
+    <w:qFormat/>
+    <w:rPr/>
+  </w:style>
+  <w:style w:type="character" w:styleId="WW8Num8z8" w:customStyle="1">
     <w:name w:val="WW8Num8z8"/>
-  </w:style>
-  <w:style w:type="character" w:customStyle="1" w:styleId="Domylnaczcionkaakapitu1">
+    <w:qFormat/>
+    <w:rPr/>
+  </w:style>
+  <w:style w:type="character" w:styleId="Domylnaczcionkaakapitu1" w:customStyle="1">
     <w:name w:val="Domyślna czcionka akapitu1"/>
-  </w:style>
-  <w:style w:type="character" w:customStyle="1" w:styleId="Odwoaniedokomentarza1">
+    <w:qFormat/>
+    <w:rPr/>
+  </w:style>
+  <w:style w:type="character" w:styleId="Odwoaniedokomentarza1" w:customStyle="1">
     <w:name w:val="Odwołanie do komentarza1"/>
+    <w:qFormat/>
     <w:rPr>
       <w:sz w:val="16"/>
       <w:szCs w:val="16"/>
     </w:rPr>
   </w:style>
-  <w:style w:type="character" w:customStyle="1" w:styleId="TekstdymkaZnak">
+  <w:style w:type="character" w:styleId="TekstdymkaZnak" w:customStyle="1">
     <w:name w:val="Tekst dymka Znak"/>
+    <w:qFormat/>
     <w:rPr>
       <w:rFonts w:ascii="Segoe UI" w:hAnsi="Segoe UI" w:cs="Segoe UI"/>
       <w:sz w:val="18"/>
       <w:szCs w:val="18"/>
     </w:rPr>
   </w:style>
-  <w:style w:type="paragraph" w:customStyle="1" w:styleId="Nagwek10">
-    <w:name w:val="Nagłówek1"/>
-    <w:basedOn w:val="Normalny"/>
-    <w:next w:val="Tekstpodstawowy"/>
+  <w:style w:type="character" w:styleId="NagwekZnak" w:customStyle="1">
+    <w:name w:val="Nagłówek Znak"/>
+    <w:link w:val="Header"/>
+    <w:uiPriority w:val="99"/>
+    <w:qFormat/>
+    <w:rsid w:val="00d03a24"/>
+    <w:rPr>
+      <w:lang w:val="pl-PL" w:eastAsia="zh-CN"/>
+    </w:rPr>
+  </w:style>
+  <w:style w:type="character" w:styleId="StopkaZnak" w:customStyle="1">
+    <w:name w:val="Stopka Znak"/>
+    <w:link w:val="Footer"/>
+    <w:uiPriority w:val="99"/>
+    <w:qFormat/>
+    <w:rsid w:val="00d03a24"/>
+    <w:rPr>
+      <w:lang w:val="pl-PL" w:eastAsia="zh-CN"/>
+    </w:rPr>
+  </w:style>
+  <w:style w:type="paragraph" w:styleId="Heading">
+    <w:name w:val="Heading"/>
+    <w:basedOn w:val="Normal"/>
+    <w:next w:val="BodyText"/>
+    <w:qFormat/>
     <w:pPr>
-      <w:widowControl w:val="0"/>
-      <w:jc w:val="center"/>
+      <w:keepNext w:val="true"/>
+      <w:spacing w:before="240" w:after="120"/>
     </w:pPr>
     <w:rPr>
-      <w:b/>
-      <w:sz w:val="24"/>
+      <w:rFonts w:ascii="Liberation Sans" w:hAnsi="Liberation Sans" w:eastAsia="Arial Unicode MS" w:cs="Arial Unicode MS"/>
+      <w:sz w:val="28"/>
+      <w:szCs w:val="28"/>
     </w:rPr>
   </w:style>
-  <w:style w:type="paragraph" w:styleId="Tekstpodstawowy">
+  <w:style w:type="paragraph" w:styleId="BodyText">
     <w:name w:val="Body Text"/>
-    <w:basedOn w:val="Normalny"/>
+    <w:basedOn w:val="Normal"/>
     <w:pPr>
-      <w:widowControl w:val="0"/>
+      <w:widowControl w:val="false"/>
       <w:jc w:val="both"/>
     </w:pPr>
     <w:rPr>
       <w:sz w:val="24"/>
     </w:rPr>
   </w:style>
-  <w:style w:type="paragraph" w:styleId="Lista">
+  <w:style w:type="paragraph" w:styleId="List">
     <w:name w:val="List"/>
-    <w:basedOn w:val="Tekstpodstawowy"/>
+    <w:basedOn w:val="BodyText"/>
+    <w:pPr/>
     <w:rPr>
       <w:rFonts w:cs="Lucida Sans"/>
     </w:rPr>
   </w:style>
-  <w:style w:type="paragraph" w:styleId="Legenda">
+  <w:style w:type="paragraph" w:styleId="Caption">
     <w:name w:val="caption"/>
-    <w:basedOn w:val="Normalny"/>
+    <w:basedOn w:val="Normal"/>
     <w:qFormat/>
     <w:pPr>
       <w:suppressLineNumbers/>
@@ -2674,9 +3516,35 @@
       <w:szCs w:val="24"/>
     </w:rPr>
   </w:style>
-  <w:style w:type="paragraph" w:customStyle="1" w:styleId="Indeks">
+  <w:style w:type="paragraph" w:styleId="Index">
+    <w:name w:val="Index"/>
+    <w:basedOn w:val="Normal"/>
+    <w:qFormat/>
+    <w:pPr>
+      <w:suppressLineNumbers/>
+    </w:pPr>
+    <w:rPr>
+      <w:rFonts w:cs="Arial Unicode MS"/>
+    </w:rPr>
+  </w:style>
+  <w:style w:type="paragraph" w:styleId="Nagwek1" w:customStyle="1">
+    <w:name w:val="Nagłówek1"/>
+    <w:basedOn w:val="Normal"/>
+    <w:next w:val="BodyText"/>
+    <w:qFormat/>
+    <w:pPr>
+      <w:widowControl w:val="false"/>
+      <w:jc w:val="center"/>
+    </w:pPr>
+    <w:rPr>
+      <w:b/>
+      <w:sz w:val="24"/>
+    </w:rPr>
+  </w:style>
+  <w:style w:type="paragraph" w:styleId="Indeks" w:customStyle="1">
     <w:name w:val="Indeks"/>
-    <w:basedOn w:val="Normalny"/>
+    <w:basedOn w:val="Normal"/>
+    <w:qFormat/>
     <w:pPr>
       <w:suppressLineNumbers/>
     </w:pPr>
@@ -2684,11 +3552,11 @@
       <w:rFonts w:cs="Lucida Sans"/>
     </w:rPr>
   </w:style>
-  <w:style w:type="paragraph" w:styleId="Tekstpodstawowywcity">
+  <w:style w:type="paragraph" w:styleId="BodyTextIndent">
     <w:name w:val="Body Text Indent"/>
-    <w:basedOn w:val="Normalny"/>
+    <w:basedOn w:val="Normal"/>
     <w:pPr>
-      <w:widowControl w:val="0"/>
+      <w:widowControl w:val="false"/>
       <w:ind w:right="140"/>
       <w:jc w:val="both"/>
     </w:pPr>
@@ -2696,22 +3564,28 @@
       <w:sz w:val="24"/>
     </w:rPr>
   </w:style>
-  <w:style w:type="paragraph" w:customStyle="1" w:styleId="Tekstpodstawowy31">
+  <w:style w:type="paragraph" w:styleId="Tekstpodstawowy31" w:customStyle="1">
     <w:name w:val="Tekst podstawowy 31"/>
-    <w:basedOn w:val="Normalny"/>
+    <w:basedOn w:val="Normal"/>
+    <w:qFormat/>
+    <w:pPr/>
     <w:rPr>
       <w:i/>
       <w:sz w:val="24"/>
       <w:vertAlign w:val="superscript"/>
     </w:rPr>
   </w:style>
-  <w:style w:type="paragraph" w:customStyle="1" w:styleId="Tekstkomentarza1">
+  <w:style w:type="paragraph" w:styleId="Tekstkomentarza1" w:customStyle="1">
     <w:name w:val="Tekst komentarza1"/>
-    <w:basedOn w:val="Normalny"/>
-  </w:style>
-  <w:style w:type="paragraph" w:customStyle="1" w:styleId="Tekstpodstawowy21">
+    <w:basedOn w:val="Normal"/>
+    <w:qFormat/>
+    <w:pPr/>
+    <w:rPr/>
+  </w:style>
+  <w:style w:type="paragraph" w:styleId="Tekstpodstawowy21" w:customStyle="1">
     <w:name w:val="Tekst podstawowy 21"/>
-    <w:basedOn w:val="Normalny"/>
+    <w:basedOn w:val="Normal"/>
+    <w:qFormat/>
     <w:pPr>
       <w:jc w:val="both"/>
     </w:pPr>
@@ -2719,29 +3593,37 @@
       <w:sz w:val="22"/>
     </w:rPr>
   </w:style>
-  <w:style w:type="paragraph" w:customStyle="1" w:styleId="Tekstdymka1">
+  <w:style w:type="paragraph" w:styleId="Tekstdymka1" w:customStyle="1">
     <w:name w:val="Tekst dymka1"/>
-    <w:basedOn w:val="Normalny"/>
+    <w:basedOn w:val="Normal"/>
+    <w:qFormat/>
+    <w:pPr/>
     <w:rPr>
       <w:rFonts w:ascii="Segoe UI" w:hAnsi="Segoe UI" w:cs="Segoe UI"/>
       <w:sz w:val="18"/>
       <w:szCs w:val="18"/>
     </w:rPr>
   </w:style>
-  <w:style w:type="paragraph" w:customStyle="1" w:styleId="Zawartoramki">
+  <w:style w:type="paragraph" w:styleId="Zawartoramki" w:customStyle="1">
     <w:name w:val="Zawartość ramki"/>
-    <w:basedOn w:val="Normalny"/>
-  </w:style>
-  <w:style w:type="paragraph" w:customStyle="1" w:styleId="Zawartotabeli">
+    <w:basedOn w:val="Normal"/>
+    <w:qFormat/>
+    <w:pPr/>
+    <w:rPr/>
+  </w:style>
+  <w:style w:type="paragraph" w:styleId="Zawartotabeli" w:customStyle="1">
     <w:name w:val="Zawartość tabeli"/>
-    <w:basedOn w:val="Normalny"/>
+    <w:basedOn w:val="Normal"/>
+    <w:qFormat/>
     <w:pPr>
       <w:suppressLineNumbers/>
     </w:pPr>
-  </w:style>
-  <w:style w:type="paragraph" w:customStyle="1" w:styleId="Nagwektabeli">
+    <w:rPr/>
+  </w:style>
+  <w:style w:type="paragraph" w:styleId="Nagwektabeli" w:customStyle="1">
     <w:name w:val="Nagłówek tabeli"/>
     <w:basedOn w:val="Zawartotabeli"/>
+    <w:qFormat/>
     <w:pPr>
       <w:jc w:val="center"/>
     </w:pPr>
@@ -2750,85 +3632,104 @@
       <w:bCs/>
     </w:rPr>
   </w:style>
-  <w:style w:type="paragraph" w:styleId="Nagwek">
+  <w:style w:type="paragraph" w:styleId="HeaderandFooter">
+    <w:name w:val="Header and Footer"/>
+    <w:basedOn w:val="Normal"/>
+    <w:qFormat/>
+    <w:pPr/>
+    <w:rPr/>
+  </w:style>
+  <w:style w:type="paragraph" w:styleId="Header">
     <w:name w:val="header"/>
-    <w:basedOn w:val="Normalny"/>
+    <w:basedOn w:val="Normal"/>
     <w:link w:val="NagwekZnak"/>
     <w:uiPriority w:val="99"/>
     <w:unhideWhenUsed/>
-    <w:rsid w:val="00D03A24"/>
+    <w:rsid w:val="00d03a24"/>
     <w:pPr>
       <w:tabs>
-        <w:tab w:val="center" w:pos="4536"/>
-        <w:tab w:val="right" w:pos="9072"/>
+        <w:tab w:val="clear" w:pos="708"/>
+        <w:tab w:val="center" w:pos="4536" w:leader="none"/>
+        <w:tab w:val="right" w:pos="9072" w:leader="none"/>
       </w:tabs>
     </w:pPr>
-  </w:style>
-  <w:style w:type="character" w:customStyle="1" w:styleId="NagwekZnak">
-    <w:name w:val="Nagłówek Znak"/>
-    <w:link w:val="Nagwek"/>
-    <w:uiPriority w:val="99"/>
-    <w:rsid w:val="00D03A24"/>
-    <w:rPr>
-      <w:lang w:val="pl-PL" w:eastAsia="zh-CN"/>
-    </w:rPr>
-  </w:style>
-  <w:style w:type="paragraph" w:styleId="Stopka">
+    <w:rPr/>
+  </w:style>
+  <w:style w:type="paragraph" w:styleId="Footer">
     <w:name w:val="footer"/>
-    <w:basedOn w:val="Normalny"/>
+    <w:basedOn w:val="Normal"/>
     <w:link w:val="StopkaZnak"/>
     <w:uiPriority w:val="99"/>
     <w:unhideWhenUsed/>
-    <w:rsid w:val="00D03A24"/>
+    <w:rsid w:val="00d03a24"/>
     <w:pPr>
       <w:tabs>
-        <w:tab w:val="center" w:pos="4536"/>
-        <w:tab w:val="right" w:pos="9072"/>
+        <w:tab w:val="clear" w:pos="708"/>
+        <w:tab w:val="center" w:pos="4536" w:leader="none"/>
+        <w:tab w:val="right" w:pos="9072" w:leader="none"/>
       </w:tabs>
     </w:pPr>
-  </w:style>
-  <w:style w:type="character" w:customStyle="1" w:styleId="StopkaZnak">
-    <w:name w:val="Stopka Znak"/>
-    <w:link w:val="Stopka"/>
+    <w:rPr/>
+  </w:style>
+  <w:style w:type="paragraph" w:styleId="Tre5b07tekstu" w:customStyle="1">
+    <w:name w:val="Treś5bć07 tekstu"/>
+    <w:basedOn w:val="Normal"/>
     <w:uiPriority w:val="99"/>
-    <w:rsid w:val="00D03A24"/>
-    <w:rPr>
-      <w:lang w:val="pl-PL" w:eastAsia="zh-CN"/>
-    </w:rPr>
-  </w:style>
-  <w:style w:type="paragraph" w:customStyle="1" w:styleId="Tre5b07tekstu">
-    <w:name w:val="Treś5bć07 tekstu"/>
-    <w:basedOn w:val="Normalny"/>
-    <w:uiPriority w:val="99"/>
-    <w:rsid w:val="00290CBA"/>
+    <w:qFormat/>
+    <w:rsid w:val="00290cba"/>
     <w:pPr>
-      <w:suppressAutoHyphens w:val="0"/>
-      <w:autoSpaceDE w:val="0"/>
-      <w:autoSpaceDN w:val="0"/>
-      <w:adjustRightInd w:val="0"/>
-      <w:spacing w:line="288" w:lineRule="auto"/>
+      <w:suppressAutoHyphens w:val="false"/>
+      <w:spacing w:lineRule="auto" w:line="288"/>
       <w:jc w:val="both"/>
     </w:pPr>
     <w:rPr>
-      <w:rFonts w:ascii="Arial" w:hAnsi="Liberation Serif" w:cs="Arial"/>
+      <w:rFonts w:ascii="Arial" w:hAnsi="Arial" w:cs="Arial"/>
       <w:w w:val="90"/>
       <w:sz w:val="14"/>
       <w:szCs w:val="14"/>
       <w:lang w:eastAsia="pl-PL"/>
     </w:rPr>
   </w:style>
+  <w:style w:type="paragraph" w:styleId="FrameContents">
+    <w:name w:val="Frame Contents"/>
+    <w:basedOn w:val="Normal"/>
+    <w:qFormat/>
+    <w:pPr/>
+    <w:rPr/>
+  </w:style>
+  <w:style w:type="numbering" w:styleId="NoList" w:default="1">
+    <w:name w:val="No List"/>
+    <w:uiPriority w:val="99"/>
+    <w:semiHidden/>
+    <w:unhideWhenUsed/>
+    <w:qFormat/>
+  </w:style>
+  <w:style w:type="table" w:default="1" w:styleId="Standardowy">
+    <w:name w:val="Normal Table"/>
+    <w:uiPriority w:val="99"/>
+    <w:semiHidden/>
+    <w:unhideWhenUsed/>
+    <w:tblPr>
+      <w:tblCellMar>
+        <w:top w:w="0" w:type="dxa"/>
+        <w:left w:w="108" w:type="dxa"/>
+        <w:bottom w:w="0" w:type="dxa"/>
+        <w:right w:w="108" w:type="dxa"/>
+      </w:tblCellMar>
+    </w:tblPr>
+  </w:style>
 </w:styles>
 </file>
 
 <file path=word/theme/theme1.xml><?xml version="1.0" encoding="utf-8"?>
-<a:theme xmlns:a="http://schemas.openxmlformats.org/drawingml/2006/main" name="Office Theme">
+<a:theme xmlns:a="http://schemas.openxmlformats.org/drawingml/2006/main" xmlns:r="http://schemas.openxmlformats.org/officeDocument/2006/relationships" name="Office Theme">
   <a:themeElements>
     <a:clrScheme name="Office">
       <a:dk1>
-        <a:sysClr val="windowText" lastClr="000000"/>
+        <a:srgbClr val="000000"/>
       </a:dk1>
       <a:lt1>
-        <a:sysClr val="window" lastClr="FFFFFF"/>
+        <a:srgbClr val="FFFFFF"/>
       </a:lt1>
       <a:dk2>
         <a:srgbClr val="44546A"/>
@@ -2863,153 +3764,55 @@
     </a:clrScheme>
     <a:fontScheme name="Office">
       <a:majorFont>
-        <a:latin typeface="Calibri Light" panose="020F0302020204030204"/>
+        <a:latin typeface="Calibri Light" panose="020F0302020204030204" pitchFamily="0" charset="1"/>
         <a:ea typeface=""/>
         <a:cs typeface=""/>
-        <a:font script="Jpan" typeface="游ゴシック Light"/>
-        <a:font script="Hang" typeface="맑은 고딕"/>
-        <a:font script="Hans" typeface="等线 Light"/>
-        <a:font script="Hant" typeface="新細明體"/>
-        <a:font script="Arab" typeface="Times New Roman"/>
-        <a:font script="Hebr" typeface="Times New Roman"/>
-        <a:font script="Thai" typeface="Angsana New"/>
-        <a:font script="Ethi" typeface="Nyala"/>
-        <a:font script="Beng" typeface="Vrinda"/>
-        <a:font script="Gujr" typeface="Shruti"/>
-        <a:font script="Khmr" typeface="MoolBoran"/>
-        <a:font script="Knda" typeface="Tunga"/>
-        <a:font script="Guru" typeface="Raavi"/>
-        <a:font script="Cans" typeface="Euphemia"/>
-        <a:font script="Cher" typeface="Plantagenet Cherokee"/>
-        <a:font script="Yiii" typeface="Microsoft Yi Baiti"/>
-        <a:font script="Tibt" typeface="Microsoft Himalaya"/>
-        <a:font script="Thaa" typeface="MV Boli"/>
-        <a:font script="Deva" typeface="Mangal"/>
-        <a:font script="Telu" typeface="Gautami"/>
-        <a:font script="Taml" typeface="Latha"/>
-        <a:font script="Syrc" typeface="Estrangelo Edessa"/>
-        <a:font script="Orya" typeface="Kalinga"/>
-        <a:font script="Mlym" typeface="Kartika"/>
-        <a:font script="Laoo" typeface="DokChampa"/>
-        <a:font script="Sinh" typeface="Iskoola Pota"/>
-        <a:font script="Mong" typeface="Mongolian Baiti"/>
-        <a:font script="Viet" typeface="Times New Roman"/>
-        <a:font script="Uigh" typeface="Microsoft Uighur"/>
-        <a:font script="Geor" typeface="Sylfaen"/>
-        <a:font script="Armn" typeface="Arial"/>
-        <a:font script="Bugi" typeface="Leelawadee UI"/>
-        <a:font script="Bopo" typeface="Microsoft JhengHei"/>
-        <a:font script="Java" typeface="Javanese Text"/>
-        <a:font script="Lisu" typeface="Segoe UI"/>
-        <a:font script="Mymr" typeface="Myanmar Text"/>
-        <a:font script="Nkoo" typeface="Ebrima"/>
-        <a:font script="Olck" typeface="Nirmala UI"/>
-        <a:font script="Osma" typeface="Ebrima"/>
-        <a:font script="Phag" typeface="Phagspa"/>
-        <a:font script="Syrn" typeface="Estrangelo Edessa"/>
-        <a:font script="Syrj" typeface="Estrangelo Edessa"/>
-        <a:font script="Syre" typeface="Estrangelo Edessa"/>
-        <a:font script="Sora" typeface="Nirmala UI"/>
-        <a:font script="Tale" typeface="Microsoft Tai Le"/>
-        <a:font script="Talu" typeface="Microsoft New Tai Lue"/>
-        <a:font script="Tfng" typeface="Ebrima"/>
       </a:majorFont>
       <a:minorFont>
-        <a:latin typeface="Calibri" panose="020F0502020204030204"/>
+        <a:latin typeface="Calibri" panose="020F0502020204030204" pitchFamily="0" charset="1"/>
         <a:ea typeface=""/>
         <a:cs typeface=""/>
-        <a:font script="Jpan" typeface="游明朝"/>
-        <a:font script="Hang" typeface="맑은 고딕"/>
-        <a:font script="Hans" typeface="等线"/>
-        <a:font script="Hant" typeface="新細明體"/>
-        <a:font script="Arab" typeface="Arial"/>
-        <a:font script="Hebr" typeface="Arial"/>
-        <a:font script="Thai" typeface="Cordia New"/>
-        <a:font script="Ethi" typeface="Nyala"/>
-        <a:font script="Beng" typeface="Vrinda"/>
-        <a:font script="Gujr" typeface="Shruti"/>
-        <a:font script="Khmr" typeface="DaunPenh"/>
-        <a:font script="Knda" typeface="Tunga"/>
-        <a:font script="Guru" typeface="Raavi"/>
-        <a:font script="Cans" typeface="Euphemia"/>
-        <a:font script="Cher" typeface="Plantagenet Cherokee"/>
-        <a:font script="Yiii" typeface="Microsoft Yi Baiti"/>
-        <a:font script="Tibt" typeface="Microsoft Himalaya"/>
-        <a:font script="Thaa" typeface="MV Boli"/>
-        <a:font script="Deva" typeface="Mangal"/>
-        <a:font script="Telu" typeface="Gautami"/>
-        <a:font script="Taml" typeface="Latha"/>
-        <a:font script="Syrc" typeface="Estrangelo Edessa"/>
-        <a:font script="Orya" typeface="Kalinga"/>
-        <a:font script="Mlym" typeface="Kartika"/>
-        <a:font script="Laoo" typeface="DokChampa"/>
-        <a:font script="Sinh" typeface="Iskoola Pota"/>
-        <a:font script="Mong" typeface="Mongolian Baiti"/>
-        <a:font script="Viet" typeface="Arial"/>
-        <a:font script="Uigh" typeface="Microsoft Uighur"/>
-        <a:font script="Geor" typeface="Sylfaen"/>
-        <a:font script="Armn" typeface="Arial"/>
-        <a:font script="Bugi" typeface="Leelawadee UI"/>
-        <a:font script="Bopo" typeface="Microsoft JhengHei"/>
-        <a:font script="Java" typeface="Javanese Text"/>
-        <a:font script="Lisu" typeface="Segoe UI"/>
-        <a:font script="Mymr" typeface="Myanmar Text"/>
-        <a:font script="Nkoo" typeface="Ebrima"/>
-        <a:font script="Olck" typeface="Nirmala UI"/>
-        <a:font script="Osma" typeface="Ebrima"/>
-        <a:font script="Phag" typeface="Phagspa"/>
-        <a:font script="Syrn" typeface="Estrangelo Edessa"/>
-        <a:font script="Syrj" typeface="Estrangelo Edessa"/>
-        <a:font script="Syre" typeface="Estrangelo Edessa"/>
-        <a:font script="Sora" typeface="Nirmala UI"/>
-        <a:font script="Tale" typeface="Microsoft Tai Le"/>
-        <a:font script="Talu" typeface="Microsoft New Tai Lue"/>
-        <a:font script="Tfng" typeface="Ebrima"/>
       </a:minorFont>
     </a:fontScheme>
-    <a:fmtScheme name="Office">
+    <a:fmtScheme>
       <a:fillStyleLst>
         <a:solidFill>
           <a:schemeClr val="phClr"/>
         </a:solidFill>
-        <a:gradFill rotWithShape="1">
+        <a:gradFill>
           <a:gsLst>
             <a:gs pos="0">
               <a:schemeClr val="phClr">
                 <a:lumMod val="110000"/>
-                <a:satMod val="105000"/>
                 <a:tint val="67000"/>
               </a:schemeClr>
             </a:gs>
             <a:gs pos="50000">
               <a:schemeClr val="phClr">
                 <a:lumMod val="105000"/>
-                <a:satMod val="103000"/>
                 <a:tint val="73000"/>
               </a:schemeClr>
             </a:gs>
             <a:gs pos="100000">
               <a:schemeClr val="phClr">
                 <a:lumMod val="105000"/>
-                <a:satMod val="109000"/>
                 <a:tint val="81000"/>
               </a:schemeClr>
             </a:gs>
           </a:gsLst>
           <a:lin ang="5400000" scaled="0"/>
+          <a:tileRect l="0" t="0" r="0" b="0"/>
         </a:gradFill>
-        <a:gradFill rotWithShape="1">
+        <a:gradFill>
           <a:gsLst>
             <a:gs pos="0">
               <a:schemeClr val="phClr">
-                <a:satMod val="103000"/>
                 <a:lumMod val="102000"/>
                 <a:tint val="94000"/>
               </a:schemeClr>
             </a:gs>
             <a:gs pos="50000">
               <a:schemeClr val="phClr">
-                <a:satMod val="110000"/>
                 <a:lumMod val="100000"/>
                 <a:shade val="100000"/>
               </a:schemeClr>
@@ -3017,33 +3820,24 @@
             <a:gs pos="100000">
               <a:schemeClr val="phClr">
                 <a:lumMod val="99000"/>
-                <a:satMod val="120000"/>
                 <a:shade val="78000"/>
               </a:schemeClr>
             </a:gs>
           </a:gsLst>
           <a:lin ang="5400000" scaled="0"/>
+          <a:tileRect l="0" t="0" r="0" b="0"/>
         </a:gradFill>
       </a:fillStyleLst>
       <a:lnStyleLst>
         <a:ln w="6350" cap="flat" cmpd="sng" algn="ctr">
-          <a:solidFill>
-            <a:schemeClr val="phClr"/>
-          </a:solidFill>
           <a:prstDash val="solid"/>
           <a:miter lim="800000"/>
         </a:ln>
         <a:ln w="12700" cap="flat" cmpd="sng" algn="ctr">
-          <a:solidFill>
-            <a:schemeClr val="phClr"/>
-          </a:solidFill>
           <a:prstDash val="solid"/>
           <a:miter lim="800000"/>
         </a:ln>
         <a:ln w="19050" cap="flat" cmpd="sng" algn="ctr">
-          <a:solidFill>
-            <a:schemeClr val="phClr"/>
-          </a:solidFill>
           <a:prstDash val="solid"/>
           <a:miter lim="800000"/>
         </a:ln>
@@ -3056,13 +3850,7 @@
           <a:effectLst/>
         </a:effectStyle>
         <a:effectStyle>
-          <a:effectLst>
-            <a:outerShdw blurRad="57150" dist="19050" dir="5400000" algn="ctr" rotWithShape="0">
-              <a:srgbClr val="000000">
-                <a:alpha val="63000"/>
-              </a:srgbClr>
-            </a:outerShdw>
-          </a:effectLst>
+          <a:effectLst/>
         </a:effectStyle>
       </a:effectStyleLst>
       <a:bgFillStyleLst>
@@ -3072,15 +3860,13 @@
         <a:solidFill>
           <a:schemeClr val="phClr">
             <a:tint val="95000"/>
-            <a:satMod val="170000"/>
           </a:schemeClr>
         </a:solidFill>
-        <a:gradFill rotWithShape="1">
+        <a:gradFill>
           <a:gsLst>
             <a:gs pos="0">
               <a:schemeClr val="phClr">
                 <a:tint val="93000"/>
-                <a:satMod val="150000"/>
                 <a:shade val="98000"/>
                 <a:lumMod val="102000"/>
               </a:schemeClr>
@@ -3088,7 +3874,6 @@
             <a:gs pos="50000">
               <a:schemeClr val="phClr">
                 <a:tint val="98000"/>
-                <a:satMod val="130000"/>
                 <a:shade val="90000"/>
                 <a:lumMod val="103000"/>
               </a:schemeClr>
@@ -3096,21 +3881,14 @@
             <a:gs pos="100000">
               <a:schemeClr val="phClr">
                 <a:shade val="63000"/>
-                <a:satMod val="120000"/>
               </a:schemeClr>
             </a:gs>
           </a:gsLst>
           <a:lin ang="5400000" scaled="0"/>
+          <a:tileRect l="0" t="0" r="0" b="0"/>
         </a:gradFill>
       </a:bgFillStyleLst>
     </a:fmtScheme>
   </a:themeElements>
-  <a:objectDefaults/>
-  <a:extraClrSchemeLst/>
-  <a:extLst>
-    <a:ext uri="{05A4C25C-085E-4340-85A3-A5531E510DB2}">
-      <thm15:themeFamily xmlns:thm15="http://schemas.microsoft.com/office/thememl/2012/main" name="Office Theme" id="{62F939B6-93AF-4DB8-9C6B-D6C7DFDC589F}" vid="{4A3C46E8-61CC-4603-A589-7422A47A8E4A}"/>
-    </a:ext>
-  </a:extLst>
 </a:theme>
 </file>